--- a/public/template_v15.docx
+++ b/public/template_v15.docx
@@ -7,7 +7,7 @@
         <w:pStyle w:val="Body"/>
         <w:jc w:val="center"/>
         <w:rPr>
-          <w:rFonts w:ascii="Angsana New" w:eastAsia="Times New Roman" w:hAnsi="Angsana New" w:cs="Angsana New"/>
+          <w:rFonts w:ascii="TH Sarabun New" w:eastAsia="Times New Roman" w:hAnsi="TH Sarabun New" w:cs="TH Sarabun New"/>
           <w:b/>
           <w:bCs/>
           <w:color w:val="auto"/>
@@ -18,7 +18,7 @@
       </w:pPr>
       <w:r>
         <w:rPr>
-          <w:rFonts w:ascii="Angsana New" w:eastAsia="Times New Roman" w:hAnsi="Angsana New" w:cs="Angsana New"/>
+          <w:rFonts w:ascii="TH Sarabun New" w:eastAsia="Times New Roman" w:hAnsi="TH Sarabun New" w:cs="TH Sarabun New"/>
           <w:b/>
           <w:bCs/>
           <w:color w:val="auto"/>
@@ -30,7 +30,7 @@
       </w:r>
       <w:r>
         <w:rPr>
-          <w:rFonts w:ascii="Angsana New" w:eastAsia="Times New Roman" w:hAnsi="Angsana New" w:cs="Angsana New"/>
+          <w:rFonts w:ascii="TH Sarabun New" w:eastAsia="Times New Roman" w:hAnsi="TH Sarabun New" w:cs="TH Sarabun New"/>
           <w:b/>
           <w:bCs/>
           <w:color w:val="auto"/>
@@ -43,7 +43,7 @@
       </w:r>
       <w:r>
         <w:rPr>
-          <w:rFonts w:ascii="Angsana New" w:eastAsia="Times New Roman" w:hAnsi="Angsana New" w:cs="Angsana New"/>
+          <w:rFonts w:ascii="TH Sarabun New" w:eastAsia="Times New Roman" w:hAnsi="TH Sarabun New" w:cs="TH Sarabun New"/>
           <w:b/>
           <w:bCs/>
           <w:color w:val="auto"/>
@@ -59,7 +59,7 @@
         <w:pStyle w:val="Body"/>
         <w:jc w:val="center"/>
         <w:rPr>
-          <w:rFonts w:ascii="Angsana New" w:eastAsia="Times New Roman" w:hAnsi="Angsana New" w:cs="Angsana New"/>
+          <w:rFonts w:ascii="TH Sarabun New" w:eastAsia="Times New Roman" w:hAnsi="TH Sarabun New" w:cs="TH Sarabun New"/>
           <w:b/>
           <w:bCs/>
           <w:color w:val="auto"/>
@@ -70,7 +70,7 @@
       </w:pPr>
       <w:r>
         <w:rPr>
-          <w:rFonts w:ascii="Angsana New" w:eastAsia="Times New Roman" w:hAnsi="Angsana New" w:cs="Angsana New"/>
+          <w:rFonts w:ascii="TH Sarabun New" w:eastAsia="Times New Roman" w:hAnsi="TH Sarabun New" w:cs="TH Sarabun New"/>
           <w:b/>
           <w:bCs/>
           <w:color w:val="auto"/>
@@ -83,7 +83,7 @@
       </w:r>
       <w:r>
         <w:rPr>
-          <w:rFonts w:ascii="Angsana New" w:eastAsia="Times New Roman" w:hAnsi="Angsana New" w:cs="Angsana New"/>
+          <w:rFonts w:ascii="TH Sarabun New" w:eastAsia="Times New Roman" w:hAnsi="TH Sarabun New" w:cs="TH Sarabun New"/>
           <w:b/>
           <w:bCs/>
           <w:color w:val="auto"/>
@@ -96,7 +96,7 @@
       <w:proofErr w:type="spellStart"/>
       <w:r>
         <w:rPr>
-          <w:rFonts w:ascii="Angsana New" w:eastAsia="Times New Roman" w:hAnsi="Angsana New" w:cs="Angsana New"/>
+          <w:rFonts w:ascii="TH Sarabun New" w:eastAsia="Times New Roman" w:hAnsi="TH Sarabun New" w:cs="TH Sarabun New"/>
           <w:b/>
           <w:bCs/>
           <w:color w:val="auto"/>
@@ -109,7 +109,7 @@
       <w:proofErr w:type="spellEnd"/>
       <w:r>
         <w:rPr>
-          <w:rFonts w:ascii="Angsana New" w:eastAsia="Times New Roman" w:hAnsi="Angsana New" w:cs="Angsana New"/>
+          <w:rFonts w:ascii="TH Sarabun New" w:eastAsia="Times New Roman" w:hAnsi="TH Sarabun New" w:cs="TH Sarabun New"/>
           <w:b/>
           <w:bCs/>
           <w:color w:val="auto"/>
@@ -121,7 +121,7 @@
       </w:r>
       <w:r>
         <w:rPr>
-          <w:rFonts w:ascii="Angsana New" w:eastAsia="Times New Roman" w:hAnsi="Angsana New" w:cs="Angsana New"/>
+          <w:rFonts w:ascii="TH Sarabun New" w:eastAsia="Times New Roman" w:hAnsi="TH Sarabun New" w:cs="TH Sarabun New"/>
           <w:b/>
           <w:bCs/>
           <w:color w:val="auto"/>
@@ -134,7 +134,7 @@
       </w:r>
       <w:r>
         <w:rPr>
-          <w:rFonts w:ascii="Angsana New" w:eastAsia="Times New Roman" w:hAnsi="Angsana New" w:cs="Angsana New"/>
+          <w:rFonts w:ascii="TH Sarabun New" w:eastAsia="Times New Roman" w:hAnsi="TH Sarabun New" w:cs="TH Sarabun New"/>
           <w:b/>
           <w:bCs/>
           <w:color w:val="auto"/>
@@ -147,7 +147,7 @@
       </w:r>
       <w:r>
         <w:rPr>
-          <w:rFonts w:ascii="Angsana New" w:eastAsia="Times New Roman" w:hAnsi="Angsana New" w:cs="Angsana New"/>
+          <w:rFonts w:ascii="TH Sarabun New" w:eastAsia="Times New Roman" w:hAnsi="TH Sarabun New" w:cs="TH Sarabun New"/>
           <w:b/>
           <w:bCs/>
           <w:color w:val="auto"/>
@@ -159,7 +159,7 @@
       </w:r>
       <w:r>
         <w:rPr>
-          <w:rFonts w:ascii="Angsana New" w:eastAsia="Times New Roman" w:hAnsi="Angsana New" w:cs="Angsana New"/>
+          <w:rFonts w:ascii="TH Sarabun New" w:eastAsia="Times New Roman" w:hAnsi="TH Sarabun New" w:cs="TH Sarabun New"/>
           <w:b/>
           <w:bCs/>
           <w:color w:val="auto"/>
@@ -172,7 +172,7 @@
       <w:proofErr w:type="spellStart"/>
       <w:r>
         <w:rPr>
-          <w:rFonts w:ascii="Angsana New" w:eastAsia="Times New Roman" w:hAnsi="Angsana New" w:cs="Angsana New"/>
+          <w:rFonts w:ascii="TH Sarabun New" w:eastAsia="Times New Roman" w:hAnsi="TH Sarabun New" w:cs="TH Sarabun New"/>
           <w:b/>
           <w:bCs/>
           <w:color w:val="auto"/>
@@ -185,7 +185,7 @@
       <w:proofErr w:type="spellEnd"/>
       <w:r>
         <w:rPr>
-          <w:rFonts w:ascii="Angsana New" w:eastAsia="Times New Roman" w:hAnsi="Angsana New" w:cs="Angsana New"/>
+          <w:rFonts w:ascii="TH Sarabun New" w:eastAsia="Times New Roman" w:hAnsi="TH Sarabun New" w:cs="TH Sarabun New"/>
           <w:b/>
           <w:bCs/>
           <w:color w:val="auto"/>
@@ -197,7 +197,7 @@
       </w:r>
       <w:r>
         <w:rPr>
-          <w:rFonts w:ascii="Angsana New" w:eastAsia="Times New Roman" w:hAnsi="Angsana New" w:cs="Angsana New"/>
+          <w:rFonts w:ascii="TH Sarabun New" w:eastAsia="Times New Roman" w:hAnsi="TH Sarabun New" w:cs="TH Sarabun New"/>
           <w:b/>
           <w:bCs/>
           <w:color w:val="auto"/>
@@ -212,7 +212,7 @@
       <w:pPr>
         <w:pStyle w:val="Body"/>
         <w:rPr>
-          <w:rFonts w:ascii="Angsana New" w:eastAsia="Times New Roman" w:hAnsi="Angsana New" w:cs="Angsana New"/>
+          <w:rFonts w:ascii="TH Sarabun New" w:eastAsia="Times New Roman" w:hAnsi="TH Sarabun New" w:cs="TH Sarabun New"/>
           <w:b/>
           <w:bCs/>
           <w:color w:val="auto"/>
@@ -226,7 +226,7 @@
       <w:pPr>
         <w:pStyle w:val="Body"/>
         <w:rPr>
-          <w:rFonts w:ascii="Angsana New" w:eastAsia="Times New Roman" w:hAnsi="Angsana New" w:cs="Angsana New"/>
+          <w:rFonts w:ascii="TH Sarabun New" w:eastAsia="Times New Roman" w:hAnsi="TH Sarabun New" w:cs="TH Sarabun New"/>
           <w:b/>
           <w:bCs/>
           <w:color w:val="auto"/>
@@ -238,7 +238,7 @@
       </w:pPr>
       <w:r>
         <w:rPr>
-          <w:rFonts w:ascii="Angsana New" w:eastAsia="Times New Roman" w:hAnsi="Angsana New" w:cs="Angsana New"/>
+          <w:rFonts w:ascii="TH Sarabun New" w:eastAsia="Times New Roman" w:hAnsi="TH Sarabun New" w:cs="TH Sarabun New"/>
           <w:b/>
           <w:bCs/>
           <w:color w:val="auto"/>
@@ -251,7 +251,7 @@
       </w:r>
       <w:r>
         <w:rPr>
-          <w:rFonts w:ascii="Angsana New" w:eastAsia="Times New Roman" w:hAnsi="Angsana New" w:cs="Angsana New"/>
+          <w:rFonts w:ascii="TH Sarabun New" w:eastAsia="Times New Roman" w:hAnsi="TH Sarabun New" w:cs="TH Sarabun New"/>
           <w:b/>
           <w:bCs/>
           <w:color w:val="auto"/>
@@ -270,13 +270,16 @@
         <w:tblLook w:val="04A0" w:firstRow="1" w:lastRow="0" w:firstColumn="1" w:lastColumn="0" w:noHBand="0" w:noVBand="1"/>
       </w:tblPr>
       <w:tblGrid>
-        <w:gridCol w:w="3034"/>
-        <w:gridCol w:w="1326"/>
-        <w:gridCol w:w="1313"/>
-        <w:gridCol w:w="1394"/>
-        <w:gridCol w:w="2173"/>
+        <w:gridCol w:w="2978"/>
+        <w:gridCol w:w="1324"/>
+        <w:gridCol w:w="1311"/>
+        <w:gridCol w:w="1400"/>
+        <w:gridCol w:w="2227"/>
       </w:tblGrid>
       <w:tr>
+        <w:trPr>
+          <w:cantSplit/>
+        </w:trPr>
         <w:tc>
           <w:tcPr>
             <w:tcW w:w="3572" w:type="dxa"/>
@@ -287,6 +290,7 @@
             <w:pPr>
               <w:jc w:val="center"/>
               <w:rPr>
+                <w:rFonts w:ascii="TH Sarabun New" w:hAnsi="TH Sarabun New" w:cs="TH Sarabun New"/>
                 <w:b/>
                 <w:bCs/>
                 <w:cs/>
@@ -294,6 +298,7 @@
             </w:pPr>
             <w:r>
               <w:rPr>
+                <w:rFonts w:ascii="TH Sarabun New" w:hAnsi="TH Sarabun New" w:cs="TH Sarabun New"/>
                 <w:b/>
                 <w:bCs/>
                 <w:cs/>
@@ -312,12 +317,14 @@
             <w:pPr>
               <w:jc w:val="center"/>
               <w:rPr>
+                <w:rFonts w:ascii="TH Sarabun New" w:hAnsi="TH Sarabun New" w:cs="TH Sarabun New"/>
                 <w:b/>
                 <w:bCs/>
               </w:rPr>
             </w:pPr>
             <w:r>
               <w:rPr>
+                <w:rFonts w:ascii="TH Sarabun New" w:hAnsi="TH Sarabun New" w:cs="TH Sarabun New"/>
                 <w:b/>
                 <w:bCs/>
                 <w:cs/>
@@ -336,12 +343,14 @@
             <w:pPr>
               <w:jc w:val="center"/>
               <w:rPr>
+                <w:rFonts w:ascii="TH Sarabun New" w:hAnsi="TH Sarabun New" w:cs="TH Sarabun New"/>
                 <w:b/>
                 <w:bCs/>
               </w:rPr>
             </w:pPr>
             <w:r>
               <w:rPr>
+                <w:rFonts w:ascii="TH Sarabun New" w:hAnsi="TH Sarabun New" w:cs="TH Sarabun New"/>
                 <w:b/>
                 <w:bCs/>
                 <w:cs/>
@@ -360,12 +369,14 @@
             <w:pPr>
               <w:jc w:val="center"/>
               <w:rPr>
+                <w:rFonts w:ascii="TH Sarabun New" w:hAnsi="TH Sarabun New" w:cs="TH Sarabun New"/>
                 <w:b/>
                 <w:bCs/>
               </w:rPr>
             </w:pPr>
             <w:r>
               <w:rPr>
+                <w:rFonts w:ascii="TH Sarabun New" w:hAnsi="TH Sarabun New" w:cs="TH Sarabun New"/>
                 <w:b/>
                 <w:bCs/>
                 <w:cs/>
@@ -377,12 +388,14 @@
             <w:pPr>
               <w:jc w:val="center"/>
               <w:rPr>
+                <w:rFonts w:ascii="TH Sarabun New" w:hAnsi="TH Sarabun New" w:cs="TH Sarabun New"/>
                 <w:b/>
                 <w:bCs/>
               </w:rPr>
             </w:pPr>
             <w:r>
               <w:rPr>
+                <w:rFonts w:ascii="TH Sarabun New" w:hAnsi="TH Sarabun New" w:cs="TH Sarabun New"/>
                 <w:b/>
                 <w:bCs/>
               </w:rPr>
@@ -390,6 +403,7 @@
             </w:r>
             <w:r>
               <w:rPr>
+                <w:rFonts w:ascii="TH Sarabun New" w:hAnsi="TH Sarabun New" w:cs="TH Sarabun New"/>
                 <w:b/>
                 <w:bCs/>
                 <w:cs/>
@@ -398,6 +412,7 @@
             </w:r>
             <w:r>
               <w:rPr>
+                <w:rFonts w:ascii="TH Sarabun New" w:hAnsi="TH Sarabun New" w:cs="TH Sarabun New"/>
                 <w:b/>
                 <w:bCs/>
               </w:rPr>
@@ -415,12 +430,14 @@
             <w:pPr>
               <w:jc w:val="center"/>
               <w:rPr>
+                <w:rFonts w:ascii="TH Sarabun New" w:hAnsi="TH Sarabun New" w:cs="TH Sarabun New"/>
                 <w:b/>
                 <w:bCs/>
               </w:rPr>
             </w:pPr>
             <w:r>
               <w:rPr>
+                <w:rFonts w:ascii="TH Sarabun New" w:hAnsi="TH Sarabun New" w:cs="TH Sarabun New"/>
                 <w:b/>
                 <w:bCs/>
                 <w:cs/>
@@ -432,6 +449,7 @@
             <w:pPr>
               <w:jc w:val="center"/>
               <w:rPr>
+                <w:rFonts w:ascii="TH Sarabun New" w:hAnsi="TH Sarabun New" w:cs="TH Sarabun New"/>
                 <w:b/>
                 <w:bCs/>
                 <w:cs/>
@@ -439,6 +457,7 @@
             </w:pPr>
             <w:r>
               <w:rPr>
+                <w:rFonts w:ascii="TH Sarabun New" w:hAnsi="TH Sarabun New" w:cs="TH Sarabun New"/>
                 <w:b/>
                 <w:bCs/>
               </w:rPr>
@@ -446,6 +465,7 @@
             </w:r>
             <w:r>
               <w:rPr>
+                <w:rFonts w:ascii="TH Sarabun New" w:hAnsi="TH Sarabun New" w:cs="TH Sarabun New"/>
                 <w:b/>
                 <w:bCs/>
                 <w:cs/>
@@ -461,15 +481,29 @@
             <w:tcW w:w="3572" w:type="dxa"/>
           </w:tcPr>
           <w:p>
-            <w:r>
+            <w:pPr>
+              <w:rPr>
+                <w:rFonts w:ascii="TH Sarabun New" w:hAnsi="TH Sarabun New" w:cs="TH Sarabun New"/>
+              </w:rPr>
+            </w:pPr>
+            <w:r>
+              <w:rPr>
+                <w:rFonts w:ascii="TH Sarabun New" w:hAnsi="TH Sarabun New" w:cs="TH Sarabun New"/>
+              </w:rPr>
               <w:t>{#</w:t>
             </w:r>
             <w:proofErr w:type="gramStart"/>
             <w:r>
+              <w:rPr>
+                <w:rFonts w:ascii="TH Sarabun New" w:hAnsi="TH Sarabun New" w:cs="TH Sarabun New"/>
+              </w:rPr>
               <w:t>items}{</w:t>
             </w:r>
             <w:proofErr w:type="gramEnd"/>
             <w:r>
+              <w:rPr>
+                <w:rFonts w:ascii="TH Sarabun New" w:hAnsi="TH Sarabun New" w:cs="TH Sarabun New"/>
+              </w:rPr>
               <w:t>name}</w:t>
             </w:r>
           </w:p>
@@ -481,16 +515,28 @@
           <w:p>
             <w:pPr>
               <w:jc w:val="center"/>
-            </w:pPr>
-            <w:r>
+              <w:rPr>
+                <w:rFonts w:ascii="TH Sarabun New" w:hAnsi="TH Sarabun New" w:cs="TH Sarabun New"/>
+              </w:rPr>
+            </w:pPr>
+            <w:r>
+              <w:rPr>
+                <w:rFonts w:ascii="TH Sarabun New" w:hAnsi="TH Sarabun New" w:cs="TH Sarabun New"/>
+              </w:rPr>
               <w:t>{</w:t>
             </w:r>
             <w:proofErr w:type="spellStart"/>
             <w:r>
+              <w:rPr>
+                <w:rFonts w:ascii="TH Sarabun New" w:hAnsi="TH Sarabun New" w:cs="TH Sarabun New"/>
+              </w:rPr>
               <w:t>startDate</w:t>
             </w:r>
             <w:proofErr w:type="spellEnd"/>
             <w:r>
+              <w:rPr>
+                <w:rFonts w:ascii="TH Sarabun New" w:hAnsi="TH Sarabun New" w:cs="TH Sarabun New"/>
+              </w:rPr>
               <w:t>}</w:t>
             </w:r>
           </w:p>
@@ -502,16 +548,28 @@
           <w:p>
             <w:pPr>
               <w:jc w:val="center"/>
-            </w:pPr>
-            <w:r>
+              <w:rPr>
+                <w:rFonts w:ascii="TH Sarabun New" w:hAnsi="TH Sarabun New" w:cs="TH Sarabun New"/>
+              </w:rPr>
+            </w:pPr>
+            <w:r>
+              <w:rPr>
+                <w:rFonts w:ascii="TH Sarabun New" w:hAnsi="TH Sarabun New" w:cs="TH Sarabun New"/>
+              </w:rPr>
               <w:t>{</w:t>
             </w:r>
             <w:proofErr w:type="spellStart"/>
             <w:r>
+              <w:rPr>
+                <w:rFonts w:ascii="TH Sarabun New" w:hAnsi="TH Sarabun New" w:cs="TH Sarabun New"/>
+              </w:rPr>
               <w:t>endDate</w:t>
             </w:r>
             <w:proofErr w:type="spellEnd"/>
             <w:r>
+              <w:rPr>
+                <w:rFonts w:ascii="TH Sarabun New" w:hAnsi="TH Sarabun New" w:cs="TH Sarabun New"/>
+              </w:rPr>
               <w:t>}</w:t>
             </w:r>
           </w:p>
@@ -523,16 +581,28 @@
           <w:p>
             <w:pPr>
               <w:jc w:val="center"/>
-            </w:pPr>
-            <w:r>
+              <w:rPr>
+                <w:rFonts w:ascii="TH Sarabun New" w:hAnsi="TH Sarabun New" w:cs="TH Sarabun New"/>
+              </w:rPr>
+            </w:pPr>
+            <w:r>
+              <w:rPr>
+                <w:rFonts w:ascii="TH Sarabun New" w:hAnsi="TH Sarabun New" w:cs="TH Sarabun New"/>
+              </w:rPr>
               <w:t>{</w:t>
             </w:r>
             <w:proofErr w:type="spellStart"/>
             <w:r>
+              <w:rPr>
+                <w:rFonts w:ascii="TH Sarabun New" w:hAnsi="TH Sarabun New" w:cs="TH Sarabun New"/>
+              </w:rPr>
               <w:t>daysWorked</w:t>
             </w:r>
             <w:proofErr w:type="spellEnd"/>
             <w:r>
+              <w:rPr>
+                <w:rFonts w:ascii="TH Sarabun New" w:hAnsi="TH Sarabun New" w:cs="TH Sarabun New"/>
+              </w:rPr>
               <w:t>}</w:t>
             </w:r>
           </w:p>
@@ -544,9 +614,13 @@
           <w:p>
             <w:pPr>
               <w:jc w:val="center"/>
-            </w:pPr>
-            <w:r>
-              <w:rPr>
+              <w:rPr>
+                <w:rFonts w:ascii="TH Sarabun New" w:hAnsi="TH Sarabun New" w:cs="TH Sarabun New"/>
+              </w:rPr>
+            </w:pPr>
+            <w:r>
+              <w:rPr>
+                <w:rFonts w:ascii="TH Sarabun New" w:hAnsi="TH Sarabun New" w:cs="TH Sarabun New"/>
                 <w:color w:val="EE0000"/>
               </w:rPr>
               <w:t>{</w:t>
@@ -554,6 +628,7 @@
             <w:proofErr w:type="spellStart"/>
             <w:r>
               <w:rPr>
+                <w:rFonts w:ascii="TH Sarabun New" w:hAnsi="TH Sarabun New" w:cs="TH Sarabun New"/>
                 <w:color w:val="EE0000"/>
               </w:rPr>
               <w:t>daysRemaining</w:t>
@@ -561,6 +636,7 @@
             <w:proofErr w:type="spellEnd"/>
             <w:r>
               <w:rPr>
+                <w:rFonts w:ascii="TH Sarabun New" w:hAnsi="TH Sarabun New" w:cs="TH Sarabun New"/>
                 <w:color w:val="EE0000"/>
               </w:rPr>
               <w:t>}{/items}</w:t>
@@ -575,13 +651,22 @@
             <w:gridSpan w:val="5"/>
           </w:tcPr>
           <w:p>
-            <w:r>
-              <w:rPr>
+            <w:pPr>
+              <w:rPr>
+                <w:rFonts w:ascii="TH Sarabun New" w:hAnsi="TH Sarabun New" w:cs="TH Sarabun New"/>
+              </w:rPr>
+            </w:pPr>
+            <w:r>
+              <w:rPr>
+                <w:rFonts w:ascii="TH Sarabun New" w:hAnsi="TH Sarabun New" w:cs="TH Sarabun New"/>
                 <w:cs/>
               </w:rPr>
               <w:t>หมายเหตุ</w:t>
             </w:r>
             <w:r>
+              <w:rPr>
+                <w:rFonts w:ascii="TH Sarabun New" w:hAnsi="TH Sarabun New" w:cs="TH Sarabun New"/>
+              </w:rPr>
               <w:t>: {remarks}</w:t>
             </w:r>
           </w:p>
@@ -592,7 +677,7 @@
       <w:pPr>
         <w:pStyle w:val="Body"/>
         <w:rPr>
-          <w:rFonts w:ascii="Angsana New" w:eastAsia="Times New Roman" w:hAnsi="Angsana New" w:cs="Angsana New"/>
+          <w:rFonts w:ascii="TH Sarabun New" w:eastAsia="Times New Roman" w:hAnsi="TH Sarabun New" w:cs="TH Sarabun New"/>
           <w:b/>
           <w:bCs/>
           <w:color w:val="auto"/>
@@ -610,13 +695,14 @@
         <w:tblLook w:val="04A0" w:firstRow="1" w:lastRow="0" w:firstColumn="1" w:lastColumn="0" w:noHBand="0" w:noVBand="1"/>
       </w:tblPr>
       <w:tblGrid>
-        <w:gridCol w:w="1157"/>
-        <w:gridCol w:w="5123"/>
-        <w:gridCol w:w="1555"/>
-        <w:gridCol w:w="1610"/>
+        <w:gridCol w:w="1129"/>
+        <w:gridCol w:w="5142"/>
+        <w:gridCol w:w="1560"/>
+        <w:gridCol w:w="1614"/>
       </w:tblGrid>
       <w:tr>
         <w:trPr>
+          <w:cantSplit/>
           <w:trHeight w:hRule="exact" w:val="288"/>
           <w:tblHeader/>
           <w:jc w:val="center"/>
@@ -632,7 +718,7 @@
               <w:pStyle w:val="Body"/>
               <w:jc w:val="center"/>
               <w:rPr>
-                <w:rFonts w:ascii="Angsana New" w:eastAsia="Times New Roman" w:hAnsi="Angsana New" w:cs="Angsana New"/>
+                <w:rFonts w:ascii="TH Sarabun New" w:eastAsia="Times New Roman" w:hAnsi="TH Sarabun New" w:cs="TH Sarabun New"/>
                 <w:color w:val="auto"/>
                 <w:sz w:val="28"/>
                 <w:szCs w:val="28"/>
@@ -641,7 +727,7 @@
             </w:pPr>
             <w:r>
               <w:rPr>
-                <w:rFonts w:ascii="Angsana New" w:eastAsia="Times New Roman" w:hAnsi="Angsana New" w:cs="Angsana New"/>
+                <w:rFonts w:ascii="TH Sarabun New" w:eastAsia="Times New Roman" w:hAnsi="TH Sarabun New" w:cs="TH Sarabun New"/>
                 <w:color w:val="auto"/>
                 <w:sz w:val="28"/>
                 <w:szCs w:val="28"/>
@@ -663,7 +749,7 @@
               <w:pStyle w:val="Body"/>
               <w:jc w:val="center"/>
               <w:rPr>
-                <w:rFonts w:ascii="Angsana New" w:eastAsia="Times New Roman" w:hAnsi="Angsana New" w:cs="Angsana New"/>
+                <w:rFonts w:ascii="TH Sarabun New" w:eastAsia="Times New Roman" w:hAnsi="TH Sarabun New" w:cs="TH Sarabun New"/>
                 <w:color w:val="auto"/>
                 <w:sz w:val="28"/>
                 <w:szCs w:val="28"/>
@@ -672,7 +758,7 @@
             </w:pPr>
             <w:r>
               <w:rPr>
-                <w:rFonts w:ascii="Angsana New" w:eastAsia="Times New Roman" w:hAnsi="Angsana New" w:cs="Angsana New"/>
+                <w:rFonts w:ascii="TH Sarabun New" w:eastAsia="Times New Roman" w:hAnsi="TH Sarabun New" w:cs="TH Sarabun New"/>
                 <w:color w:val="auto"/>
                 <w:sz w:val="28"/>
                 <w:szCs w:val="28"/>
@@ -682,7 +768,7 @@
             </w:r>
             <w:r>
               <w:rPr>
-                <w:rFonts w:ascii="Angsana New" w:eastAsia="Times New Roman" w:hAnsi="Angsana New" w:cs="Angsana New"/>
+                <w:rFonts w:ascii="TH Sarabun New" w:eastAsia="Times New Roman" w:hAnsi="TH Sarabun New" w:cs="TH Sarabun New"/>
                 <w:color w:val="auto"/>
                 <w:sz w:val="28"/>
                 <w:szCs w:val="28"/>
@@ -693,7 +779,7 @@
             </w:r>
             <w:r>
               <w:rPr>
-                <w:rFonts w:ascii="Angsana New" w:eastAsia="Times New Roman" w:hAnsi="Angsana New" w:cs="Angsana New"/>
+                <w:rFonts w:ascii="TH Sarabun New" w:eastAsia="Times New Roman" w:hAnsi="TH Sarabun New" w:cs="TH Sarabun New"/>
                 <w:color w:val="auto"/>
                 <w:sz w:val="28"/>
                 <w:szCs w:val="28"/>
@@ -714,7 +800,7 @@
               <w:pStyle w:val="Body"/>
               <w:jc w:val="center"/>
               <w:rPr>
-                <w:rFonts w:ascii="Angsana New" w:eastAsia="Times New Roman" w:hAnsi="Angsana New" w:cs="Angsana New"/>
+                <w:rFonts w:ascii="TH Sarabun New" w:eastAsia="Times New Roman" w:hAnsi="TH Sarabun New" w:cs="TH Sarabun New"/>
                 <w:color w:val="auto"/>
                 <w:sz w:val="28"/>
                 <w:szCs w:val="28"/>
@@ -723,7 +809,7 @@
             </w:pPr>
             <w:r>
               <w:rPr>
-                <w:rFonts w:ascii="Angsana New" w:eastAsia="Times New Roman" w:hAnsi="Angsana New" w:cs="Angsana New"/>
+                <w:rFonts w:ascii="TH Sarabun New" w:eastAsia="Times New Roman" w:hAnsi="TH Sarabun New" w:cs="TH Sarabun New"/>
                 <w:color w:val="auto"/>
                 <w:sz w:val="28"/>
                 <w:szCs w:val="28"/>
@@ -745,7 +831,7 @@
               <w:pStyle w:val="Body"/>
               <w:jc w:val="center"/>
               <w:rPr>
-                <w:rFonts w:ascii="Angsana New" w:eastAsia="Times New Roman" w:hAnsi="Angsana New" w:cs="Angsana New"/>
+                <w:rFonts w:ascii="TH Sarabun New" w:eastAsia="Times New Roman" w:hAnsi="TH Sarabun New" w:cs="TH Sarabun New"/>
                 <w:color w:val="auto"/>
                 <w:sz w:val="28"/>
                 <w:szCs w:val="28"/>
@@ -754,7 +840,7 @@
             </w:pPr>
             <w:r>
               <w:rPr>
-                <w:rFonts w:ascii="Angsana New" w:eastAsia="Times New Roman" w:hAnsi="Angsana New" w:cs="Angsana New"/>
+                <w:rFonts w:ascii="TH Sarabun New" w:eastAsia="Times New Roman" w:hAnsi="TH Sarabun New" w:cs="TH Sarabun New"/>
                 <w:color w:val="auto"/>
                 <w:sz w:val="28"/>
                 <w:szCs w:val="28"/>
@@ -777,16 +863,28 @@
           <w:p>
             <w:pPr>
               <w:jc w:val="center"/>
-            </w:pPr>
-            <w:r>
+              <w:rPr>
+                <w:rFonts w:ascii="TH Sarabun New" w:hAnsi="TH Sarabun New" w:cs="TH Sarabun New"/>
+              </w:rPr>
+            </w:pPr>
+            <w:r>
+              <w:rPr>
+                <w:rFonts w:ascii="TH Sarabun New" w:hAnsi="TH Sarabun New" w:cs="TH Sarabun New"/>
+              </w:rPr>
               <w:t>{#</w:t>
             </w:r>
             <w:proofErr w:type="gramStart"/>
             <w:r>
+              <w:rPr>
+                <w:rFonts w:ascii="TH Sarabun New" w:hAnsi="TH Sarabun New" w:cs="TH Sarabun New"/>
+              </w:rPr>
               <w:t>jobs}{</w:t>
             </w:r>
             <w:proofErr w:type="gramEnd"/>
             <w:r>
+              <w:rPr>
+                <w:rFonts w:ascii="TH Sarabun New" w:hAnsi="TH Sarabun New" w:cs="TH Sarabun New"/>
+              </w:rPr>
               <w:t>no}</w:t>
             </w:r>
           </w:p>
@@ -796,18 +894,35 @@
             <w:tcW w:w="5546" w:type="dxa"/>
           </w:tcPr>
           <w:p>
-            <w:r>
+            <w:pPr>
+              <w:rPr>
+                <w:rFonts w:ascii="TH Sarabun New" w:hAnsi="TH Sarabun New" w:cs="TH Sarabun New"/>
+              </w:rPr>
+            </w:pPr>
+            <w:r>
+              <w:rPr>
+                <w:rFonts w:ascii="TH Sarabun New" w:hAnsi="TH Sarabun New" w:cs="TH Sarabun New"/>
+              </w:rPr>
               <w:t>{detail}</w:t>
             </w:r>
           </w:p>
           <w:p>
-            <w:r>
-              <w:rPr>
+            <w:pPr>
+              <w:rPr>
+                <w:rFonts w:ascii="TH Sarabun New" w:hAnsi="TH Sarabun New" w:cs="TH Sarabun New"/>
+              </w:rPr>
+            </w:pPr>
+            <w:r>
+              <w:rPr>
+                <w:rFonts w:ascii="TH Sarabun New" w:hAnsi="TH Sarabun New" w:cs="TH Sarabun New"/>
                 <w:cs/>
               </w:rPr>
               <w:t>ผลการนำเนินการ</w:t>
             </w:r>
             <w:r>
+              <w:rPr>
+                <w:rFonts w:ascii="TH Sarabun New" w:hAnsi="TH Sarabun New" w:cs="TH Sarabun New"/>
+              </w:rPr>
               <w:t>: {result}</w:t>
             </w:r>
           </w:p>
@@ -817,7 +932,15 @@
             <w:tcW w:w="1615" w:type="dxa"/>
           </w:tcPr>
           <w:p>
-            <w:r>
+            <w:pPr>
+              <w:rPr>
+                <w:rFonts w:ascii="TH Sarabun New" w:hAnsi="TH Sarabun New" w:cs="TH Sarabun New"/>
+              </w:rPr>
+            </w:pPr>
+            <w:r>
+              <w:rPr>
+                <w:rFonts w:ascii="TH Sarabun New" w:hAnsi="TH Sarabun New" w:cs="TH Sarabun New"/>
+              </w:rPr>
               <w:t>{location}</w:t>
             </w:r>
           </w:p>
@@ -827,12 +950,23 @@
             <w:tcW w:w="1614" w:type="dxa"/>
           </w:tcPr>
           <w:p>
+            <w:pPr>
+              <w:rPr>
+                <w:rFonts w:ascii="TH Sarabun New" w:hAnsi="TH Sarabun New" w:cs="TH Sarabun New"/>
+              </w:rPr>
+            </w:pPr>
             <w:proofErr w:type="gramStart"/>
             <w:r>
+              <w:rPr>
+                <w:rFonts w:ascii="TH Sarabun New" w:hAnsi="TH Sarabun New" w:cs="TH Sarabun New"/>
+              </w:rPr>
               <w:t>{executor}{/</w:t>
             </w:r>
             <w:proofErr w:type="gramEnd"/>
             <w:r>
+              <w:rPr>
+                <w:rFonts w:ascii="TH Sarabun New" w:hAnsi="TH Sarabun New" w:cs="TH Sarabun New"/>
+              </w:rPr>
               <w:t>jobs}</w:t>
             </w:r>
           </w:p>
@@ -843,7 +977,7 @@
       <w:pPr>
         <w:pStyle w:val="Body"/>
         <w:rPr>
-          <w:rFonts w:ascii="Angsana New" w:eastAsia="Times New Roman" w:hAnsi="Angsana New" w:cs="Angsana New"/>
+          <w:rFonts w:ascii="TH Sarabun New" w:eastAsia="Times New Roman" w:hAnsi="TH Sarabun New" w:cs="TH Sarabun New"/>
           <w:color w:val="auto"/>
           <w:sz w:val="8"/>
           <w:szCs w:val="8"/>
@@ -871,13 +1005,22 @@
             <w:tcW w:w="5850" w:type="dxa"/>
           </w:tcPr>
           <w:p>
-            <w:r>
-              <w:rPr>
+            <w:pPr>
+              <w:rPr>
+                <w:rFonts w:ascii="TH Sarabun New" w:hAnsi="TH Sarabun New" w:cs="TH Sarabun New"/>
+              </w:rPr>
+            </w:pPr>
+            <w:r>
+              <w:rPr>
+                <w:rFonts w:ascii="TH Sarabun New" w:hAnsi="TH Sarabun New" w:cs="TH Sarabun New"/>
                 <w:cs/>
               </w:rPr>
               <w:t>หมายเหตุ</w:t>
             </w:r>
             <w:r>
+              <w:rPr>
+                <w:rFonts w:ascii="TH Sarabun New" w:hAnsi="TH Sarabun New" w:cs="TH Sarabun New"/>
+              </w:rPr>
               <w:t>: {obstacles}</w:t>
             </w:r>
           </w:p>
@@ -891,7 +1034,7 @@
               <w:pStyle w:val="Body"/>
               <w:jc w:val="center"/>
               <w:rPr>
-                <w:rFonts w:ascii="Angsana New" w:eastAsia="Times New Roman" w:hAnsi="Angsana New" w:cs="Angsana New"/>
+                <w:rFonts w:ascii="TH Sarabun New" w:eastAsia="Times New Roman" w:hAnsi="TH Sarabun New" w:cs="TH Sarabun New"/>
                 <w:color w:val="auto"/>
                 <w:sz w:val="26"/>
                 <w:szCs w:val="26"/>
@@ -900,7 +1043,7 @@
             </w:pPr>
             <w:r>
               <w:rPr>
-                <w:rFonts w:ascii="Angsana New" w:eastAsia="Times New Roman" w:hAnsi="Angsana New" w:cs="Angsana New"/>
+                <w:rFonts w:ascii="TH Sarabun New" w:eastAsia="Times New Roman" w:hAnsi="TH Sarabun New" w:cs="TH Sarabun New"/>
                 <w:color w:val="auto"/>
                 <w:sz w:val="26"/>
                 <w:szCs w:val="26"/>
@@ -914,7 +1057,7 @@
             <w:pPr>
               <w:pStyle w:val="Body"/>
               <w:rPr>
-                <w:rFonts w:ascii="Angsana New" w:eastAsia="Times New Roman" w:hAnsi="Angsana New" w:cs="Angsana New"/>
+                <w:rFonts w:ascii="TH Sarabun New" w:eastAsia="Times New Roman" w:hAnsi="TH Sarabun New" w:cs="TH Sarabun New"/>
                 <w:color w:val="auto"/>
                 <w:sz w:val="26"/>
                 <w:szCs w:val="26"/>
@@ -923,7 +1066,7 @@
             </w:pPr>
             <w:r>
               <w:rPr>
-                <w:rFonts w:ascii="Angsana New" w:eastAsia="Times New Roman" w:hAnsi="Angsana New" w:cs="Angsana New"/>
+                <w:rFonts w:ascii="TH Sarabun New" w:eastAsia="Times New Roman" w:hAnsi="TH Sarabun New" w:cs="TH Sarabun New"/>
                 <w:noProof/>
                 <w:color w:val="auto"/>
                 <w:sz w:val="26"/>
@@ -1047,7 +1190,7 @@
             </w:r>
             <w:r>
               <w:rPr>
-                <w:rFonts w:ascii="Angsana New" w:eastAsia="Times New Roman" w:hAnsi="Angsana New" w:cs="Angsana New"/>
+                <w:rFonts w:ascii="TH Sarabun New" w:eastAsia="Times New Roman" w:hAnsi="TH Sarabun New" w:cs="TH Sarabun New"/>
                 <w:color w:val="auto"/>
                 <w:sz w:val="26"/>
                 <w:szCs w:val="26"/>
@@ -1058,7 +1201,7 @@
             </w:r>
             <w:r>
               <w:rPr>
-                <w:rFonts w:ascii="DejaVu Sans" w:eastAsia="Times New Roman" w:hAnsi="DejaVu Sans" w:cs="DejaVu Sans"/>
+                <w:rFonts w:ascii="TH Sarabun New" w:eastAsia="Times New Roman" w:hAnsi="TH Sarabun New" w:cs="TH Sarabun New"/>
                 <w:color w:val="auto"/>
                 <w:sz w:val="26"/>
                 <w:szCs w:val="26"/>
@@ -1068,7 +1211,7 @@
             </w:r>
             <w:r>
               <w:rPr>
-                <w:rFonts w:ascii="Angsana New" w:eastAsia="Times New Roman" w:hAnsi="Angsana New" w:cs="Angsana New"/>
+                <w:rFonts w:ascii="TH Sarabun New" w:eastAsia="Times New Roman" w:hAnsi="TH Sarabun New" w:cs="TH Sarabun New"/>
                 <w:color w:val="auto"/>
                 <w:sz w:val="26"/>
                 <w:szCs w:val="26"/>
@@ -1078,7 +1221,7 @@
             </w:r>
             <w:r>
               <w:rPr>
-                <w:rFonts w:ascii="Angsana New" w:eastAsia="Times New Roman" w:hAnsi="Angsana New" w:cs="Angsana New"/>
+                <w:rFonts w:ascii="TH Sarabun New" w:eastAsia="Times New Roman" w:hAnsi="TH Sarabun New" w:cs="TH Sarabun New"/>
                 <w:color w:val="auto"/>
                 <w:sz w:val="26"/>
                 <w:szCs w:val="26"/>
@@ -1088,7 +1231,7 @@
             </w:r>
             <w:r>
               <w:rPr>
-                <w:rFonts w:ascii="Angsana New" w:eastAsia="Times New Roman" w:hAnsi="Angsana New" w:cs="Angsana New"/>
+                <w:rFonts w:ascii="TH Sarabun New" w:eastAsia="Times New Roman" w:hAnsi="TH Sarabun New" w:cs="TH Sarabun New"/>
                 <w:color w:val="auto"/>
                 <w:sz w:val="26"/>
                 <w:szCs w:val="26"/>
@@ -1102,7 +1245,7 @@
             <w:pPr>
               <w:pStyle w:val="Body"/>
               <w:rPr>
-                <w:rFonts w:ascii="Angsana New" w:eastAsia="Times New Roman" w:hAnsi="Angsana New" w:cs="Angsana New"/>
+                <w:rFonts w:ascii="TH Sarabun New" w:eastAsia="Times New Roman" w:hAnsi="TH Sarabun New" w:cs="TH Sarabun New"/>
                 <w:color w:val="auto"/>
                 <w:sz w:val="26"/>
                 <w:szCs w:val="26"/>
@@ -1112,7 +1255,7 @@
             </w:pPr>
             <w:r>
               <w:rPr>
-                <w:rFonts w:ascii="Angsana New" w:eastAsia="Times New Roman" w:hAnsi="Angsana New" w:cs="Angsana New"/>
+                <w:rFonts w:ascii="TH Sarabun New" w:eastAsia="Times New Roman" w:hAnsi="TH Sarabun New" w:cs="TH Sarabun New"/>
                 <w:noProof/>
                 <w:color w:val="auto"/>
                 <w:sz w:val="26"/>
@@ -1196,7 +1339,7 @@
             </w:r>
             <w:r>
               <w:rPr>
-                <w:rFonts w:ascii="Angsana New" w:eastAsia="Times New Roman" w:hAnsi="Angsana New" w:cs="Angsana New"/>
+                <w:rFonts w:ascii="TH Sarabun New" w:eastAsia="Times New Roman" w:hAnsi="TH Sarabun New" w:cs="TH Sarabun New"/>
                 <w:color w:val="auto"/>
                 <w:sz w:val="26"/>
                 <w:szCs w:val="26"/>
@@ -1206,7 +1349,7 @@
             </w:r>
             <w:r>
               <w:rPr>
-                <w:rFonts w:ascii="DejaVu Sans" w:eastAsia="Times New Roman" w:hAnsi="DejaVu Sans" w:cs="DejaVu Sans"/>
+                <w:rFonts w:ascii="TH Sarabun New" w:eastAsia="Times New Roman" w:hAnsi="TH Sarabun New" w:cs="TH Sarabun New"/>
                 <w:color w:val="auto"/>
                 <w:sz w:val="26"/>
                 <w:szCs w:val="26"/>
@@ -1216,7 +1359,7 @@
             </w:r>
             <w:r>
               <w:rPr>
-                <w:rFonts w:ascii="Angsana New" w:eastAsia="Times New Roman" w:hAnsi="Angsana New" w:cs="Angsana New"/>
+                <w:rFonts w:ascii="TH Sarabun New" w:eastAsia="Times New Roman" w:hAnsi="TH Sarabun New" w:cs="TH Sarabun New"/>
                 <w:color w:val="auto"/>
                 <w:sz w:val="26"/>
                 <w:szCs w:val="26"/>
@@ -1227,7 +1370,7 @@
             </w:r>
             <w:r>
               <w:rPr>
-                <w:rFonts w:ascii="Angsana New" w:eastAsia="Times New Roman" w:hAnsi="Angsana New" w:cs="Angsana New" w:hint="cs"/>
+                <w:rFonts w:ascii="TH Sarabun New" w:eastAsia="Times New Roman" w:hAnsi="TH Sarabun New" w:cs="TH Sarabun New"/>
                 <w:color w:val="auto"/>
                 <w:sz w:val="26"/>
                 <w:szCs w:val="26"/>
@@ -1238,7 +1381,7 @@
             </w:r>
             <w:r>
               <w:rPr>
-                <w:rFonts w:ascii="Angsana New" w:eastAsia="Times New Roman" w:hAnsi="Angsana New" w:cs="Angsana New"/>
+                <w:rFonts w:ascii="TH Sarabun New" w:eastAsia="Times New Roman" w:hAnsi="TH Sarabun New" w:cs="TH Sarabun New"/>
                 <w:color w:val="auto"/>
                 <w:sz w:val="26"/>
                 <w:szCs w:val="26"/>
@@ -1251,12 +1394,14 @@
           <w:p>
             <w:pPr>
               <w:rPr>
+                <w:rFonts w:ascii="TH Sarabun New" w:hAnsi="TH Sarabun New" w:cs="TH Sarabun New"/>
                 <w:sz w:val="26"/>
                 <w:szCs w:val="26"/>
               </w:rPr>
             </w:pPr>
             <w:r>
               <w:rPr>
+                <w:rFonts w:ascii="TH Sarabun New" w:hAnsi="TH Sarabun New" w:cs="TH Sarabun New"/>
                 <w:noProof/>
                 <w:sz w:val="26"/>
                 <w:szCs w:val="26"/>
@@ -1328,6 +1473,7 @@
             </w:r>
             <w:r>
               <w:rPr>
+                <w:rFonts w:ascii="TH Sarabun New" w:hAnsi="TH Sarabun New" w:cs="TH Sarabun New"/>
                 <w:sz w:val="26"/>
                 <w:szCs w:val="26"/>
                 <w:cs/>
@@ -1336,7 +1482,7 @@
             </w:r>
             <w:r>
               <w:rPr>
-                <w:rFonts w:ascii="DejaVu Sans" w:hAnsi="DejaVu Sans" w:cs="DejaVu Sans"/>
+                <w:rFonts w:ascii="TH Sarabun New" w:hAnsi="TH Sarabun New" w:cs="TH Sarabun New"/>
                 <w:sz w:val="26"/>
                 <w:szCs w:val="26"/>
               </w:rPr>
@@ -1344,6 +1490,7 @@
             </w:r>
             <w:r>
               <w:rPr>
+                <w:rFonts w:ascii="TH Sarabun New" w:hAnsi="TH Sarabun New" w:cs="TH Sarabun New"/>
                 <w:sz w:val="26"/>
                 <w:szCs w:val="26"/>
                 <w:cs/>
@@ -1352,6 +1499,7 @@
             </w:r>
             <w:r>
               <w:rPr>
+                <w:rFonts w:ascii="TH Sarabun New" w:hAnsi="TH Sarabun New" w:cs="TH Sarabun New"/>
                 <w:sz w:val="26"/>
                 <w:szCs w:val="26"/>
                 <w:cs/>
@@ -1360,7 +1508,7 @@
             </w:r>
             <w:r>
               <w:rPr>
-                <w:rFonts w:hint="cs"/>
+                <w:rFonts w:ascii="TH Sarabun New" w:hAnsi="TH Sarabun New" w:cs="TH Sarabun New"/>
                 <w:sz w:val="26"/>
                 <w:szCs w:val="26"/>
                 <w:cs/>
@@ -1369,6 +1517,7 @@
             </w:r>
             <w:r>
               <w:rPr>
+                <w:rFonts w:ascii="TH Sarabun New" w:hAnsi="TH Sarabun New" w:cs="TH Sarabun New"/>
                 <w:sz w:val="26"/>
                 <w:szCs w:val="26"/>
                 <w:cs/>
@@ -1377,8 +1526,14 @@
             </w:r>
           </w:p>
           <w:p>
-            <w:r>
-              <w:rPr>
+            <w:pPr>
+              <w:rPr>
+                <w:rFonts w:ascii="TH Sarabun New" w:hAnsi="TH Sarabun New" w:cs="TH Sarabun New"/>
+              </w:rPr>
+            </w:pPr>
+            <w:r>
+              <w:rPr>
+                <w:rFonts w:ascii="TH Sarabun New" w:hAnsi="TH Sarabun New" w:cs="TH Sarabun New"/>
                 <w:noProof/>
                 <w:sz w:val="26"/>
                 <w:szCs w:val="26"/>
@@ -1457,6 +1612,7 @@
             </w:r>
             <w:r>
               <w:rPr>
+                <w:rFonts w:ascii="TH Sarabun New" w:hAnsi="TH Sarabun New" w:cs="TH Sarabun New"/>
                 <w:sz w:val="26"/>
                 <w:szCs w:val="26"/>
                 <w:cs/>
@@ -1465,7 +1621,7 @@
             </w:r>
             <w:r>
               <w:rPr>
-                <w:rFonts w:ascii="DejaVu Sans" w:hAnsi="DejaVu Sans" w:cs="DejaVu Sans"/>
+                <w:rFonts w:ascii="TH Sarabun New" w:hAnsi="TH Sarabun New" w:cs="TH Sarabun New"/>
                 <w:sz w:val="26"/>
                 <w:szCs w:val="26"/>
               </w:rPr>
@@ -1473,6 +1629,7 @@
             </w:r>
             <w:r>
               <w:rPr>
+                <w:rFonts w:ascii="TH Sarabun New" w:hAnsi="TH Sarabun New" w:cs="TH Sarabun New"/>
                 <w:sz w:val="26"/>
                 <w:szCs w:val="26"/>
               </w:rPr>
@@ -1480,6 +1637,7 @@
             </w:r>
             <w:r>
               <w:rPr>
+                <w:rFonts w:ascii="TH Sarabun New" w:hAnsi="TH Sarabun New" w:cs="TH Sarabun New"/>
                 <w:sz w:val="26"/>
                 <w:szCs w:val="26"/>
               </w:rPr>
@@ -1487,6 +1645,7 @@
             </w:r>
             <w:r>
               <w:rPr>
+                <w:rFonts w:ascii="TH Sarabun New" w:hAnsi="TH Sarabun New" w:cs="TH Sarabun New"/>
                 <w:sz w:val="26"/>
                 <w:szCs w:val="26"/>
                 <w:cs/>
@@ -1501,7 +1660,7 @@
       <w:pPr>
         <w:pStyle w:val="Body"/>
         <w:rPr>
-          <w:rFonts w:ascii="Angsana New" w:eastAsia="Times New Roman" w:hAnsi="Angsana New" w:cs="Angsana New"/>
+          <w:rFonts w:ascii="TH Sarabun New" w:eastAsia="Times New Roman" w:hAnsi="TH Sarabun New" w:cs="TH Sarabun New"/>
           <w:color w:val="auto"/>
           <w:sz w:val="28"/>
           <w:szCs w:val="28"/>
@@ -1517,11 +1676,11 @@
         <w:tblLook w:val="04A0" w:firstRow="1" w:lastRow="0" w:firstColumn="1" w:lastColumn="0" w:noHBand="0" w:noVBand="1"/>
       </w:tblPr>
       <w:tblGrid>
-        <w:gridCol w:w="2303"/>
-        <w:gridCol w:w="1541"/>
-        <w:gridCol w:w="805"/>
-        <w:gridCol w:w="2839"/>
-        <w:gridCol w:w="2231"/>
+        <w:gridCol w:w="2428"/>
+        <w:gridCol w:w="1517"/>
+        <w:gridCol w:w="822"/>
+        <w:gridCol w:w="2985"/>
+        <w:gridCol w:w="2334"/>
       </w:tblGrid>
       <w:tr>
         <w:trPr>
@@ -1539,7 +1698,7 @@
               <w:pStyle w:val="Body"/>
               <w:jc w:val="center"/>
               <w:rPr>
-                <w:rFonts w:ascii="Angsana New" w:eastAsia="Times New Roman" w:hAnsi="Angsana New" w:cs="Angsana New"/>
+                <w:rFonts w:ascii="TH Sarabun New" w:eastAsia="Times New Roman" w:hAnsi="TH Sarabun New" w:cs="TH Sarabun New"/>
                 <w:color w:val="auto"/>
                 <w:sz w:val="26"/>
                 <w:szCs w:val="26"/>
@@ -1548,7 +1707,7 @@
             </w:pPr>
             <w:r>
               <w:rPr>
-                <w:rFonts w:ascii="Angsana New" w:eastAsia="Times New Roman" w:hAnsi="Angsana New" w:cs="Angsana New"/>
+                <w:rFonts w:ascii="TH Sarabun New" w:eastAsia="Times New Roman" w:hAnsi="TH Sarabun New" w:cs="TH Sarabun New"/>
                 <w:color w:val="auto"/>
                 <w:sz w:val="26"/>
                 <w:szCs w:val="26"/>
@@ -1569,7 +1728,7 @@
               <w:pStyle w:val="Body"/>
               <w:jc w:val="center"/>
               <w:rPr>
-                <w:rFonts w:ascii="Angsana New" w:eastAsia="Times New Roman" w:hAnsi="Angsana New" w:cs="Angsana New"/>
+                <w:rFonts w:ascii="TH Sarabun New" w:eastAsia="Times New Roman" w:hAnsi="TH Sarabun New" w:cs="TH Sarabun New"/>
                 <w:color w:val="auto"/>
                 <w:sz w:val="26"/>
                 <w:szCs w:val="26"/>
@@ -1578,7 +1737,7 @@
             </w:pPr>
             <w:r>
               <w:rPr>
-                <w:rFonts w:ascii="Angsana New" w:eastAsia="Times New Roman" w:hAnsi="Angsana New" w:cs="Angsana New"/>
+                <w:rFonts w:ascii="TH Sarabun New" w:eastAsia="Times New Roman" w:hAnsi="TH Sarabun New" w:cs="TH Sarabun New"/>
                 <w:color w:val="auto"/>
                 <w:sz w:val="26"/>
                 <w:szCs w:val="26"/>
@@ -1588,7 +1747,7 @@
             </w:r>
             <w:r>
               <w:rPr>
-                <w:rFonts w:ascii="Angsana New" w:eastAsia="Times New Roman" w:hAnsi="Angsana New" w:cs="Angsana New"/>
+                <w:rFonts w:ascii="TH Sarabun New" w:eastAsia="Times New Roman" w:hAnsi="TH Sarabun New" w:cs="TH Sarabun New"/>
                 <w:color w:val="auto"/>
                 <w:sz w:val="26"/>
                 <w:szCs w:val="26"/>
@@ -1599,7 +1758,7 @@
             </w:r>
             <w:r>
               <w:rPr>
-                <w:rFonts w:ascii="Angsana New" w:eastAsia="Times New Roman" w:hAnsi="Angsana New" w:cs="Angsana New"/>
+                <w:rFonts w:ascii="TH Sarabun New" w:eastAsia="Times New Roman" w:hAnsi="TH Sarabun New" w:cs="TH Sarabun New"/>
                 <w:color w:val="auto"/>
                 <w:sz w:val="26"/>
                 <w:szCs w:val="26"/>
@@ -1619,7 +1778,7 @@
               <w:pStyle w:val="Body"/>
               <w:jc w:val="center"/>
               <w:rPr>
-                <w:rFonts w:ascii="Angsana New" w:eastAsia="Times New Roman" w:hAnsi="Angsana New" w:cs="Angsana New"/>
+                <w:rFonts w:ascii="TH Sarabun New" w:eastAsia="Times New Roman" w:hAnsi="TH Sarabun New" w:cs="TH Sarabun New"/>
                 <w:color w:val="auto"/>
                 <w:sz w:val="26"/>
                 <w:szCs w:val="26"/>
@@ -1628,7 +1787,7 @@
             </w:pPr>
             <w:r>
               <w:rPr>
-                <w:rFonts w:ascii="Angsana New" w:eastAsia="Times New Roman" w:hAnsi="Angsana New" w:cs="Angsana New"/>
+                <w:rFonts w:ascii="TH Sarabun New" w:eastAsia="Times New Roman" w:hAnsi="TH Sarabun New" w:cs="TH Sarabun New"/>
                 <w:color w:val="auto"/>
                 <w:sz w:val="26"/>
                 <w:szCs w:val="26"/>
@@ -1649,7 +1808,7 @@
               <w:pStyle w:val="Body"/>
               <w:jc w:val="center"/>
               <w:rPr>
-                <w:rFonts w:ascii="Angsana New" w:eastAsia="Times New Roman" w:hAnsi="Angsana New" w:cs="Angsana New"/>
+                <w:rFonts w:ascii="TH Sarabun New" w:eastAsia="Times New Roman" w:hAnsi="TH Sarabun New" w:cs="TH Sarabun New"/>
                 <w:color w:val="auto"/>
                 <w:sz w:val="26"/>
                 <w:szCs w:val="26"/>
@@ -1659,7 +1818,7 @@
             </w:pPr>
             <w:r>
               <w:rPr>
-                <w:rFonts w:ascii="Angsana New" w:eastAsia="Times New Roman" w:hAnsi="Angsana New" w:cs="Angsana New"/>
+                <w:rFonts w:ascii="TH Sarabun New" w:eastAsia="Times New Roman" w:hAnsi="TH Sarabun New" w:cs="TH Sarabun New"/>
                 <w:color w:val="auto"/>
                 <w:sz w:val="26"/>
                 <w:szCs w:val="26"/>
@@ -1680,7 +1839,7 @@
               <w:pStyle w:val="Body"/>
               <w:jc w:val="center"/>
               <w:rPr>
-                <w:rFonts w:ascii="Angsana New" w:eastAsia="Times New Roman" w:hAnsi="Angsana New" w:cs="Angsana New"/>
+                <w:rFonts w:ascii="TH Sarabun New" w:eastAsia="Times New Roman" w:hAnsi="TH Sarabun New" w:cs="TH Sarabun New"/>
                 <w:color w:val="auto"/>
                 <w:sz w:val="26"/>
                 <w:szCs w:val="26"/>
@@ -1689,7 +1848,7 @@
             </w:pPr>
             <w:r>
               <w:rPr>
-                <w:rFonts w:ascii="Angsana New" w:eastAsia="Times New Roman" w:hAnsi="Angsana New" w:cs="Angsana New"/>
+                <w:rFonts w:ascii="TH Sarabun New" w:eastAsia="Times New Roman" w:hAnsi="TH Sarabun New" w:cs="TH Sarabun New"/>
                 <w:color w:val="auto"/>
                 <w:sz w:val="26"/>
                 <w:szCs w:val="26"/>
@@ -1703,6 +1862,7 @@
       </w:tr>
       <w:tr>
         <w:trPr>
+          <w:cantSplit/>
           <w:jc w:val="center"/>
         </w:trPr>
         <w:tc>
@@ -1710,7 +1870,15 @@
             <w:tcW w:w="599" w:type="dxa"/>
           </w:tcPr>
           <w:p>
-            <w:r>
+            <w:pPr>
+              <w:rPr>
+                <w:rFonts w:ascii="TH Sarabun New" w:hAnsi="TH Sarabun New" w:cs="TH Sarabun New"/>
+              </w:rPr>
+            </w:pPr>
+            <w:r>
+              <w:rPr>
+                <w:rFonts w:ascii="TH Sarabun New" w:hAnsi="TH Sarabun New" w:cs="TH Sarabun New"/>
+              </w:rPr>
               <w:t>{#workerForemanFirst}1</w:t>
             </w:r>
           </w:p>
@@ -1720,24 +1888,44 @@
             <w:tcW w:w="3986" w:type="dxa"/>
           </w:tcPr>
           <w:p>
+            <w:pPr>
+              <w:rPr>
+                <w:rFonts w:ascii="TH Sarabun New" w:hAnsi="TH Sarabun New" w:cs="TH Sarabun New"/>
+              </w:rPr>
+            </w:pPr>
             <w:proofErr w:type="spellStart"/>
             <w:r>
+              <w:rPr>
+                <w:rFonts w:ascii="TH Sarabun New" w:hAnsi="TH Sarabun New" w:cs="TH Sarabun New"/>
+              </w:rPr>
               <w:t>ผู้จัดการ</w:t>
             </w:r>
             <w:proofErr w:type="spellEnd"/>
             <w:r>
+              <w:rPr>
+                <w:rFonts w:ascii="TH Sarabun New" w:hAnsi="TH Sarabun New" w:cs="TH Sarabun New"/>
+              </w:rPr>
               <w:t xml:space="preserve"> / </w:t>
             </w:r>
             <w:proofErr w:type="spellStart"/>
             <w:r>
+              <w:rPr>
+                <w:rFonts w:ascii="TH Sarabun New" w:hAnsi="TH Sarabun New" w:cs="TH Sarabun New"/>
+              </w:rPr>
               <w:t>ผู้ควบคุมงาน</w:t>
             </w:r>
             <w:proofErr w:type="spellEnd"/>
             <w:r>
+              <w:rPr>
+                <w:rFonts w:ascii="TH Sarabun New" w:hAnsi="TH Sarabun New" w:cs="TH Sarabun New"/>
+              </w:rPr>
               <w:t xml:space="preserve"> / </w:t>
             </w:r>
             <w:proofErr w:type="spellStart"/>
             <w:r>
+              <w:rPr>
+                <w:rFonts w:ascii="TH Sarabun New" w:hAnsi="TH Sarabun New" w:cs="TH Sarabun New"/>
+              </w:rPr>
               <w:t>โฟร์แมน</w:t>
             </w:r>
             <w:proofErr w:type="spellEnd"/>
@@ -1748,7 +1936,15 @@
             <w:tcW w:w="810" w:type="dxa"/>
           </w:tcPr>
           <w:p>
-            <w:r>
+            <w:pPr>
+              <w:rPr>
+                <w:rFonts w:ascii="TH Sarabun New" w:hAnsi="TH Sarabun New" w:cs="TH Sarabun New"/>
+              </w:rPr>
+            </w:pPr>
+            <w:r>
+              <w:rPr>
+                <w:rFonts w:ascii="TH Sarabun New" w:hAnsi="TH Sarabun New" w:cs="TH Sarabun New"/>
+              </w:rPr>
               <w:t>{count}</w:t>
             </w:r>
           </w:p>
@@ -1758,15 +1954,29 @@
             <w:tcW w:w="1440" w:type="dxa"/>
           </w:tcPr>
           <w:p>
-            <w:r>
+            <w:pPr>
+              <w:rPr>
+                <w:rFonts w:ascii="TH Sarabun New" w:hAnsi="TH Sarabun New" w:cs="TH Sarabun New"/>
+              </w:rPr>
+            </w:pPr>
+            <w:r>
+              <w:rPr>
+                <w:rFonts w:ascii="TH Sarabun New" w:hAnsi="TH Sarabun New" w:cs="TH Sarabun New"/>
+              </w:rPr>
               <w:t>{name}{/</w:t>
             </w:r>
             <w:proofErr w:type="spellStart"/>
             <w:r>
+              <w:rPr>
+                <w:rFonts w:ascii="TH Sarabun New" w:hAnsi="TH Sarabun New" w:cs="TH Sarabun New"/>
+              </w:rPr>
               <w:t>workerForemanFirst</w:t>
             </w:r>
             <w:proofErr w:type="spellEnd"/>
             <w:r>
+              <w:rPr>
+                <w:rFonts w:ascii="TH Sarabun New" w:hAnsi="TH Sarabun New" w:cs="TH Sarabun New"/>
+              </w:rPr>
               <w:t>}</w:t>
             </w:r>
           </w:p>
@@ -1778,9 +1988,14 @@
             <w:vAlign w:val="center"/>
           </w:tcPr>
           <w:p>
-            <w:r>
-              <w:rPr>
-                <w:rFonts w:ascii="DejaVu Sans" w:hAnsi="DejaVu Sans" w:cs="DejaVu Sans"/>
+            <w:pPr>
+              <w:rPr>
+                <w:rFonts w:ascii="TH Sarabun New" w:hAnsi="TH Sarabun New" w:cs="TH Sarabun New"/>
+              </w:rPr>
+            </w:pPr>
+            <w:r>
+              <w:rPr>
+                <w:rFonts w:ascii="TH Sarabun New" w:hAnsi="TH Sarabun New" w:cs="TH Sarabun New"/>
                 <w:sz w:val="26"/>
                 <w:szCs w:val="26"/>
               </w:rPr>
@@ -1788,6 +2003,7 @@
             </w:r>
             <w:r>
               <w:rPr>
+                <w:rFonts w:ascii="TH Sarabun New" w:hAnsi="TH Sarabun New" w:cs="TH Sarabun New"/>
                 <w:sz w:val="26"/>
                 <w:szCs w:val="26"/>
                 <w:cs/>
@@ -1796,9 +2012,15 @@
             </w:r>
             <w:proofErr w:type="spellStart"/>
             <w:r>
+              <w:rPr>
+                <w:rFonts w:ascii="TH Sarabun New" w:hAnsi="TH Sarabun New" w:cs="TH Sarabun New"/>
+              </w:rPr>
               <w:t>อัตรา</w:t>
             </w:r>
             <w:r>
+              <w:rPr>
+                <w:rFonts w:ascii="TH Sarabun New" w:hAnsi="TH Sarabun New" w:cs="TH Sarabun New"/>
+              </w:rPr>
               <w:t>พลเต็ม</w:t>
             </w:r>
             <w:proofErr w:type="spellEnd"/>
@@ -1806,14 +2028,14 @@
           <w:p>
             <w:pPr>
               <w:rPr>
-                <w:rFonts w:ascii="DejaVu Sans" w:hAnsi="DejaVu Sans" w:cs="DejaVu Sans"/>
+                <w:rFonts w:ascii="TH Sarabun New" w:hAnsi="TH Sarabun New" w:cs="TH Sarabun New"/>
                 <w:sz w:val="26"/>
                 <w:szCs w:val="26"/>
               </w:rPr>
             </w:pPr>
             <w:r>
               <w:rPr>
-                <w:rFonts w:ascii="DejaVu Sans" w:hAnsi="DejaVu Sans" w:cs="DejaVu Sans"/>
+                <w:rFonts w:ascii="TH Sarabun New" w:hAnsi="TH Sarabun New" w:cs="TH Sarabun New"/>
                 <w:sz w:val="26"/>
                 <w:szCs w:val="26"/>
               </w:rPr>
@@ -1821,49 +2043,87 @@
             </w:r>
           </w:p>
           <w:p>
+            <w:pPr>
+              <w:rPr>
+                <w:rFonts w:ascii="TH Sarabun New" w:hAnsi="TH Sarabun New" w:cs="TH Sarabun New"/>
+              </w:rPr>
+            </w:pPr>
             <w:proofErr w:type="spellStart"/>
             <w:proofErr w:type="gramStart"/>
             <w:r>
+              <w:rPr>
+                <w:rFonts w:ascii="TH Sarabun New" w:hAnsi="TH Sarabun New" w:cs="TH Sarabun New"/>
+              </w:rPr>
               <w:t>อัตรากำลัง</w:t>
             </w:r>
             <w:proofErr w:type="spellEnd"/>
             <w:r>
               <w:rPr>
+                <w:rFonts w:ascii="TH Sarabun New" w:hAnsi="TH Sarabun New" w:cs="TH Sarabun New"/>
                 <w:cs/>
               </w:rPr>
               <w:t xml:space="preserve"> </w:t>
             </w:r>
             <w:r>
+              <w:rPr>
+                <w:rFonts w:ascii="TH Sarabun New" w:hAnsi="TH Sarabun New" w:cs="TH Sarabun New"/>
+              </w:rPr>
               <w:t>{total} /</w:t>
             </w:r>
             <w:proofErr w:type="gramEnd"/>
             <w:r>
+              <w:rPr>
+                <w:rFonts w:ascii="TH Sarabun New" w:hAnsi="TH Sarabun New" w:cs="TH Sarabun New"/>
+              </w:rPr>
               <w:t xml:space="preserve"> 13</w:t>
             </w:r>
           </w:p>
           <w:p>
+            <w:pPr>
+              <w:rPr>
+                <w:rFonts w:ascii="TH Sarabun New" w:hAnsi="TH Sarabun New" w:cs="TH Sarabun New"/>
+              </w:rPr>
+            </w:pPr>
             <w:proofErr w:type="spellStart"/>
             <w:proofErr w:type="gramStart"/>
             <w:r>
+              <w:rPr>
+                <w:rFonts w:ascii="TH Sarabun New" w:hAnsi="TH Sarabun New" w:cs="TH Sarabun New"/>
+              </w:rPr>
               <w:t>อื่นๆ</w:t>
             </w:r>
             <w:proofErr w:type="spellEnd"/>
             <w:r>
+              <w:rPr>
+                <w:rFonts w:ascii="TH Sarabun New" w:hAnsi="TH Sarabun New" w:cs="TH Sarabun New"/>
+              </w:rPr>
               <w:t xml:space="preserve"> </w:t>
             </w:r>
             <w:r>
+              <w:rPr>
+                <w:rFonts w:ascii="TH Sarabun New" w:hAnsi="TH Sarabun New" w:cs="TH Sarabun New"/>
+              </w:rPr>
               <w:t>:</w:t>
             </w:r>
             <w:proofErr w:type="gramEnd"/>
             <w:r>
+              <w:rPr>
+                <w:rFonts w:ascii="TH Sarabun New" w:hAnsi="TH Sarabun New" w:cs="TH Sarabun New"/>
+              </w:rPr>
               <w:t>{</w:t>
             </w:r>
             <w:proofErr w:type="spellStart"/>
             <w:r>
+              <w:rPr>
+                <w:rFonts w:ascii="TH Sarabun New" w:hAnsi="TH Sarabun New" w:cs="TH Sarabun New"/>
+              </w:rPr>
               <w:t>workerRemarkWrapped</w:t>
             </w:r>
             <w:proofErr w:type="spellEnd"/>
             <w:r>
+              <w:rPr>
+                <w:rFonts w:ascii="TH Sarabun New" w:hAnsi="TH Sarabun New" w:cs="TH Sarabun New"/>
+              </w:rPr>
               <w:t>}</w:t>
             </w:r>
           </w:p>
@@ -1878,7 +2138,15 @@
             <w:tcW w:w="599" w:type="dxa"/>
           </w:tcPr>
           <w:p>
-            <w:r>
+            <w:pPr>
+              <w:rPr>
+                <w:rFonts w:ascii="TH Sarabun New" w:hAnsi="TH Sarabun New" w:cs="TH Sarabun New"/>
+              </w:rPr>
+            </w:pPr>
+            <w:r>
+              <w:rPr>
+                <w:rFonts w:ascii="TH Sarabun New" w:hAnsi="TH Sarabun New" w:cs="TH Sarabun New"/>
+              </w:rPr>
               <w:t>{#workerForemanOthers}</w:t>
             </w:r>
           </w:p>
@@ -1887,30 +2155,56 @@
           <w:tcPr>
             <w:tcW w:w="3986" w:type="dxa"/>
           </w:tcPr>
-          <w:p/>
+          <w:p>
+            <w:pPr>
+              <w:rPr>
+                <w:rFonts w:ascii="TH Sarabun New" w:hAnsi="TH Sarabun New" w:cs="TH Sarabun New"/>
+              </w:rPr>
+            </w:pPr>
+          </w:p>
         </w:tc>
         <w:tc>
           <w:tcPr>
             <w:tcW w:w="810" w:type="dxa"/>
           </w:tcPr>
-          <w:p/>
+          <w:p>
+            <w:pPr>
+              <w:rPr>
+                <w:rFonts w:ascii="TH Sarabun New" w:hAnsi="TH Sarabun New" w:cs="TH Sarabun New"/>
+              </w:rPr>
+            </w:pPr>
+          </w:p>
         </w:tc>
         <w:tc>
           <w:tcPr>
             <w:tcW w:w="1440" w:type="dxa"/>
           </w:tcPr>
           <w:p>
+            <w:pPr>
+              <w:rPr>
+                <w:rFonts w:ascii="TH Sarabun New" w:hAnsi="TH Sarabun New" w:cs="TH Sarabun New"/>
+              </w:rPr>
+            </w:pPr>
             <w:proofErr w:type="gramStart"/>
             <w:r>
+              <w:rPr>
+                <w:rFonts w:ascii="TH Sarabun New" w:hAnsi="TH Sarabun New" w:cs="TH Sarabun New"/>
+              </w:rPr>
               <w:t>{name}{/</w:t>
             </w:r>
             <w:proofErr w:type="spellStart"/>
             <w:proofErr w:type="gramEnd"/>
             <w:r>
+              <w:rPr>
+                <w:rFonts w:ascii="TH Sarabun New" w:hAnsi="TH Sarabun New" w:cs="TH Sarabun New"/>
+              </w:rPr>
               <w:t>workerForemanOthers</w:t>
             </w:r>
             <w:proofErr w:type="spellEnd"/>
             <w:r>
+              <w:rPr>
+                <w:rFonts w:ascii="TH Sarabun New" w:hAnsi="TH Sarabun New" w:cs="TH Sarabun New"/>
+              </w:rPr>
               <w:t>}</w:t>
             </w:r>
           </w:p>
@@ -1921,7 +2215,13 @@
             <w:vMerge/>
             <w:vAlign w:val="center"/>
           </w:tcPr>
-          <w:p/>
+          <w:p>
+            <w:pPr>
+              <w:rPr>
+                <w:rFonts w:ascii="TH Sarabun New" w:hAnsi="TH Sarabun New" w:cs="TH Sarabun New"/>
+              </w:rPr>
+            </w:pPr>
+          </w:p>
         </w:tc>
       </w:tr>
       <w:tr>
@@ -1933,7 +2233,15 @@
             <w:tcW w:w="599" w:type="dxa"/>
           </w:tcPr>
           <w:p>
-            <w:r>
+            <w:pPr>
+              <w:rPr>
+                <w:rFonts w:ascii="TH Sarabun New" w:hAnsi="TH Sarabun New" w:cs="TH Sarabun New"/>
+              </w:rPr>
+            </w:pPr>
+            <w:r>
+              <w:rPr>
+                <w:rFonts w:ascii="TH Sarabun New" w:hAnsi="TH Sarabun New" w:cs="TH Sarabun New"/>
+              </w:rPr>
               <w:t>{#workerElectricainFirst}2</w:t>
             </w:r>
           </w:p>
@@ -1943,16 +2251,30 @@
             <w:tcW w:w="3986" w:type="dxa"/>
           </w:tcPr>
           <w:p>
+            <w:pPr>
+              <w:rPr>
+                <w:rFonts w:ascii="TH Sarabun New" w:hAnsi="TH Sarabun New" w:cs="TH Sarabun New"/>
+              </w:rPr>
+            </w:pPr>
             <w:proofErr w:type="spellStart"/>
             <w:r>
+              <w:rPr>
+                <w:rFonts w:ascii="TH Sarabun New" w:hAnsi="TH Sarabun New" w:cs="TH Sarabun New"/>
+              </w:rPr>
               <w:t>ช่างไฟฟ้า</w:t>
             </w:r>
             <w:proofErr w:type="spellEnd"/>
             <w:r>
+              <w:rPr>
+                <w:rFonts w:ascii="TH Sarabun New" w:hAnsi="TH Sarabun New" w:cs="TH Sarabun New"/>
+              </w:rPr>
               <w:t xml:space="preserve"> / </w:t>
             </w:r>
             <w:proofErr w:type="spellStart"/>
             <w:r>
+              <w:rPr>
+                <w:rFonts w:ascii="TH Sarabun New" w:hAnsi="TH Sarabun New" w:cs="TH Sarabun New"/>
+              </w:rPr>
               <w:t>อิเล็กทรอนิกส์</w:t>
             </w:r>
             <w:proofErr w:type="spellEnd"/>
@@ -1963,7 +2285,15 @@
             <w:tcW w:w="810" w:type="dxa"/>
           </w:tcPr>
           <w:p>
-            <w:r>
+            <w:pPr>
+              <w:rPr>
+                <w:rFonts w:ascii="TH Sarabun New" w:hAnsi="TH Sarabun New" w:cs="TH Sarabun New"/>
+              </w:rPr>
+            </w:pPr>
+            <w:r>
+              <w:rPr>
+                <w:rFonts w:ascii="TH Sarabun New" w:hAnsi="TH Sarabun New" w:cs="TH Sarabun New"/>
+              </w:rPr>
               <w:t>{count}</w:t>
             </w:r>
           </w:p>
@@ -1973,17 +2303,31 @@
             <w:tcW w:w="1440" w:type="dxa"/>
           </w:tcPr>
           <w:p>
+            <w:pPr>
+              <w:rPr>
+                <w:rFonts w:ascii="TH Sarabun New" w:hAnsi="TH Sarabun New" w:cs="TH Sarabun New"/>
+              </w:rPr>
+            </w:pPr>
             <w:proofErr w:type="gramStart"/>
             <w:r>
+              <w:rPr>
+                <w:rFonts w:ascii="TH Sarabun New" w:hAnsi="TH Sarabun New" w:cs="TH Sarabun New"/>
+              </w:rPr>
               <w:t>{name}{/</w:t>
             </w:r>
             <w:proofErr w:type="spellStart"/>
             <w:proofErr w:type="gramEnd"/>
             <w:r>
+              <w:rPr>
+                <w:rFonts w:ascii="TH Sarabun New" w:hAnsi="TH Sarabun New" w:cs="TH Sarabun New"/>
+              </w:rPr>
               <w:t>workerElectricainFirst</w:t>
             </w:r>
             <w:proofErr w:type="spellEnd"/>
             <w:r>
+              <w:rPr>
+                <w:rFonts w:ascii="TH Sarabun New" w:hAnsi="TH Sarabun New" w:cs="TH Sarabun New"/>
+              </w:rPr>
               <w:t>}</w:t>
             </w:r>
           </w:p>
@@ -1994,7 +2338,13 @@
             <w:vMerge/>
             <w:vAlign w:val="center"/>
           </w:tcPr>
-          <w:p/>
+          <w:p>
+            <w:pPr>
+              <w:rPr>
+                <w:rFonts w:ascii="TH Sarabun New" w:hAnsi="TH Sarabun New" w:cs="TH Sarabun New"/>
+              </w:rPr>
+            </w:pPr>
+          </w:p>
         </w:tc>
       </w:tr>
       <w:tr>
@@ -2006,7 +2356,15 @@
             <w:tcW w:w="599" w:type="dxa"/>
           </w:tcPr>
           <w:p>
-            <w:r>
+            <w:pPr>
+              <w:rPr>
+                <w:rFonts w:ascii="TH Sarabun New" w:hAnsi="TH Sarabun New" w:cs="TH Sarabun New"/>
+              </w:rPr>
+            </w:pPr>
+            <w:r>
+              <w:rPr>
+                <w:rFonts w:ascii="TH Sarabun New" w:hAnsi="TH Sarabun New" w:cs="TH Sarabun New"/>
+              </w:rPr>
               <w:t>{#workerElectricainOthers}</w:t>
             </w:r>
           </w:p>
@@ -2015,30 +2373,56 @@
           <w:tcPr>
             <w:tcW w:w="3986" w:type="dxa"/>
           </w:tcPr>
-          <w:p/>
+          <w:p>
+            <w:pPr>
+              <w:rPr>
+                <w:rFonts w:ascii="TH Sarabun New" w:hAnsi="TH Sarabun New" w:cs="TH Sarabun New"/>
+              </w:rPr>
+            </w:pPr>
+          </w:p>
         </w:tc>
         <w:tc>
           <w:tcPr>
             <w:tcW w:w="810" w:type="dxa"/>
           </w:tcPr>
-          <w:p/>
+          <w:p>
+            <w:pPr>
+              <w:rPr>
+                <w:rFonts w:ascii="TH Sarabun New" w:hAnsi="TH Sarabun New" w:cs="TH Sarabun New"/>
+              </w:rPr>
+            </w:pPr>
+          </w:p>
         </w:tc>
         <w:tc>
           <w:tcPr>
             <w:tcW w:w="1440" w:type="dxa"/>
           </w:tcPr>
           <w:p>
+            <w:pPr>
+              <w:rPr>
+                <w:rFonts w:ascii="TH Sarabun New" w:hAnsi="TH Sarabun New" w:cs="TH Sarabun New"/>
+              </w:rPr>
+            </w:pPr>
             <w:proofErr w:type="gramStart"/>
             <w:r>
+              <w:rPr>
+                <w:rFonts w:ascii="TH Sarabun New" w:hAnsi="TH Sarabun New" w:cs="TH Sarabun New"/>
+              </w:rPr>
               <w:t>{name}{/</w:t>
             </w:r>
             <w:proofErr w:type="spellStart"/>
             <w:proofErr w:type="gramEnd"/>
             <w:r>
+              <w:rPr>
+                <w:rFonts w:ascii="TH Sarabun New" w:hAnsi="TH Sarabun New" w:cs="TH Sarabun New"/>
+              </w:rPr>
               <w:t>workerElectricainOthers</w:t>
             </w:r>
             <w:proofErr w:type="spellEnd"/>
             <w:r>
+              <w:rPr>
+                <w:rFonts w:ascii="TH Sarabun New" w:hAnsi="TH Sarabun New" w:cs="TH Sarabun New"/>
+              </w:rPr>
               <w:t>}</w:t>
             </w:r>
           </w:p>
@@ -2049,7 +2433,13 @@
             <w:vMerge/>
             <w:vAlign w:val="center"/>
           </w:tcPr>
-          <w:p/>
+          <w:p>
+            <w:pPr>
+              <w:rPr>
+                <w:rFonts w:ascii="TH Sarabun New" w:hAnsi="TH Sarabun New" w:cs="TH Sarabun New"/>
+              </w:rPr>
+            </w:pPr>
+          </w:p>
         </w:tc>
       </w:tr>
       <w:tr>
@@ -2061,7 +2451,15 @@
             <w:tcW w:w="599" w:type="dxa"/>
           </w:tcPr>
           <w:p>
-            <w:r>
+            <w:pPr>
+              <w:rPr>
+                <w:rFonts w:ascii="TH Sarabun New" w:hAnsi="TH Sarabun New" w:cs="TH Sarabun New"/>
+              </w:rPr>
+            </w:pPr>
+            <w:r>
+              <w:rPr>
+                <w:rFonts w:ascii="TH Sarabun New" w:hAnsi="TH Sarabun New" w:cs="TH Sarabun New"/>
+              </w:rPr>
               <w:t>{#workerITFirst}3</w:t>
             </w:r>
           </w:p>
@@ -2071,16 +2469,30 @@
             <w:tcW w:w="3986" w:type="dxa"/>
           </w:tcPr>
           <w:p>
+            <w:pPr>
+              <w:rPr>
+                <w:rFonts w:ascii="TH Sarabun New" w:hAnsi="TH Sarabun New" w:cs="TH Sarabun New"/>
+              </w:rPr>
+            </w:pPr>
             <w:proofErr w:type="spellStart"/>
             <w:r>
+              <w:rPr>
+                <w:rFonts w:ascii="TH Sarabun New" w:hAnsi="TH Sarabun New" w:cs="TH Sarabun New"/>
+              </w:rPr>
               <w:t>ช่างระบบสื่อสาร</w:t>
             </w:r>
             <w:proofErr w:type="spellEnd"/>
             <w:r>
+              <w:rPr>
+                <w:rFonts w:ascii="TH Sarabun New" w:hAnsi="TH Sarabun New" w:cs="TH Sarabun New"/>
+              </w:rPr>
               <w:t xml:space="preserve"> / </w:t>
             </w:r>
             <w:proofErr w:type="spellStart"/>
             <w:r>
+              <w:rPr>
+                <w:rFonts w:ascii="TH Sarabun New" w:hAnsi="TH Sarabun New" w:cs="TH Sarabun New"/>
+              </w:rPr>
               <w:t>ไอที</w:t>
             </w:r>
             <w:proofErr w:type="spellEnd"/>
@@ -2091,7 +2503,15 @@
             <w:tcW w:w="810" w:type="dxa"/>
           </w:tcPr>
           <w:p>
-            <w:r>
+            <w:pPr>
+              <w:rPr>
+                <w:rFonts w:ascii="TH Sarabun New" w:hAnsi="TH Sarabun New" w:cs="TH Sarabun New"/>
+              </w:rPr>
+            </w:pPr>
+            <w:r>
+              <w:rPr>
+                <w:rFonts w:ascii="TH Sarabun New" w:hAnsi="TH Sarabun New" w:cs="TH Sarabun New"/>
+              </w:rPr>
               <w:t>{count}</w:t>
             </w:r>
           </w:p>
@@ -2101,17 +2521,31 @@
             <w:tcW w:w="1440" w:type="dxa"/>
           </w:tcPr>
           <w:p>
+            <w:pPr>
+              <w:rPr>
+                <w:rFonts w:ascii="TH Sarabun New" w:hAnsi="TH Sarabun New" w:cs="TH Sarabun New"/>
+              </w:rPr>
+            </w:pPr>
             <w:proofErr w:type="gramStart"/>
             <w:r>
+              <w:rPr>
+                <w:rFonts w:ascii="TH Sarabun New" w:hAnsi="TH Sarabun New" w:cs="TH Sarabun New"/>
+              </w:rPr>
               <w:t>{name}{/</w:t>
             </w:r>
             <w:proofErr w:type="spellStart"/>
             <w:proofErr w:type="gramEnd"/>
             <w:r>
+              <w:rPr>
+                <w:rFonts w:ascii="TH Sarabun New" w:hAnsi="TH Sarabun New" w:cs="TH Sarabun New"/>
+              </w:rPr>
               <w:t>workerITFirst</w:t>
             </w:r>
             <w:proofErr w:type="spellEnd"/>
             <w:r>
+              <w:rPr>
+                <w:rFonts w:ascii="TH Sarabun New" w:hAnsi="TH Sarabun New" w:cs="TH Sarabun New"/>
+              </w:rPr>
               <w:t>}</w:t>
             </w:r>
           </w:p>
@@ -2122,7 +2556,13 @@
             <w:vMerge/>
             <w:vAlign w:val="center"/>
           </w:tcPr>
-          <w:p/>
+          <w:p>
+            <w:pPr>
+              <w:rPr>
+                <w:rFonts w:ascii="TH Sarabun New" w:hAnsi="TH Sarabun New" w:cs="TH Sarabun New"/>
+              </w:rPr>
+            </w:pPr>
+          </w:p>
         </w:tc>
       </w:tr>
       <w:tr>
@@ -2134,7 +2574,15 @@
             <w:tcW w:w="599" w:type="dxa"/>
           </w:tcPr>
           <w:p>
-            <w:r>
+            <w:pPr>
+              <w:rPr>
+                <w:rFonts w:ascii="TH Sarabun New" w:hAnsi="TH Sarabun New" w:cs="TH Sarabun New"/>
+              </w:rPr>
+            </w:pPr>
+            <w:r>
+              <w:rPr>
+                <w:rFonts w:ascii="TH Sarabun New" w:hAnsi="TH Sarabun New" w:cs="TH Sarabun New"/>
+              </w:rPr>
               <w:t>{#workerITOthers}</w:t>
             </w:r>
           </w:p>
@@ -2143,30 +2591,56 @@
           <w:tcPr>
             <w:tcW w:w="3986" w:type="dxa"/>
           </w:tcPr>
-          <w:p/>
+          <w:p>
+            <w:pPr>
+              <w:rPr>
+                <w:rFonts w:ascii="TH Sarabun New" w:hAnsi="TH Sarabun New" w:cs="TH Sarabun New"/>
+              </w:rPr>
+            </w:pPr>
+          </w:p>
         </w:tc>
         <w:tc>
           <w:tcPr>
             <w:tcW w:w="810" w:type="dxa"/>
           </w:tcPr>
-          <w:p/>
+          <w:p>
+            <w:pPr>
+              <w:rPr>
+                <w:rFonts w:ascii="TH Sarabun New" w:hAnsi="TH Sarabun New" w:cs="TH Sarabun New"/>
+              </w:rPr>
+            </w:pPr>
+          </w:p>
         </w:tc>
         <w:tc>
           <w:tcPr>
             <w:tcW w:w="1440" w:type="dxa"/>
           </w:tcPr>
           <w:p>
+            <w:pPr>
+              <w:rPr>
+                <w:rFonts w:ascii="TH Sarabun New" w:hAnsi="TH Sarabun New" w:cs="TH Sarabun New"/>
+              </w:rPr>
+            </w:pPr>
             <w:proofErr w:type="gramStart"/>
             <w:r>
+              <w:rPr>
+                <w:rFonts w:ascii="TH Sarabun New" w:hAnsi="TH Sarabun New" w:cs="TH Sarabun New"/>
+              </w:rPr>
               <w:t>{name}{/</w:t>
             </w:r>
             <w:proofErr w:type="spellStart"/>
             <w:proofErr w:type="gramEnd"/>
             <w:r>
+              <w:rPr>
+                <w:rFonts w:ascii="TH Sarabun New" w:hAnsi="TH Sarabun New" w:cs="TH Sarabun New"/>
+              </w:rPr>
               <w:t>workerITOthers</w:t>
             </w:r>
             <w:proofErr w:type="spellEnd"/>
             <w:r>
+              <w:rPr>
+                <w:rFonts w:ascii="TH Sarabun New" w:hAnsi="TH Sarabun New" w:cs="TH Sarabun New"/>
+              </w:rPr>
               <w:t>}</w:t>
             </w:r>
           </w:p>
@@ -2177,7 +2651,13 @@
             <w:vMerge/>
             <w:vAlign w:val="center"/>
           </w:tcPr>
-          <w:p/>
+          <w:p>
+            <w:pPr>
+              <w:rPr>
+                <w:rFonts w:ascii="TH Sarabun New" w:hAnsi="TH Sarabun New" w:cs="TH Sarabun New"/>
+              </w:rPr>
+            </w:pPr>
+          </w:p>
         </w:tc>
       </w:tr>
       <w:tr>
@@ -2189,7 +2669,15 @@
             <w:tcW w:w="599" w:type="dxa"/>
           </w:tcPr>
           <w:p>
-            <w:r>
+            <w:pPr>
+              <w:rPr>
+                <w:rFonts w:ascii="TH Sarabun New" w:hAnsi="TH Sarabun New" w:cs="TH Sarabun New"/>
+              </w:rPr>
+            </w:pPr>
+            <w:r>
+              <w:rPr>
+                <w:rFonts w:ascii="TH Sarabun New" w:hAnsi="TH Sarabun New" w:cs="TH Sarabun New"/>
+              </w:rPr>
               <w:t>{#workerMasonFirst}4</w:t>
             </w:r>
           </w:p>
@@ -2199,24 +2687,44 @@
             <w:tcW w:w="3986" w:type="dxa"/>
           </w:tcPr>
           <w:p>
+            <w:pPr>
+              <w:rPr>
+                <w:rFonts w:ascii="TH Sarabun New" w:hAnsi="TH Sarabun New" w:cs="TH Sarabun New"/>
+              </w:rPr>
+            </w:pPr>
             <w:proofErr w:type="spellStart"/>
             <w:r>
+              <w:rPr>
+                <w:rFonts w:ascii="TH Sarabun New" w:hAnsi="TH Sarabun New" w:cs="TH Sarabun New"/>
+              </w:rPr>
               <w:t>ช่างปูน</w:t>
             </w:r>
             <w:proofErr w:type="spellEnd"/>
             <w:r>
+              <w:rPr>
+                <w:rFonts w:ascii="TH Sarabun New" w:hAnsi="TH Sarabun New" w:cs="TH Sarabun New"/>
+              </w:rPr>
               <w:t xml:space="preserve"> / </w:t>
             </w:r>
             <w:proofErr w:type="spellStart"/>
             <w:r>
+              <w:rPr>
+                <w:rFonts w:ascii="TH Sarabun New" w:hAnsi="TH Sarabun New" w:cs="TH Sarabun New"/>
+              </w:rPr>
               <w:t>ฉาบ</w:t>
             </w:r>
             <w:proofErr w:type="spellEnd"/>
             <w:r>
+              <w:rPr>
+                <w:rFonts w:ascii="TH Sarabun New" w:hAnsi="TH Sarabun New" w:cs="TH Sarabun New"/>
+              </w:rPr>
               <w:t xml:space="preserve"> / </w:t>
             </w:r>
             <w:proofErr w:type="spellStart"/>
             <w:r>
+              <w:rPr>
+                <w:rFonts w:ascii="TH Sarabun New" w:hAnsi="TH Sarabun New" w:cs="TH Sarabun New"/>
+              </w:rPr>
               <w:t>ก่ออิฐ</w:t>
             </w:r>
             <w:proofErr w:type="spellEnd"/>
@@ -2227,7 +2735,15 @@
             <w:tcW w:w="810" w:type="dxa"/>
           </w:tcPr>
           <w:p>
-            <w:r>
+            <w:pPr>
+              <w:rPr>
+                <w:rFonts w:ascii="TH Sarabun New" w:hAnsi="TH Sarabun New" w:cs="TH Sarabun New"/>
+              </w:rPr>
+            </w:pPr>
+            <w:r>
+              <w:rPr>
+                <w:rFonts w:ascii="TH Sarabun New" w:hAnsi="TH Sarabun New" w:cs="TH Sarabun New"/>
+              </w:rPr>
               <w:t>{count}</w:t>
             </w:r>
           </w:p>
@@ -2237,17 +2753,31 @@
             <w:tcW w:w="1440" w:type="dxa"/>
           </w:tcPr>
           <w:p>
+            <w:pPr>
+              <w:rPr>
+                <w:rFonts w:ascii="TH Sarabun New" w:hAnsi="TH Sarabun New" w:cs="TH Sarabun New"/>
+              </w:rPr>
+            </w:pPr>
             <w:proofErr w:type="gramStart"/>
             <w:r>
+              <w:rPr>
+                <w:rFonts w:ascii="TH Sarabun New" w:hAnsi="TH Sarabun New" w:cs="TH Sarabun New"/>
+              </w:rPr>
               <w:t>{name}{/</w:t>
             </w:r>
             <w:proofErr w:type="spellStart"/>
             <w:proofErr w:type="gramEnd"/>
             <w:r>
+              <w:rPr>
+                <w:rFonts w:ascii="TH Sarabun New" w:hAnsi="TH Sarabun New" w:cs="TH Sarabun New"/>
+              </w:rPr>
               <w:t>workerMasonFirst</w:t>
             </w:r>
             <w:proofErr w:type="spellEnd"/>
             <w:r>
+              <w:rPr>
+                <w:rFonts w:ascii="TH Sarabun New" w:hAnsi="TH Sarabun New" w:cs="TH Sarabun New"/>
+              </w:rPr>
               <w:t>}</w:t>
             </w:r>
           </w:p>
@@ -2258,7 +2788,13 @@
             <w:vMerge/>
             <w:vAlign w:val="center"/>
           </w:tcPr>
-          <w:p/>
+          <w:p>
+            <w:pPr>
+              <w:rPr>
+                <w:rFonts w:ascii="TH Sarabun New" w:hAnsi="TH Sarabun New" w:cs="TH Sarabun New"/>
+              </w:rPr>
+            </w:pPr>
+          </w:p>
         </w:tc>
       </w:tr>
       <w:tr>
@@ -2270,7 +2806,15 @@
             <w:tcW w:w="599" w:type="dxa"/>
           </w:tcPr>
           <w:p>
-            <w:r>
+            <w:pPr>
+              <w:rPr>
+                <w:rFonts w:ascii="TH Sarabun New" w:hAnsi="TH Sarabun New" w:cs="TH Sarabun New"/>
+              </w:rPr>
+            </w:pPr>
+            <w:r>
+              <w:rPr>
+                <w:rFonts w:ascii="TH Sarabun New" w:hAnsi="TH Sarabun New" w:cs="TH Sarabun New"/>
+              </w:rPr>
               <w:t>{#workerMasonOthers}</w:t>
             </w:r>
           </w:p>
@@ -2279,30 +2823,56 @@
           <w:tcPr>
             <w:tcW w:w="3986" w:type="dxa"/>
           </w:tcPr>
-          <w:p/>
+          <w:p>
+            <w:pPr>
+              <w:rPr>
+                <w:rFonts w:ascii="TH Sarabun New" w:hAnsi="TH Sarabun New" w:cs="TH Sarabun New"/>
+              </w:rPr>
+            </w:pPr>
+          </w:p>
         </w:tc>
         <w:tc>
           <w:tcPr>
             <w:tcW w:w="810" w:type="dxa"/>
           </w:tcPr>
-          <w:p/>
+          <w:p>
+            <w:pPr>
+              <w:rPr>
+                <w:rFonts w:ascii="TH Sarabun New" w:hAnsi="TH Sarabun New" w:cs="TH Sarabun New"/>
+              </w:rPr>
+            </w:pPr>
+          </w:p>
         </w:tc>
         <w:tc>
           <w:tcPr>
             <w:tcW w:w="1440" w:type="dxa"/>
           </w:tcPr>
           <w:p>
+            <w:pPr>
+              <w:rPr>
+                <w:rFonts w:ascii="TH Sarabun New" w:hAnsi="TH Sarabun New" w:cs="TH Sarabun New"/>
+              </w:rPr>
+            </w:pPr>
             <w:proofErr w:type="gramStart"/>
             <w:r>
+              <w:rPr>
+                <w:rFonts w:ascii="TH Sarabun New" w:hAnsi="TH Sarabun New" w:cs="TH Sarabun New"/>
+              </w:rPr>
               <w:t>{name}{/</w:t>
             </w:r>
             <w:proofErr w:type="spellStart"/>
             <w:proofErr w:type="gramEnd"/>
             <w:r>
+              <w:rPr>
+                <w:rFonts w:ascii="TH Sarabun New" w:hAnsi="TH Sarabun New" w:cs="TH Sarabun New"/>
+              </w:rPr>
               <w:t>workerMasonOthers</w:t>
             </w:r>
             <w:proofErr w:type="spellEnd"/>
             <w:r>
+              <w:rPr>
+                <w:rFonts w:ascii="TH Sarabun New" w:hAnsi="TH Sarabun New" w:cs="TH Sarabun New"/>
+              </w:rPr>
               <w:t>}</w:t>
             </w:r>
           </w:p>
@@ -2313,7 +2883,13 @@
             <w:vMerge/>
             <w:vAlign w:val="center"/>
           </w:tcPr>
-          <w:p/>
+          <w:p>
+            <w:pPr>
+              <w:rPr>
+                <w:rFonts w:ascii="TH Sarabun New" w:hAnsi="TH Sarabun New" w:cs="TH Sarabun New"/>
+              </w:rPr>
+            </w:pPr>
+          </w:p>
         </w:tc>
       </w:tr>
       <w:tr>
@@ -2325,7 +2901,15 @@
             <w:tcW w:w="599" w:type="dxa"/>
           </w:tcPr>
           <w:p>
-            <w:r>
+            <w:pPr>
+              <w:rPr>
+                <w:rFonts w:ascii="TH Sarabun New" w:hAnsi="TH Sarabun New" w:cs="TH Sarabun New"/>
+              </w:rPr>
+            </w:pPr>
+            <w:r>
+              <w:rPr>
+                <w:rFonts w:ascii="TH Sarabun New" w:hAnsi="TH Sarabun New" w:cs="TH Sarabun New"/>
+              </w:rPr>
               <w:lastRenderedPageBreak/>
               <w:t>{#workerWelderFirst}5</w:t>
             </w:r>
@@ -2336,16 +2920,30 @@
             <w:tcW w:w="3986" w:type="dxa"/>
           </w:tcPr>
           <w:p>
+            <w:pPr>
+              <w:rPr>
+                <w:rFonts w:ascii="TH Sarabun New" w:hAnsi="TH Sarabun New" w:cs="TH Sarabun New"/>
+              </w:rPr>
+            </w:pPr>
             <w:proofErr w:type="spellStart"/>
             <w:r>
+              <w:rPr>
+                <w:rFonts w:ascii="TH Sarabun New" w:hAnsi="TH Sarabun New" w:cs="TH Sarabun New"/>
+              </w:rPr>
               <w:t>ช่างเหล็ก</w:t>
             </w:r>
             <w:proofErr w:type="spellEnd"/>
             <w:r>
+              <w:rPr>
+                <w:rFonts w:ascii="TH Sarabun New" w:hAnsi="TH Sarabun New" w:cs="TH Sarabun New"/>
+              </w:rPr>
               <w:t xml:space="preserve"> / </w:t>
             </w:r>
             <w:proofErr w:type="spellStart"/>
             <w:r>
+              <w:rPr>
+                <w:rFonts w:ascii="TH Sarabun New" w:hAnsi="TH Sarabun New" w:cs="TH Sarabun New"/>
+              </w:rPr>
               <w:t>ช่างเชื่อม</w:t>
             </w:r>
             <w:proofErr w:type="spellEnd"/>
@@ -2356,7 +2954,15 @@
             <w:tcW w:w="810" w:type="dxa"/>
           </w:tcPr>
           <w:p>
-            <w:r>
+            <w:pPr>
+              <w:rPr>
+                <w:rFonts w:ascii="TH Sarabun New" w:hAnsi="TH Sarabun New" w:cs="TH Sarabun New"/>
+              </w:rPr>
+            </w:pPr>
+            <w:r>
+              <w:rPr>
+                <w:rFonts w:ascii="TH Sarabun New" w:hAnsi="TH Sarabun New" w:cs="TH Sarabun New"/>
+              </w:rPr>
               <w:t>{count}</w:t>
             </w:r>
           </w:p>
@@ -2366,17 +2972,31 @@
             <w:tcW w:w="1440" w:type="dxa"/>
           </w:tcPr>
           <w:p>
+            <w:pPr>
+              <w:rPr>
+                <w:rFonts w:ascii="TH Sarabun New" w:hAnsi="TH Sarabun New" w:cs="TH Sarabun New"/>
+              </w:rPr>
+            </w:pPr>
             <w:proofErr w:type="gramStart"/>
             <w:r>
+              <w:rPr>
+                <w:rFonts w:ascii="TH Sarabun New" w:hAnsi="TH Sarabun New" w:cs="TH Sarabun New"/>
+              </w:rPr>
               <w:t>{name}{/</w:t>
             </w:r>
             <w:proofErr w:type="spellStart"/>
             <w:proofErr w:type="gramEnd"/>
             <w:r>
+              <w:rPr>
+                <w:rFonts w:ascii="TH Sarabun New" w:hAnsi="TH Sarabun New" w:cs="TH Sarabun New"/>
+              </w:rPr>
               <w:t>workerWelderFirst</w:t>
             </w:r>
             <w:proofErr w:type="spellEnd"/>
             <w:r>
+              <w:rPr>
+                <w:rFonts w:ascii="TH Sarabun New" w:hAnsi="TH Sarabun New" w:cs="TH Sarabun New"/>
+              </w:rPr>
               <w:t>}</w:t>
             </w:r>
           </w:p>
@@ -2387,7 +3007,13 @@
             <w:vMerge/>
             <w:vAlign w:val="center"/>
           </w:tcPr>
-          <w:p/>
+          <w:p>
+            <w:pPr>
+              <w:rPr>
+                <w:rFonts w:ascii="TH Sarabun New" w:hAnsi="TH Sarabun New" w:cs="TH Sarabun New"/>
+              </w:rPr>
+            </w:pPr>
+          </w:p>
         </w:tc>
       </w:tr>
       <w:tr>
@@ -2399,7 +3025,15 @@
             <w:tcW w:w="599" w:type="dxa"/>
           </w:tcPr>
           <w:p>
-            <w:r>
+            <w:pPr>
+              <w:rPr>
+                <w:rFonts w:ascii="TH Sarabun New" w:hAnsi="TH Sarabun New" w:cs="TH Sarabun New"/>
+              </w:rPr>
+            </w:pPr>
+            <w:r>
+              <w:rPr>
+                <w:rFonts w:ascii="TH Sarabun New" w:hAnsi="TH Sarabun New" w:cs="TH Sarabun New"/>
+              </w:rPr>
               <w:t>{#workerWelderOthers}</w:t>
             </w:r>
           </w:p>
@@ -2408,30 +3042,56 @@
           <w:tcPr>
             <w:tcW w:w="3986" w:type="dxa"/>
           </w:tcPr>
-          <w:p/>
+          <w:p>
+            <w:pPr>
+              <w:rPr>
+                <w:rFonts w:ascii="TH Sarabun New" w:hAnsi="TH Sarabun New" w:cs="TH Sarabun New"/>
+              </w:rPr>
+            </w:pPr>
+          </w:p>
         </w:tc>
         <w:tc>
           <w:tcPr>
             <w:tcW w:w="810" w:type="dxa"/>
           </w:tcPr>
-          <w:p/>
+          <w:p>
+            <w:pPr>
+              <w:rPr>
+                <w:rFonts w:ascii="TH Sarabun New" w:hAnsi="TH Sarabun New" w:cs="TH Sarabun New"/>
+              </w:rPr>
+            </w:pPr>
+          </w:p>
         </w:tc>
         <w:tc>
           <w:tcPr>
             <w:tcW w:w="1440" w:type="dxa"/>
           </w:tcPr>
           <w:p>
+            <w:pPr>
+              <w:rPr>
+                <w:rFonts w:ascii="TH Sarabun New" w:hAnsi="TH Sarabun New" w:cs="TH Sarabun New"/>
+              </w:rPr>
+            </w:pPr>
             <w:proofErr w:type="gramStart"/>
             <w:r>
+              <w:rPr>
+                <w:rFonts w:ascii="TH Sarabun New" w:hAnsi="TH Sarabun New" w:cs="TH Sarabun New"/>
+              </w:rPr>
               <w:t>{name}{/</w:t>
             </w:r>
             <w:proofErr w:type="spellStart"/>
             <w:proofErr w:type="gramEnd"/>
             <w:r>
+              <w:rPr>
+                <w:rFonts w:ascii="TH Sarabun New" w:hAnsi="TH Sarabun New" w:cs="TH Sarabun New"/>
+              </w:rPr>
               <w:t>workerWelderOthers</w:t>
             </w:r>
             <w:proofErr w:type="spellEnd"/>
             <w:r>
+              <w:rPr>
+                <w:rFonts w:ascii="TH Sarabun New" w:hAnsi="TH Sarabun New" w:cs="TH Sarabun New"/>
+              </w:rPr>
               <w:t>}</w:t>
             </w:r>
           </w:p>
@@ -2442,7 +3102,13 @@
             <w:vMerge/>
             <w:vAlign w:val="center"/>
           </w:tcPr>
-          <w:p/>
+          <w:p>
+            <w:pPr>
+              <w:rPr>
+                <w:rFonts w:ascii="TH Sarabun New" w:hAnsi="TH Sarabun New" w:cs="TH Sarabun New"/>
+              </w:rPr>
+            </w:pPr>
+          </w:p>
         </w:tc>
       </w:tr>
       <w:tr>
@@ -2454,7 +3120,15 @@
             <w:tcW w:w="599" w:type="dxa"/>
           </w:tcPr>
           <w:p>
-            <w:r>
+            <w:pPr>
+              <w:rPr>
+                <w:rFonts w:ascii="TH Sarabun New" w:hAnsi="TH Sarabun New" w:cs="TH Sarabun New"/>
+              </w:rPr>
+            </w:pPr>
+            <w:r>
+              <w:rPr>
+                <w:rFonts w:ascii="TH Sarabun New" w:hAnsi="TH Sarabun New" w:cs="TH Sarabun New"/>
+              </w:rPr>
               <w:t>{#workerPlumberFirst}6</w:t>
             </w:r>
           </w:p>
@@ -2464,16 +3138,30 @@
             <w:tcW w:w="3986" w:type="dxa"/>
           </w:tcPr>
           <w:p>
+            <w:pPr>
+              <w:rPr>
+                <w:rFonts w:ascii="TH Sarabun New" w:hAnsi="TH Sarabun New" w:cs="TH Sarabun New"/>
+              </w:rPr>
+            </w:pPr>
             <w:proofErr w:type="spellStart"/>
             <w:r>
+              <w:rPr>
+                <w:rFonts w:ascii="TH Sarabun New" w:hAnsi="TH Sarabun New" w:cs="TH Sarabun New"/>
+              </w:rPr>
               <w:t>ช่างงานสุขาภิบาล</w:t>
             </w:r>
             <w:proofErr w:type="spellEnd"/>
             <w:r>
+              <w:rPr>
+                <w:rFonts w:ascii="TH Sarabun New" w:hAnsi="TH Sarabun New" w:cs="TH Sarabun New"/>
+              </w:rPr>
               <w:t xml:space="preserve"> / </w:t>
             </w:r>
             <w:proofErr w:type="spellStart"/>
             <w:r>
+              <w:rPr>
+                <w:rFonts w:ascii="TH Sarabun New" w:hAnsi="TH Sarabun New" w:cs="TH Sarabun New"/>
+              </w:rPr>
               <w:t>งานปะปา</w:t>
             </w:r>
             <w:proofErr w:type="spellEnd"/>
@@ -2484,7 +3172,15 @@
             <w:tcW w:w="810" w:type="dxa"/>
           </w:tcPr>
           <w:p>
-            <w:r>
+            <w:pPr>
+              <w:rPr>
+                <w:rFonts w:ascii="TH Sarabun New" w:hAnsi="TH Sarabun New" w:cs="TH Sarabun New"/>
+              </w:rPr>
+            </w:pPr>
+            <w:r>
+              <w:rPr>
+                <w:rFonts w:ascii="TH Sarabun New" w:hAnsi="TH Sarabun New" w:cs="TH Sarabun New"/>
+              </w:rPr>
               <w:t>{count}</w:t>
             </w:r>
           </w:p>
@@ -2494,17 +3190,31 @@
             <w:tcW w:w="1440" w:type="dxa"/>
           </w:tcPr>
           <w:p>
+            <w:pPr>
+              <w:rPr>
+                <w:rFonts w:ascii="TH Sarabun New" w:hAnsi="TH Sarabun New" w:cs="TH Sarabun New"/>
+              </w:rPr>
+            </w:pPr>
             <w:proofErr w:type="gramStart"/>
             <w:r>
+              <w:rPr>
+                <w:rFonts w:ascii="TH Sarabun New" w:hAnsi="TH Sarabun New" w:cs="TH Sarabun New"/>
+              </w:rPr>
               <w:t>{name}{/</w:t>
             </w:r>
             <w:proofErr w:type="spellStart"/>
             <w:proofErr w:type="gramEnd"/>
             <w:r>
+              <w:rPr>
+                <w:rFonts w:ascii="TH Sarabun New" w:hAnsi="TH Sarabun New" w:cs="TH Sarabun New"/>
+              </w:rPr>
               <w:t>workerPlumberFirst</w:t>
             </w:r>
             <w:proofErr w:type="spellEnd"/>
             <w:r>
+              <w:rPr>
+                <w:rFonts w:ascii="TH Sarabun New" w:hAnsi="TH Sarabun New" w:cs="TH Sarabun New"/>
+              </w:rPr>
               <w:t>}</w:t>
             </w:r>
           </w:p>
@@ -2515,7 +3225,13 @@
             <w:vMerge/>
             <w:vAlign w:val="center"/>
           </w:tcPr>
-          <w:p/>
+          <w:p>
+            <w:pPr>
+              <w:rPr>
+                <w:rFonts w:ascii="TH Sarabun New" w:hAnsi="TH Sarabun New" w:cs="TH Sarabun New"/>
+              </w:rPr>
+            </w:pPr>
+          </w:p>
         </w:tc>
       </w:tr>
       <w:tr>
@@ -2527,7 +3243,15 @@
             <w:tcW w:w="599" w:type="dxa"/>
           </w:tcPr>
           <w:p>
-            <w:r>
+            <w:pPr>
+              <w:rPr>
+                <w:rFonts w:ascii="TH Sarabun New" w:hAnsi="TH Sarabun New" w:cs="TH Sarabun New"/>
+              </w:rPr>
+            </w:pPr>
+            <w:r>
+              <w:rPr>
+                <w:rFonts w:ascii="TH Sarabun New" w:hAnsi="TH Sarabun New" w:cs="TH Sarabun New"/>
+              </w:rPr>
               <w:t>{#workerPlumberOthers}</w:t>
             </w:r>
           </w:p>
@@ -2536,28 +3260,54 @@
           <w:tcPr>
             <w:tcW w:w="3986" w:type="dxa"/>
           </w:tcPr>
-          <w:p/>
+          <w:p>
+            <w:pPr>
+              <w:rPr>
+                <w:rFonts w:ascii="TH Sarabun New" w:hAnsi="TH Sarabun New" w:cs="TH Sarabun New"/>
+              </w:rPr>
+            </w:pPr>
+          </w:p>
         </w:tc>
         <w:tc>
           <w:tcPr>
             <w:tcW w:w="810" w:type="dxa"/>
           </w:tcPr>
-          <w:p/>
+          <w:p>
+            <w:pPr>
+              <w:rPr>
+                <w:rFonts w:ascii="TH Sarabun New" w:hAnsi="TH Sarabun New" w:cs="TH Sarabun New"/>
+              </w:rPr>
+            </w:pPr>
+          </w:p>
         </w:tc>
         <w:tc>
           <w:tcPr>
             <w:tcW w:w="1440" w:type="dxa"/>
           </w:tcPr>
           <w:p>
-            <w:r>
+            <w:pPr>
+              <w:rPr>
+                <w:rFonts w:ascii="TH Sarabun New" w:hAnsi="TH Sarabun New" w:cs="TH Sarabun New"/>
+              </w:rPr>
+            </w:pPr>
+            <w:r>
+              <w:rPr>
+                <w:rFonts w:ascii="TH Sarabun New" w:hAnsi="TH Sarabun New" w:cs="TH Sarabun New"/>
+              </w:rPr>
               <w:t>{name}{/</w:t>
             </w:r>
             <w:proofErr w:type="spellStart"/>
             <w:r>
+              <w:rPr>
+                <w:rFonts w:ascii="TH Sarabun New" w:hAnsi="TH Sarabun New" w:cs="TH Sarabun New"/>
+              </w:rPr>
               <w:t>workerPlumberOthers</w:t>
             </w:r>
             <w:proofErr w:type="spellEnd"/>
             <w:r>
+              <w:rPr>
+                <w:rFonts w:ascii="TH Sarabun New" w:hAnsi="TH Sarabun New" w:cs="TH Sarabun New"/>
+              </w:rPr>
               <w:t>}</w:t>
             </w:r>
           </w:p>
@@ -2568,7 +3318,13 @@
             <w:vMerge/>
             <w:vAlign w:val="center"/>
           </w:tcPr>
-          <w:p/>
+          <w:p>
+            <w:pPr>
+              <w:rPr>
+                <w:rFonts w:ascii="TH Sarabun New" w:hAnsi="TH Sarabun New" w:cs="TH Sarabun New"/>
+              </w:rPr>
+            </w:pPr>
+          </w:p>
         </w:tc>
       </w:tr>
       <w:tr>
@@ -2580,7 +3336,15 @@
             <w:tcW w:w="599" w:type="dxa"/>
           </w:tcPr>
           <w:p>
-            <w:r>
+            <w:pPr>
+              <w:rPr>
+                <w:rFonts w:ascii="TH Sarabun New" w:hAnsi="TH Sarabun New" w:cs="TH Sarabun New"/>
+              </w:rPr>
+            </w:pPr>
+            <w:r>
+              <w:rPr>
+                <w:rFonts w:ascii="TH Sarabun New" w:hAnsi="TH Sarabun New" w:cs="TH Sarabun New"/>
+              </w:rPr>
               <w:t>{#workerOtherFirst}7</w:t>
             </w:r>
           </w:p>
@@ -2590,8 +3354,16 @@
             <w:tcW w:w="3986" w:type="dxa"/>
           </w:tcPr>
           <w:p>
+            <w:pPr>
+              <w:rPr>
+                <w:rFonts w:ascii="TH Sarabun New" w:hAnsi="TH Sarabun New" w:cs="TH Sarabun New"/>
+              </w:rPr>
+            </w:pPr>
             <w:proofErr w:type="spellStart"/>
             <w:r>
+              <w:rPr>
+                <w:rFonts w:ascii="TH Sarabun New" w:hAnsi="TH Sarabun New" w:cs="TH Sarabun New"/>
+              </w:rPr>
               <w:t>งานอื่นๆ</w:t>
             </w:r>
             <w:proofErr w:type="spellEnd"/>
@@ -2602,7 +3374,15 @@
             <w:tcW w:w="810" w:type="dxa"/>
           </w:tcPr>
           <w:p>
-            <w:r>
+            <w:pPr>
+              <w:rPr>
+                <w:rFonts w:ascii="TH Sarabun New" w:hAnsi="TH Sarabun New" w:cs="TH Sarabun New"/>
+              </w:rPr>
+            </w:pPr>
+            <w:r>
+              <w:rPr>
+                <w:rFonts w:ascii="TH Sarabun New" w:hAnsi="TH Sarabun New" w:cs="TH Sarabun New"/>
+              </w:rPr>
               <w:t>{count}</w:t>
             </w:r>
           </w:p>
@@ -2612,17 +3392,31 @@
             <w:tcW w:w="1440" w:type="dxa"/>
           </w:tcPr>
           <w:p>
+            <w:pPr>
+              <w:rPr>
+                <w:rFonts w:ascii="TH Sarabun New" w:hAnsi="TH Sarabun New" w:cs="TH Sarabun New"/>
+              </w:rPr>
+            </w:pPr>
             <w:proofErr w:type="gramStart"/>
             <w:r>
+              <w:rPr>
+                <w:rFonts w:ascii="TH Sarabun New" w:hAnsi="TH Sarabun New" w:cs="TH Sarabun New"/>
+              </w:rPr>
               <w:t>{name}{/</w:t>
             </w:r>
             <w:proofErr w:type="spellStart"/>
             <w:proofErr w:type="gramEnd"/>
             <w:r>
+              <w:rPr>
+                <w:rFonts w:ascii="TH Sarabun New" w:hAnsi="TH Sarabun New" w:cs="TH Sarabun New"/>
+              </w:rPr>
               <w:t>workerOtherFirst</w:t>
             </w:r>
             <w:proofErr w:type="spellEnd"/>
             <w:r>
+              <w:rPr>
+                <w:rFonts w:ascii="TH Sarabun New" w:hAnsi="TH Sarabun New" w:cs="TH Sarabun New"/>
+              </w:rPr>
               <w:t>}</w:t>
             </w:r>
           </w:p>
@@ -2633,7 +3427,13 @@
             <w:vMerge/>
             <w:vAlign w:val="center"/>
           </w:tcPr>
-          <w:p/>
+          <w:p>
+            <w:pPr>
+              <w:rPr>
+                <w:rFonts w:ascii="TH Sarabun New" w:hAnsi="TH Sarabun New" w:cs="TH Sarabun New"/>
+              </w:rPr>
+            </w:pPr>
+          </w:p>
         </w:tc>
       </w:tr>
       <w:tr>
@@ -2645,7 +3445,15 @@
             <w:tcW w:w="599" w:type="dxa"/>
           </w:tcPr>
           <w:p>
-            <w:r>
+            <w:pPr>
+              <w:rPr>
+                <w:rFonts w:ascii="TH Sarabun New" w:hAnsi="TH Sarabun New" w:cs="TH Sarabun New"/>
+              </w:rPr>
+            </w:pPr>
+            <w:r>
+              <w:rPr>
+                <w:rFonts w:ascii="TH Sarabun New" w:hAnsi="TH Sarabun New" w:cs="TH Sarabun New"/>
+              </w:rPr>
               <w:t>{#workerOtherOthers}</w:t>
             </w:r>
           </w:p>
@@ -2654,28 +3462,54 @@
           <w:tcPr>
             <w:tcW w:w="3986" w:type="dxa"/>
           </w:tcPr>
-          <w:p/>
+          <w:p>
+            <w:pPr>
+              <w:rPr>
+                <w:rFonts w:ascii="TH Sarabun New" w:hAnsi="TH Sarabun New" w:cs="TH Sarabun New"/>
+              </w:rPr>
+            </w:pPr>
+          </w:p>
         </w:tc>
         <w:tc>
           <w:tcPr>
             <w:tcW w:w="810" w:type="dxa"/>
           </w:tcPr>
-          <w:p/>
+          <w:p>
+            <w:pPr>
+              <w:rPr>
+                <w:rFonts w:ascii="TH Sarabun New" w:hAnsi="TH Sarabun New" w:cs="TH Sarabun New"/>
+              </w:rPr>
+            </w:pPr>
+          </w:p>
         </w:tc>
         <w:tc>
           <w:tcPr>
             <w:tcW w:w="1440" w:type="dxa"/>
           </w:tcPr>
           <w:p>
-            <w:r>
+            <w:pPr>
+              <w:rPr>
+                <w:rFonts w:ascii="TH Sarabun New" w:hAnsi="TH Sarabun New" w:cs="TH Sarabun New"/>
+              </w:rPr>
+            </w:pPr>
+            <w:r>
+              <w:rPr>
+                <w:rFonts w:ascii="TH Sarabun New" w:hAnsi="TH Sarabun New" w:cs="TH Sarabun New"/>
+              </w:rPr>
               <w:t>{name}{/</w:t>
             </w:r>
             <w:proofErr w:type="spellStart"/>
             <w:r>
+              <w:rPr>
+                <w:rFonts w:ascii="TH Sarabun New" w:hAnsi="TH Sarabun New" w:cs="TH Sarabun New"/>
+              </w:rPr>
               <w:t>workerOtherOthers</w:t>
             </w:r>
             <w:proofErr w:type="spellEnd"/>
             <w:r>
+              <w:rPr>
+                <w:rFonts w:ascii="TH Sarabun New" w:hAnsi="TH Sarabun New" w:cs="TH Sarabun New"/>
+              </w:rPr>
               <w:t>}</w:t>
             </w:r>
           </w:p>
@@ -2686,7 +3520,13 @@
             <w:vMerge/>
             <w:vAlign w:val="center"/>
           </w:tcPr>
-          <w:p/>
+          <w:p>
+            <w:pPr>
+              <w:rPr>
+                <w:rFonts w:ascii="TH Sarabun New" w:hAnsi="TH Sarabun New" w:cs="TH Sarabun New"/>
+              </w:rPr>
+            </w:pPr>
+          </w:p>
         </w:tc>
       </w:tr>
     </w:tbl>
@@ -2697,7 +3537,7 @@
           <w:tab w:val="left" w:pos="5529"/>
         </w:tabs>
         <w:rPr>
-          <w:rFonts w:ascii="Angsana New" w:eastAsia="Times New Roman" w:hAnsi="Angsana New" w:cs="Angsana New"/>
+          <w:rFonts w:ascii="TH Sarabun New" w:eastAsia="Times New Roman" w:hAnsi="TH Sarabun New" w:cs="TH Sarabun New"/>
           <w:color w:val="auto"/>
           <w:sz w:val="8"/>
           <w:szCs w:val="8"/>
@@ -2730,7 +3570,7 @@
               <w:pStyle w:val="Body"/>
               <w:jc w:val="center"/>
               <w:rPr>
-                <w:rFonts w:ascii="Angsana New" w:eastAsia="Times New Roman" w:hAnsi="Angsana New" w:cs="Angsana New"/>
+                <w:rFonts w:ascii="TH Sarabun New" w:eastAsia="Times New Roman" w:hAnsi="TH Sarabun New" w:cs="TH Sarabun New"/>
                 <w:color w:val="auto"/>
                 <w:sz w:val="24"/>
                 <w:szCs w:val="24"/>
@@ -2739,7 +3579,7 @@
             </w:pPr>
             <w:r>
               <w:rPr>
-                <w:rFonts w:ascii="Angsana New" w:eastAsia="Times New Roman" w:hAnsi="Angsana New" w:cs="Angsana New"/>
+                <w:rFonts w:ascii="TH Sarabun New" w:eastAsia="Times New Roman" w:hAnsi="TH Sarabun New" w:cs="TH Sarabun New"/>
                 <w:color w:val="auto"/>
                 <w:sz w:val="24"/>
                 <w:szCs w:val="24"/>
@@ -2749,7 +3589,7 @@
             </w:r>
             <w:r>
               <w:rPr>
-                <w:rFonts w:ascii="Angsana New" w:eastAsia="Times New Roman" w:hAnsi="Angsana New" w:cs="Angsana New"/>
+                <w:rFonts w:ascii="TH Sarabun New" w:eastAsia="Times New Roman" w:hAnsi="TH Sarabun New" w:cs="TH Sarabun New"/>
                 <w:color w:val="auto"/>
                 <w:sz w:val="24"/>
                 <w:szCs w:val="24"/>
@@ -2759,7 +3599,7 @@
             </w:r>
             <w:r>
               <w:rPr>
-                <w:rFonts w:ascii="Angsana New" w:eastAsia="Times New Roman" w:hAnsi="Angsana New" w:cs="Angsana New"/>
+                <w:rFonts w:ascii="TH Sarabun New" w:eastAsia="Times New Roman" w:hAnsi="TH Sarabun New" w:cs="TH Sarabun New"/>
                 <w:color w:val="auto"/>
                 <w:sz w:val="24"/>
                 <w:szCs w:val="24"/>
@@ -2770,7 +3610,7 @@
             </w:r>
             <w:r>
               <w:rPr>
-                <w:rFonts w:ascii="Angsana New" w:eastAsia="Times New Roman" w:hAnsi="Angsana New" w:cs="Angsana New"/>
+                <w:rFonts w:ascii="TH Sarabun New" w:eastAsia="Times New Roman" w:hAnsi="TH Sarabun New" w:cs="TH Sarabun New"/>
                 <w:color w:val="auto"/>
                 <w:sz w:val="24"/>
                 <w:szCs w:val="24"/>
@@ -2781,7 +3621,7 @@
             </w:r>
             <w:r>
               <w:rPr>
-                <w:rFonts w:ascii="Angsana New" w:eastAsia="Times New Roman" w:hAnsi="Angsana New" w:cs="Angsana New"/>
+                <w:rFonts w:ascii="TH Sarabun New" w:eastAsia="Times New Roman" w:hAnsi="TH Sarabun New" w:cs="TH Sarabun New"/>
                 <w:color w:val="auto"/>
                 <w:sz w:val="24"/>
                 <w:szCs w:val="24"/>
@@ -2794,6 +3634,7 @@
       </w:tr>
       <w:tr>
         <w:trPr>
+          <w:cantSplit/>
           <w:trHeight w:val="3706"/>
         </w:trPr>
         <w:tc>
@@ -2805,7 +3646,7 @@
               <w:pStyle w:val="Body"/>
               <w:jc w:val="center"/>
               <w:rPr>
-                <w:rFonts w:ascii="Angsana New" w:hAnsi="Angsana New" w:cs="Angsana New"/>
+                <w:rFonts w:ascii="TH Sarabun New" w:hAnsi="TH Sarabun New" w:cs="TH Sarabun New"/>
                 <w:noProof/>
                 <w:lang w:bidi="th-TH"/>
               </w:rPr>
@@ -2831,7 +3672,7 @@
                     <w:pStyle w:val="Body"/>
                     <w:jc w:val="center"/>
                     <w:rPr>
-                      <w:rFonts w:ascii="Angsana New" w:hAnsi="Angsana New" w:cs="Angsana New"/>
+                      <w:rFonts w:ascii="TH Sarabun New" w:hAnsi="TH Sarabun New" w:cs="TH Sarabun New"/>
                       <w:noProof/>
                       <w:lang w:bidi="th-TH"/>
                     </w:rPr>
@@ -2839,14 +3680,14 @@
                   <w:proofErr w:type="gramStart"/>
                   <w:r>
                     <w:rPr>
-                      <w:rFonts w:ascii="Angsana New" w:hAnsi="Angsana New" w:cs="Angsana New"/>
+                      <w:rFonts w:ascii="TH Sarabun New" w:hAnsi="TH Sarabun New" w:cs="TH Sarabun New"/>
                     </w:rPr>
                     <w:t>{#photoRows} {%</w:t>
                   </w:r>
                   <w:proofErr w:type="gramEnd"/>
                   <w:r>
                     <w:rPr>
-                      <w:rFonts w:ascii="Angsana New" w:hAnsi="Angsana New" w:cs="Angsana New"/>
+                      <w:rFonts w:ascii="TH Sarabun New" w:hAnsi="TH Sarabun New" w:cs="TH Sarabun New"/>
                     </w:rPr>
                     <w:t>photo1}</w:t>
                   </w:r>
@@ -2861,28 +3702,28 @@
                     <w:pStyle w:val="Body"/>
                     <w:jc w:val="center"/>
                     <w:rPr>
-                      <w:rFonts w:ascii="Angsana New" w:hAnsi="Angsana New" w:cs="Angsana New"/>
+                      <w:rFonts w:ascii="TH Sarabun New" w:hAnsi="TH Sarabun New" w:cs="TH Sarabun New"/>
                       <w:noProof/>
                       <w:lang w:bidi="th-TH"/>
                     </w:rPr>
                   </w:pPr>
                   <w:r>
                     <w:rPr>
-                      <w:rFonts w:ascii="Angsana New" w:hAnsi="Angsana New" w:cs="Angsana New"/>
+                      <w:rFonts w:ascii="TH Sarabun New" w:hAnsi="TH Sarabun New" w:cs="TH Sarabun New"/>
                     </w:rPr>
                     <w:t>{%photo2} {/</w:t>
                   </w:r>
                   <w:proofErr w:type="spellStart"/>
                   <w:r>
                     <w:rPr>
-                      <w:rFonts w:ascii="Angsana New" w:hAnsi="Angsana New" w:cs="Angsana New"/>
+                      <w:rFonts w:ascii="TH Sarabun New" w:hAnsi="TH Sarabun New" w:cs="TH Sarabun New"/>
                     </w:rPr>
                     <w:t>photoRows</w:t>
                   </w:r>
                   <w:proofErr w:type="spellEnd"/>
                   <w:r>
                     <w:rPr>
-                      <w:rFonts w:ascii="Angsana New" w:hAnsi="Angsana New" w:cs="Angsana New"/>
+                      <w:rFonts w:ascii="TH Sarabun New" w:hAnsi="TH Sarabun New" w:cs="TH Sarabun New"/>
                     </w:rPr>
                     <w:t>}</w:t>
                   </w:r>
@@ -2895,7 +3736,7 @@
               <w:pStyle w:val="Body"/>
               <w:jc w:val="center"/>
               <w:rPr>
-                <w:rFonts w:ascii="Angsana New" w:hAnsi="Angsana New" w:cs="Angsana New"/>
+                <w:rFonts w:ascii="TH Sarabun New" w:hAnsi="TH Sarabun New" w:cs="TH Sarabun New"/>
                 <w:noProof/>
                 <w:lang w:bidi="th-TH"/>
               </w:rPr>
@@ -2905,73 +3746,90 @@
       </w:tr>
     </w:tbl>
     <w:p>
+      <w:pPr>
+        <w:rPr>
+          <w:rFonts w:ascii="TH Sarabun New" w:hAnsi="TH Sarabun New" w:cs="TH Sarabun New"/>
+        </w:rPr>
+      </w:pPr>
       <w:r>
         <w:rPr>
+          <w:rFonts w:ascii="TH Sarabun New" w:hAnsi="TH Sarabun New" w:cs="TH Sarabun New"/>
           <w:cs/>
         </w:rPr>
         <w:t xml:space="preserve">สิ่งที่แนบมาด้วย </w:t>
       </w:r>
       <w:r>
         <w:rPr>
-          <w:rFonts w:ascii="DejaVu Sans" w:hAnsi="DejaVu Sans" w:cs="DejaVu Sans"/>
+          <w:rFonts w:ascii="TH Sarabun New" w:hAnsi="TH Sarabun New" w:cs="TH Sarabun New"/>
         </w:rPr>
         <w:t>{A0}</w:t>
       </w:r>
       <w:r>
         <w:rPr>
+          <w:rFonts w:ascii="TH Sarabun New" w:hAnsi="TH Sarabun New" w:cs="TH Sarabun New"/>
           <w:cs/>
         </w:rPr>
         <w:t xml:space="preserve"> ไม่มี</w:t>
       </w:r>
       <w:r>
         <w:rPr>
+          <w:rFonts w:ascii="TH Sarabun New" w:hAnsi="TH Sarabun New" w:cs="TH Sarabun New"/>
           <w:cs/>
         </w:rPr>
         <w:t xml:space="preserve"> </w:t>
       </w:r>
       <w:r>
         <w:rPr>
-          <w:rFonts w:ascii="DejaVu Sans" w:hAnsi="DejaVu Sans" w:cs="DejaVu Sans"/>
+          <w:rFonts w:ascii="TH Sarabun New" w:hAnsi="TH Sarabun New" w:cs="TH Sarabun New"/>
         </w:rPr>
         <w:t>{</w:t>
       </w:r>
       <w:proofErr w:type="spellStart"/>
       <w:r>
         <w:rPr>
-          <w:rFonts w:ascii="DejaVu Sans" w:hAnsi="DejaVu Sans" w:cs="DejaVu Sans"/>
+          <w:rFonts w:ascii="TH Sarabun New" w:hAnsi="TH Sarabun New" w:cs="TH Sarabun New"/>
         </w:rPr>
         <w:t>hasAttachment</w:t>
       </w:r>
       <w:proofErr w:type="spellEnd"/>
       <w:r>
         <w:rPr>
-          <w:rFonts w:ascii="DejaVu Sans" w:hAnsi="DejaVu Sans" w:cs="DejaVu Sans"/>
+          <w:rFonts w:ascii="TH Sarabun New" w:hAnsi="TH Sarabun New" w:cs="TH Sarabun New"/>
         </w:rPr>
         <w:t>}</w:t>
       </w:r>
       <w:r>
         <w:rPr>
+          <w:rFonts w:ascii="TH Sarabun New" w:hAnsi="TH Sarabun New" w:cs="TH Sarabun New"/>
           <w:cs/>
         </w:rPr>
         <w:t xml:space="preserve"> เอกสาร </w:t>
       </w:r>
       <w:r>
         <w:rPr>
-          <w:rFonts w:ascii="DejaVu Sans" w:hAnsi="DejaVu Sans" w:cs="DejaVu Sans"/>
+          <w:rFonts w:ascii="TH Sarabun New" w:hAnsi="TH Sarabun New" w:cs="TH Sarabun New"/>
         </w:rPr>
         <w:t>{A2}</w:t>
       </w:r>
       <w:r>
         <w:rPr>
+          <w:rFonts w:ascii="TH Sarabun New" w:hAnsi="TH Sarabun New" w:cs="TH Sarabun New"/>
           <w:cs/>
         </w:rPr>
         <w:t xml:space="preserve"> ภาพประกอบ</w:t>
       </w:r>
     </w:p>
-    <w:p/>
     <w:p>
       <w:pPr>
         <w:rPr>
+          <w:rFonts w:ascii="TH Sarabun New" w:hAnsi="TH Sarabun New" w:cs="TH Sarabun New"/>
+        </w:rPr>
+      </w:pPr>
+    </w:p>
+    <w:p>
+      <w:pPr>
+        <w:rPr>
+          <w:rFonts w:ascii="TH Sarabun New" w:hAnsi="TH Sarabun New" w:cs="TH Sarabun New"/>
           <w:cs/>
         </w:rPr>
       </w:pPr>
@@ -2996,12 +3854,14 @@
             <w:pPr>
               <w:jc w:val="center"/>
               <w:rPr>
+                <w:rFonts w:ascii="TH Sarabun New" w:hAnsi="TH Sarabun New" w:cs="TH Sarabun New"/>
                 <w:b/>
                 <w:bCs/>
               </w:rPr>
             </w:pPr>
             <w:r>
               <w:rPr>
+                <w:rFonts w:ascii="TH Sarabun New" w:hAnsi="TH Sarabun New" w:cs="TH Sarabun New"/>
                 <w:b/>
                 <w:bCs/>
                 <w:cs/>
@@ -3012,6 +3872,7 @@
           <w:p>
             <w:pPr>
               <w:rPr>
+                <w:rFonts w:ascii="TH Sarabun New" w:hAnsi="TH Sarabun New" w:cs="TH Sarabun New"/>
                 <w:b/>
                 <w:bCs/>
               </w:rPr>
@@ -3021,12 +3882,14 @@
             <w:pPr>
               <w:jc w:val="center"/>
               <w:rPr>
+                <w:rFonts w:ascii="TH Sarabun New" w:hAnsi="TH Sarabun New" w:cs="TH Sarabun New"/>
                 <w:b/>
                 <w:bCs/>
               </w:rPr>
             </w:pPr>
             <w:r>
               <w:rPr>
+                <w:rFonts w:ascii="TH Sarabun New" w:hAnsi="TH Sarabun New" w:cs="TH Sarabun New"/>
                 <w:b/>
                 <w:bCs/>
               </w:rPr>
@@ -3035,6 +3898,7 @@
             <w:proofErr w:type="spellStart"/>
             <w:r>
               <w:rPr>
+                <w:rFonts w:ascii="TH Sarabun New" w:hAnsi="TH Sarabun New" w:cs="TH Sarabun New"/>
                 <w:b/>
                 <w:bCs/>
               </w:rPr>
@@ -3043,6 +3907,7 @@
             <w:proofErr w:type="spellEnd"/>
             <w:r>
               <w:rPr>
+                <w:rFonts w:ascii="TH Sarabun New" w:hAnsi="TH Sarabun New" w:cs="TH Sarabun New"/>
                 <w:b/>
                 <w:bCs/>
               </w:rPr>
@@ -3053,12 +3918,14 @@
             <w:pPr>
               <w:jc w:val="center"/>
               <w:rPr>
+                <w:rFonts w:ascii="TH Sarabun New" w:hAnsi="TH Sarabun New" w:cs="TH Sarabun New"/>
                 <w:b/>
                 <w:bCs/>
               </w:rPr>
             </w:pPr>
             <w:r>
               <w:rPr>
+                <w:rFonts w:ascii="TH Sarabun New" w:hAnsi="TH Sarabun New" w:cs="TH Sarabun New"/>
                 <w:b/>
                 <w:bCs/>
                 <w:cs/>
@@ -3075,12 +3942,14 @@
             <w:pPr>
               <w:jc w:val="center"/>
               <w:rPr>
+                <w:rFonts w:ascii="TH Sarabun New" w:hAnsi="TH Sarabun New" w:cs="TH Sarabun New"/>
                 <w:b/>
                 <w:bCs/>
               </w:rPr>
             </w:pPr>
             <w:r>
               <w:rPr>
+                <w:rFonts w:ascii="TH Sarabun New" w:hAnsi="TH Sarabun New" w:cs="TH Sarabun New"/>
                 <w:b/>
                 <w:bCs/>
                 <w:cs/>
@@ -3092,6 +3961,7 @@
             <w:pPr>
               <w:jc w:val="center"/>
               <w:rPr>
+                <w:rFonts w:ascii="TH Sarabun New" w:hAnsi="TH Sarabun New" w:cs="TH Sarabun New"/>
                 <w:b/>
                 <w:bCs/>
               </w:rPr>
@@ -3101,6 +3971,7 @@
             <w:pPr>
               <w:jc w:val="center"/>
               <w:rPr>
+                <w:rFonts w:ascii="TH Sarabun New" w:hAnsi="TH Sarabun New" w:cs="TH Sarabun New"/>
                 <w:b/>
                 <w:bCs/>
                 <w:cs/>
@@ -3108,6 +3979,7 @@
             </w:pPr>
             <w:r>
               <w:rPr>
+                <w:rFonts w:ascii="TH Sarabun New" w:hAnsi="TH Sarabun New" w:cs="TH Sarabun New"/>
                 <w:b/>
                 <w:bCs/>
                 <w:cs/>
@@ -3116,6 +3988,7 @@
             </w:r>
             <w:r>
               <w:rPr>
+                <w:rFonts w:ascii="TH Sarabun New" w:hAnsi="TH Sarabun New" w:cs="TH Sarabun New"/>
                 <w:b/>
                 <w:bCs/>
                 <w:cs/>
@@ -3127,12 +4000,14 @@
             <w:pPr>
               <w:jc w:val="center"/>
               <w:rPr>
+                <w:rFonts w:ascii="TH Sarabun New" w:hAnsi="TH Sarabun New" w:cs="TH Sarabun New"/>
                 <w:b/>
                 <w:bCs/>
               </w:rPr>
             </w:pPr>
             <w:r>
               <w:rPr>
+                <w:rFonts w:ascii="TH Sarabun New" w:hAnsi="TH Sarabun New" w:cs="TH Sarabun New"/>
                 <w:b/>
                 <w:bCs/>
               </w:rPr>
@@ -3143,6 +4018,7 @@
             <w:pPr>
               <w:jc w:val="center"/>
               <w:rPr>
+                <w:rFonts w:ascii="TH Sarabun New" w:hAnsi="TH Sarabun New" w:cs="TH Sarabun New"/>
                 <w:b/>
                 <w:bCs/>
                 <w:cs/>
@@ -3150,6 +4026,7 @@
             </w:pPr>
             <w:r>
               <w:rPr>
+                <w:rFonts w:ascii="TH Sarabun New" w:hAnsi="TH Sarabun New" w:cs="TH Sarabun New"/>
                 <w:b/>
                 <w:bCs/>
                 <w:cs/>
@@ -3158,6 +4035,7 @@
             </w:r>
             <w:r>
               <w:rPr>
+                <w:rFonts w:ascii="TH Sarabun New" w:hAnsi="TH Sarabun New" w:cs="TH Sarabun New"/>
                 <w:b/>
                 <w:bCs/>
               </w:rPr>
@@ -3165,6 +4043,7 @@
             </w:r>
             <w:r>
               <w:rPr>
+                <w:rFonts w:ascii="TH Sarabun New" w:hAnsi="TH Sarabun New" w:cs="TH Sarabun New"/>
                 <w:b/>
                 <w:bCs/>
               </w:rPr>
@@ -3172,6 +4051,7 @@
             </w:r>
             <w:r>
               <w:rPr>
+                <w:rFonts w:ascii="TH Sarabun New" w:hAnsi="TH Sarabun New" w:cs="TH Sarabun New"/>
                 <w:b/>
                 <w:bCs/>
               </w:rPr>
@@ -3181,7 +4061,13 @@
         </w:tc>
       </w:tr>
     </w:tbl>
-    <w:p/>
+    <w:p>
+      <w:pPr>
+        <w:rPr>
+          <w:rFonts w:ascii="TH Sarabun New" w:hAnsi="TH Sarabun New" w:cs="TH Sarabun New"/>
+        </w:rPr>
+      </w:pPr>
+    </w:p>
     <w:sectPr>
       <w:headerReference w:type="even" r:id="rId13"/>
       <w:headerReference w:type="default" r:id="rId14"/>
@@ -3822,7 +4708,7 @@
             </wp:anchor>
           </w:drawing>
         </mc:Choice>
-        <mc:Fallback xmlns:a14="http://schemas.microsoft.com/office/drawing/2010/main" xmlns:pic="http://schemas.openxmlformats.org/drawingml/2006/picture" xmlns:a="http://schemas.openxmlformats.org/drawingml/2006/main">
+        <mc:Fallback xmlns:a="http://schemas.openxmlformats.org/drawingml/2006/main" xmlns:pic="http://schemas.openxmlformats.org/drawingml/2006/picture" xmlns:a14="http://schemas.microsoft.com/office/drawing/2010/main">
           <w:pict>
             <v:line id="Line 42" style="position:absolute;z-index:251663360;visibility:visible;mso-wrap-style:square;mso-width-percent:0;mso-height-percent:0;mso-wrap-distance-left:9pt;mso-wrap-distance-top:-8e-5mm;mso-wrap-distance-right:9pt;mso-wrap-distance-bottom:-8e-5mm;mso-position-horizontal:absolute;mso-position-horizontal-relative:text;mso-position-vertical:absolute;mso-position-vertical-relative:text;mso-width-percent:0;mso-height-percent:0;mso-width-relative:page;mso-height-relative:page" o:spid="_x0000_s1026" strokecolor="blue" strokeweight="3pt" from="-14pt,7.55pt" to="478.45pt,7.55pt" w14:anchorId="279E189F" o:gfxdata="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"/>
           </w:pict>
@@ -7878,19 +8764,6 @@
 </file>
 
 <file path=customXml/item2.xml><?xml version="1.0" encoding="utf-8"?>
-<b:Sources xmlns:b="http://schemas.openxmlformats.org/officeDocument/2006/bibliography" xmlns="http://schemas.openxmlformats.org/officeDocument/2006/bibliography" SelectedStyle="\APA.XSL" StyleName="APA"/>
-</file>
-
-<file path=customXml/item3.xml><?xml version="1.0" encoding="utf-8"?>
-<?mso-contentType ?>
-<FormTemplates xmlns="http://schemas.microsoft.com/sharepoint/v3/contenttype/forms">
-  <Display>DocumentLibraryForm</Display>
-  <Edit>DocumentLibraryForm</Edit>
-  <New>DocumentLibraryForm</New>
-</FormTemplates>
-</file>
-
-<file path=customXml/item4.xml><?xml version="1.0" encoding="utf-8"?>
 <p:properties xmlns:p="http://schemas.microsoft.com/office/2006/metadata/properties" xmlns:xsi="http://www.w3.org/2001/XMLSchema-instance" xmlns:pc="http://schemas.microsoft.com/office/infopath/2007/PartnerControls">
   <documentManagement>
     <TaxCatchAll xmlns="fad167c8-c6a5-4f82-8b36-931161015ea3" xsi:nil="true"/>
@@ -7907,6 +8780,19 @@
     </SharedWithUsers>
   </documentManagement>
 </p:properties>
+</file>
+
+<file path=customXml/item3.xml><?xml version="1.0" encoding="utf-8"?>
+<?mso-contentType ?>
+<FormTemplates xmlns="http://schemas.microsoft.com/sharepoint/v3/contenttype/forms">
+  <Display>DocumentLibraryForm</Display>
+  <Edit>DocumentLibraryForm</Edit>
+  <New>DocumentLibraryForm</New>
+</FormTemplates>
+</file>
+
+<file path=customXml/item4.xml><?xml version="1.0" encoding="utf-8"?>
+<b:Sources xmlns:b="http://schemas.openxmlformats.org/officeDocument/2006/bibliography" xmlns="http://schemas.openxmlformats.org/officeDocument/2006/bibliography" SelectedStyle="\APA.XSL" StyleName="APA"/>
 </file>
 
 <file path=customXml/itemProps1.xml><?xml version="1.0" encoding="utf-8"?>
@@ -7929,9 +8815,12 @@
 </file>
 
 <file path=customXml/itemProps2.xml><?xml version="1.0" encoding="utf-8"?>
-<ds:datastoreItem xmlns:ds="http://schemas.openxmlformats.org/officeDocument/2006/customXml" ds:itemID="{2AF72C5B-B66C-4E5A-9D56-F8EB2E9BE263}">
+<ds:datastoreItem xmlns:ds="http://schemas.openxmlformats.org/officeDocument/2006/customXml" ds:itemID="{614D27B1-2CA7-410A-9776-A14E06505DDA}">
   <ds:schemaRefs>
-    <ds:schemaRef ds:uri="http://schemas.openxmlformats.org/officeDocument/2006/bibliography"/>
+    <ds:schemaRef ds:uri="http://schemas.microsoft.com/office/2006/metadata/properties"/>
+    <ds:schemaRef ds:uri="http://schemas.microsoft.com/office/infopath/2007/PartnerControls"/>
+    <ds:schemaRef ds:uri="fad167c8-c6a5-4f82-8b36-931161015ea3"/>
+    <ds:schemaRef ds:uri="01c07b5d-ade4-4bda-a09a-363f0f13de45"/>
   </ds:schemaRefs>
 </ds:datastoreItem>
 </file>
@@ -7945,12 +8834,9 @@
 </file>
 
 <file path=customXml/itemProps4.xml><?xml version="1.0" encoding="utf-8"?>
-<ds:datastoreItem xmlns:ds="http://schemas.openxmlformats.org/officeDocument/2006/customXml" ds:itemID="{614D27B1-2CA7-410A-9776-A14E06505DDA}">
+<ds:datastoreItem xmlns:ds="http://schemas.openxmlformats.org/officeDocument/2006/customXml" ds:itemID="{2AF72C5B-B66C-4E5A-9D56-F8EB2E9BE263}">
   <ds:schemaRefs>
-    <ds:schemaRef ds:uri="http://schemas.microsoft.com/office/2006/metadata/properties"/>
-    <ds:schemaRef ds:uri="http://schemas.microsoft.com/office/infopath/2007/PartnerControls"/>
-    <ds:schemaRef ds:uri="fad167c8-c6a5-4f82-8b36-931161015ea3"/>
-    <ds:schemaRef ds:uri="01c07b5d-ade4-4bda-a09a-363f0f13de45"/>
+    <ds:schemaRef ds:uri="http://schemas.openxmlformats.org/officeDocument/2006/bibliography"/>
   </ds:schemaRefs>
 </ds:datastoreItem>
 </file>
--- a/public/template_v15.docx
+++ b/public/template_v15.docx
@@ -1201,7 +1201,7 @@
             </w:r>
             <w:r>
               <w:rPr>
-                <w:rFonts w:ascii="TH Sarabun New" w:eastAsia="Times New Roman" w:hAnsi="TH Sarabun New" w:cs="TH Sarabun New"/>
+                <w:rFonts w:ascii="DejaVu Sans" w:eastAsia="Times New Roman" w:hAnsi="DejaVu Sans" w:cs="DejaVu Sans"/>
                 <w:color w:val="auto"/>
                 <w:sz w:val="26"/>
                 <w:szCs w:val="26"/>
@@ -1349,7 +1349,7 @@
             </w:r>
             <w:r>
               <w:rPr>
-                <w:rFonts w:ascii="TH Sarabun New" w:eastAsia="Times New Roman" w:hAnsi="TH Sarabun New" w:cs="TH Sarabun New"/>
+                <w:rFonts w:ascii="DejaVu Sans" w:eastAsia="Times New Roman" w:hAnsi="DejaVu Sans" w:cs="DejaVu Sans"/>
                 <w:color w:val="auto"/>
                 <w:sz w:val="26"/>
                 <w:szCs w:val="26"/>
@@ -1401,7 +1401,7 @@
             </w:pPr>
             <w:r>
               <w:rPr>
-                <w:rFonts w:ascii="TH Sarabun New" w:hAnsi="TH Sarabun New" w:cs="TH Sarabun New"/>
+                <w:rFonts w:ascii="DejaVu Sans" w:hAnsi="DejaVu Sans" w:cs="DejaVu Sans"/>
                 <w:noProof/>
                 <w:sz w:val="26"/>
                 <w:szCs w:val="26"/>
@@ -1473,7 +1473,7 @@
             </w:r>
             <w:r>
               <w:rPr>
-                <w:rFonts w:ascii="TH Sarabun New" w:hAnsi="TH Sarabun New" w:cs="TH Sarabun New"/>
+                <w:rFonts w:ascii="DejaVu Sans" w:hAnsi="DejaVu Sans" w:cs="DejaVu Sans"/>
                 <w:sz w:val="26"/>
                 <w:szCs w:val="26"/>
                 <w:cs/>
@@ -1482,7 +1482,7 @@
             </w:r>
             <w:r>
               <w:rPr>
-                <w:rFonts w:ascii="TH Sarabun New" w:hAnsi="TH Sarabun New" w:cs="TH Sarabun New"/>
+                <w:rFonts w:ascii="DejaVu Sans" w:hAnsi="DejaVu Sans" w:cs="DejaVu Sans"/>
                 <w:sz w:val="26"/>
                 <w:szCs w:val="26"/>
               </w:rPr>
@@ -1533,7 +1533,7 @@
             </w:pPr>
             <w:r>
               <w:rPr>
-                <w:rFonts w:ascii="TH Sarabun New" w:hAnsi="TH Sarabun New" w:cs="TH Sarabun New"/>
+                <w:rFonts w:ascii="DejaVu Sans" w:hAnsi="DejaVu Sans" w:cs="DejaVu Sans"/>
                 <w:noProof/>
                 <w:sz w:val="26"/>
                 <w:szCs w:val="26"/>
@@ -1612,7 +1612,7 @@
             </w:r>
             <w:r>
               <w:rPr>
-                <w:rFonts w:ascii="TH Sarabun New" w:hAnsi="TH Sarabun New" w:cs="TH Sarabun New"/>
+                <w:rFonts w:ascii="DejaVu Sans" w:hAnsi="DejaVu Sans" w:cs="DejaVu Sans"/>
                 <w:sz w:val="26"/>
                 <w:szCs w:val="26"/>
                 <w:cs/>
@@ -1621,7 +1621,7 @@
             </w:r>
             <w:r>
               <w:rPr>
-                <w:rFonts w:ascii="TH Sarabun New" w:hAnsi="TH Sarabun New" w:cs="TH Sarabun New"/>
+                <w:rFonts w:ascii="DejaVu Sans" w:hAnsi="DejaVu Sans" w:cs="DejaVu Sans"/>
                 <w:sz w:val="26"/>
                 <w:szCs w:val="26"/>
               </w:rPr>
@@ -3760,7 +3760,7 @@
       </w:r>
       <w:r>
         <w:rPr>
-          <w:rFonts w:ascii="TH Sarabun New" w:hAnsi="TH Sarabun New" w:cs="TH Sarabun New"/>
+          <w:rFonts w:ascii="DejaVu Sans" w:hAnsi="DejaVu Sans" w:cs="DejaVu Sans"/>
         </w:rPr>
         <w:t>{A0}</w:t>
       </w:r>
@@ -3780,21 +3780,21 @@
       </w:r>
       <w:r>
         <w:rPr>
-          <w:rFonts w:ascii="TH Sarabun New" w:hAnsi="TH Sarabun New" w:cs="TH Sarabun New"/>
+          <w:rFonts w:ascii="DejaVu Sans" w:hAnsi="DejaVu Sans" w:cs="DejaVu Sans"/>
         </w:rPr>
         <w:t>{</w:t>
       </w:r>
       <w:proofErr w:type="spellStart"/>
       <w:r>
         <w:rPr>
-          <w:rFonts w:ascii="TH Sarabun New" w:hAnsi="TH Sarabun New" w:cs="TH Sarabun New"/>
+          <w:rFonts w:ascii="DejaVu Sans" w:hAnsi="DejaVu Sans" w:cs="DejaVu Sans"/>
         </w:rPr>
         <w:t>hasAttachment</w:t>
       </w:r>
       <w:proofErr w:type="spellEnd"/>
       <w:r>
         <w:rPr>
-          <w:rFonts w:ascii="TH Sarabun New" w:hAnsi="TH Sarabun New" w:cs="TH Sarabun New"/>
+          <w:rFonts w:ascii="DejaVu Sans" w:hAnsi="DejaVu Sans" w:cs="DejaVu Sans"/>
         </w:rPr>
         <w:t>}</w:t>
       </w:r>
@@ -3807,7 +3807,7 @@
       </w:r>
       <w:r>
         <w:rPr>
-          <w:rFonts w:ascii="TH Sarabun New" w:hAnsi="TH Sarabun New" w:cs="TH Sarabun New"/>
+          <w:rFonts w:ascii="DejaVu Sans" w:hAnsi="DejaVu Sans" w:cs="DejaVu Sans"/>
         </w:rPr>
         <w:t>{A2}</w:t>
       </w:r>
@@ -4069,12 +4069,8 @@
       </w:pPr>
     </w:p>
     <w:sectPr>
-      <w:headerReference w:type="even" r:id="rId13"/>
-      <w:headerReference w:type="default" r:id="rId14"/>
-      <w:footerReference w:type="even" r:id="rId15"/>
-      <w:footerReference w:type="default" r:id="rId16"/>
-      <w:headerReference w:type="first" r:id="rId17"/>
-      <w:footerReference w:type="first" r:id="rId18"/>
+      <w:headerReference w:type="default" r:id="rId13"/>
+      <w:footerReference w:type="default" r:id="rId14"/>
       <w:pgSz w:w="11907" w:h="16840" w:code="9"/>
       <w:pgMar w:top="900" w:right="1275" w:bottom="142" w:left="1530" w:header="180" w:footer="113" w:gutter="0"/>
       <w:cols w:space="720"/>
@@ -4127,16 +4123,6 @@
 </file>
 
 <file path=word/footer1.xml><?xml version="1.0" encoding="utf-8"?>
-<w:ftr xmlns:wpc="http://schemas.microsoft.com/office/word/2010/wordprocessingCanvas" xmlns:cx="http://schemas.microsoft.com/office/drawing/2014/chartex" xmlns:cx1="http://schemas.microsoft.com/office/drawing/2015/9/8/chartex" xmlns:cx2="http://schemas.microsoft.com/office/drawing/2015/10/21/chartex" xmlns:cx3="http://schemas.microsoft.com/office/drawing/2016/5/9/chartex" xmlns:cx4="http://schemas.microsoft.com/office/drawing/2016/5/10/chartex" xmlns:cx5="http://schemas.microsoft.com/office/drawing/2016/5/11/chartex" xmlns:cx6="http://schemas.microsoft.com/office/drawing/2016/5/12/chartex" xmlns:cx7="http://schemas.microsoft.com/office/drawing/2016/5/13/chartex" xmlns:cx8="http://schemas.microsoft.com/office/drawing/2016/5/14/chartex" xmlns:mc="http://schemas.openxmlformats.org/markup-compatibility/2006" xmlns:aink="http://schemas.microsoft.com/office/drawing/2016/ink" xmlns:am3d="http://schemas.microsoft.com/office/drawing/2017/model3d" xmlns:o="urn:schemas-microsoft-com:office:office" xmlns:oel="http://schemas.microsoft.com/office/2019/extlst" xmlns:r="http://schemas.openxmlformats.org/officeDocument/2006/relationships" xmlns:m="http://schemas.openxmlformats.org/officeDocument/2006/math" xmlns:v="urn:schemas-microsoft-com:vml" xmlns:wp14="http://schemas.microsoft.com/office/word/2010/wordprocessingDrawing" xmlns:wp="http://schemas.openxmlformats.org/drawingml/2006/wordprocessingDrawing" xmlns:w10="urn:schemas-microsoft-com:office:word" xmlns:w="http://schemas.openxmlformats.org/wordprocessingml/2006/main" xmlns:w14="http://schemas.microsoft.com/office/word/2010/wordml" xmlns:w15="http://schemas.microsoft.com/office/word/2012/wordml" xmlns:w16cex="http://schemas.microsoft.com/office/word/2018/wordml/cex" xmlns:w16cid="http://schemas.microsoft.com/office/word/2016/wordml/cid" xmlns:w16="http://schemas.microsoft.com/office/word/2018/wordml" xmlns:w16du="http://schemas.microsoft.com/office/word/2023/wordml/word16du" xmlns:w16sdtdh="http://schemas.microsoft.com/office/word/2020/wordml/sdtdatahash" xmlns:w16sdtfl="http://schemas.microsoft.com/office/word/2024/wordml/sdtformatlock" xmlns:w16se="http://schemas.microsoft.com/office/word/2015/wordml/symex" xmlns:wpg="http://schemas.microsoft.com/office/word/2010/wordprocessingGroup" xmlns:wpi="http://schemas.microsoft.com/office/word/2010/wordprocessingInk" xmlns:wne="http://schemas.microsoft.com/office/word/2006/wordml" xmlns:wps="http://schemas.microsoft.com/office/word/2010/wordprocessingShape" mc:Ignorable="w14 w15 w16se w16cid w16 w16cex w16sdtdh w16sdtfl w16du wp14">
-  <w:p>
-    <w:pPr>
-      <w:pStyle w:val="Footer"/>
-    </w:pPr>
-  </w:p>
-</w:ftr>
-</file>
-
-<file path=word/footer2.xml><?xml version="1.0" encoding="utf-8"?>
 <w:ftr xmlns:wpc="http://schemas.microsoft.com/office/word/2010/wordprocessingCanvas" xmlns:cx="http://schemas.microsoft.com/office/drawing/2014/chartex" xmlns:cx1="http://schemas.microsoft.com/office/drawing/2015/9/8/chartex" xmlns:cx2="http://schemas.microsoft.com/office/drawing/2015/10/21/chartex" xmlns:cx3="http://schemas.microsoft.com/office/drawing/2016/5/9/chartex" xmlns:cx4="http://schemas.microsoft.com/office/drawing/2016/5/10/chartex" xmlns:cx5="http://schemas.microsoft.com/office/drawing/2016/5/11/chartex" xmlns:cx6="http://schemas.microsoft.com/office/drawing/2016/5/12/chartex" xmlns:cx7="http://schemas.microsoft.com/office/drawing/2016/5/13/chartex" xmlns:cx8="http://schemas.microsoft.com/office/drawing/2016/5/14/chartex" xmlns:mc="http://schemas.openxmlformats.org/markup-compatibility/2006" xmlns:aink="http://schemas.microsoft.com/office/drawing/2016/ink" xmlns:am3d="http://schemas.microsoft.com/office/drawing/2017/model3d" xmlns:o="urn:schemas-microsoft-com:office:office" xmlns:oel="http://schemas.microsoft.com/office/2019/extlst" xmlns:r="http://schemas.openxmlformats.org/officeDocument/2006/relationships" xmlns:m="http://schemas.openxmlformats.org/officeDocument/2006/math" xmlns:v="urn:schemas-microsoft-com:vml" xmlns:wp14="http://schemas.microsoft.com/office/word/2010/wordprocessingDrawing" xmlns:wp="http://schemas.openxmlformats.org/drawingml/2006/wordprocessingDrawing" xmlns:w10="urn:schemas-microsoft-com:office:word" xmlns:w="http://schemas.openxmlformats.org/wordprocessingml/2006/main" xmlns:w14="http://schemas.microsoft.com/office/word/2010/wordml" xmlns:w15="http://schemas.microsoft.com/office/word/2012/wordml" xmlns:w16cex="http://schemas.microsoft.com/office/word/2018/wordml/cex" xmlns:w16cid="http://schemas.microsoft.com/office/word/2016/wordml/cid" xmlns:w16="http://schemas.microsoft.com/office/word/2018/wordml" xmlns:w16du="http://schemas.microsoft.com/office/word/2023/wordml/word16du" xmlns:w16sdtdh="http://schemas.microsoft.com/office/word/2020/wordml/sdtdatahash" xmlns:w16sdtfl="http://schemas.microsoft.com/office/word/2024/wordml/sdtformatlock" xmlns:w16se="http://schemas.microsoft.com/office/word/2015/wordml/symex" xmlns:wpg="http://schemas.microsoft.com/office/word/2010/wordprocessingGroup" xmlns:wpi="http://schemas.microsoft.com/office/word/2010/wordprocessingInk" xmlns:wne="http://schemas.microsoft.com/office/word/2006/wordml" xmlns:wps="http://schemas.microsoft.com/office/word/2010/wordprocessingShape" mc:Ignorable="w14 w15 w16se w16cid w16 w16cex w16sdtdh w16sdtfl w16du wp14">
   <w:tbl>
     <w:tblPr>
@@ -4197,16 +4183,6 @@
 </w:ftr>
 </file>
 
-<file path=word/footer3.xml><?xml version="1.0" encoding="utf-8"?>
-<w:ftr xmlns:wpc="http://schemas.microsoft.com/office/word/2010/wordprocessingCanvas" xmlns:cx="http://schemas.microsoft.com/office/drawing/2014/chartex" xmlns:cx1="http://schemas.microsoft.com/office/drawing/2015/9/8/chartex" xmlns:cx2="http://schemas.microsoft.com/office/drawing/2015/10/21/chartex" xmlns:cx3="http://schemas.microsoft.com/office/drawing/2016/5/9/chartex" xmlns:cx4="http://schemas.microsoft.com/office/drawing/2016/5/10/chartex" xmlns:cx5="http://schemas.microsoft.com/office/drawing/2016/5/11/chartex" xmlns:cx6="http://schemas.microsoft.com/office/drawing/2016/5/12/chartex" xmlns:cx7="http://schemas.microsoft.com/office/drawing/2016/5/13/chartex" xmlns:cx8="http://schemas.microsoft.com/office/drawing/2016/5/14/chartex" xmlns:mc="http://schemas.openxmlformats.org/markup-compatibility/2006" xmlns:aink="http://schemas.microsoft.com/office/drawing/2016/ink" xmlns:am3d="http://schemas.microsoft.com/office/drawing/2017/model3d" xmlns:o="urn:schemas-microsoft-com:office:office" xmlns:oel="http://schemas.microsoft.com/office/2019/extlst" xmlns:r="http://schemas.openxmlformats.org/officeDocument/2006/relationships" xmlns:m="http://schemas.openxmlformats.org/officeDocument/2006/math" xmlns:v="urn:schemas-microsoft-com:vml" xmlns:wp14="http://schemas.microsoft.com/office/word/2010/wordprocessingDrawing" xmlns:wp="http://schemas.openxmlformats.org/drawingml/2006/wordprocessingDrawing" xmlns:w10="urn:schemas-microsoft-com:office:word" xmlns:w="http://schemas.openxmlformats.org/wordprocessingml/2006/main" xmlns:w14="http://schemas.microsoft.com/office/word/2010/wordml" xmlns:w15="http://schemas.microsoft.com/office/word/2012/wordml" xmlns:w16cex="http://schemas.microsoft.com/office/word/2018/wordml/cex" xmlns:w16cid="http://schemas.microsoft.com/office/word/2016/wordml/cid" xmlns:w16="http://schemas.microsoft.com/office/word/2018/wordml" xmlns:w16du="http://schemas.microsoft.com/office/word/2023/wordml/word16du" xmlns:w16sdtdh="http://schemas.microsoft.com/office/word/2020/wordml/sdtdatahash" xmlns:w16sdtfl="http://schemas.microsoft.com/office/word/2024/wordml/sdtformatlock" xmlns:w16se="http://schemas.microsoft.com/office/word/2015/wordml/symex" xmlns:wpg="http://schemas.microsoft.com/office/word/2010/wordprocessingGroup" xmlns:wpi="http://schemas.microsoft.com/office/word/2010/wordprocessingInk" xmlns:wne="http://schemas.microsoft.com/office/word/2006/wordml" xmlns:wps="http://schemas.microsoft.com/office/word/2010/wordprocessingShape" mc:Ignorable="w14 w15 w16se w16cid w16 w16cex w16sdtdh w16sdtfl w16du wp14">
-  <w:p>
-    <w:pPr>
-      <w:pStyle w:val="Footer"/>
-    </w:pPr>
-  </w:p>
-</w:ftr>
-</file>
-
 <file path=word/footnotes.xml><?xml version="1.0" encoding="utf-8"?>
 <w:footnotes xmlns:wpc="http://schemas.microsoft.com/office/word/2010/wordprocessingCanvas" xmlns:cx="http://schemas.microsoft.com/office/drawing/2014/chartex" xmlns:cx1="http://schemas.microsoft.com/office/drawing/2015/9/8/chartex" xmlns:cx2="http://schemas.microsoft.com/office/drawing/2015/10/21/chartex" xmlns:cx3="http://schemas.microsoft.com/office/drawing/2016/5/9/chartex" xmlns:cx4="http://schemas.microsoft.com/office/drawing/2016/5/10/chartex" xmlns:cx5="http://schemas.microsoft.com/office/drawing/2016/5/11/chartex" xmlns:cx6="http://schemas.microsoft.com/office/drawing/2016/5/12/chartex" xmlns:cx7="http://schemas.microsoft.com/office/drawing/2016/5/13/chartex" xmlns:cx8="http://schemas.microsoft.com/office/drawing/2016/5/14/chartex" xmlns:mc="http://schemas.openxmlformats.org/markup-compatibility/2006" xmlns:aink="http://schemas.microsoft.com/office/drawing/2016/ink" xmlns:am3d="http://schemas.microsoft.com/office/drawing/2017/model3d" xmlns:o="urn:schemas-microsoft-com:office:office" xmlns:oel="http://schemas.microsoft.com/office/2019/extlst" xmlns:r="http://schemas.openxmlformats.org/officeDocument/2006/relationships" xmlns:m="http://schemas.openxmlformats.org/officeDocument/2006/math" xmlns:v="urn:schemas-microsoft-com:vml" xmlns:wp14="http://schemas.microsoft.com/office/word/2010/wordprocessingDrawing" xmlns:wp="http://schemas.openxmlformats.org/drawingml/2006/wordprocessingDrawing" xmlns:w10="urn:schemas-microsoft-com:office:word" xmlns:w="http://schemas.openxmlformats.org/wordprocessingml/2006/main" xmlns:w14="http://schemas.microsoft.com/office/word/2010/wordml" xmlns:w15="http://schemas.microsoft.com/office/word/2012/wordml" xmlns:w16cex="http://schemas.microsoft.com/office/word/2018/wordml/cex" xmlns:w16cid="http://schemas.microsoft.com/office/word/2016/wordml/cid" xmlns:w16="http://schemas.microsoft.com/office/word/2018/wordml" xmlns:w16du="http://schemas.microsoft.com/office/word/2023/wordml/word16du" xmlns:w16sdtdh="http://schemas.microsoft.com/office/word/2020/wordml/sdtdatahash" xmlns:w16sdtfl="http://schemas.microsoft.com/office/word/2024/wordml/sdtformatlock" xmlns:w16se="http://schemas.microsoft.com/office/word/2015/wordml/symex" xmlns:wpg="http://schemas.microsoft.com/office/word/2010/wordprocessingGroup" xmlns:wpi="http://schemas.microsoft.com/office/word/2010/wordprocessingInk" xmlns:wne="http://schemas.microsoft.com/office/word/2006/wordml" xmlns:wps="http://schemas.microsoft.com/office/word/2010/wordprocessingShape" mc:Ignorable="w14 w15 w16se w16cid w16 w16cex w16sdtdh w16sdtfl w16du wp14">
   <w:footnote w:type="separator" w:id="-1">
@@ -4250,16 +4226,6 @@
 </file>
 
 <file path=word/header1.xml><?xml version="1.0" encoding="utf-8"?>
-<w:hdr xmlns:wpc="http://schemas.microsoft.com/office/word/2010/wordprocessingCanvas" xmlns:cx="http://schemas.microsoft.com/office/drawing/2014/chartex" xmlns:cx1="http://schemas.microsoft.com/office/drawing/2015/9/8/chartex" xmlns:cx2="http://schemas.microsoft.com/office/drawing/2015/10/21/chartex" xmlns:cx3="http://schemas.microsoft.com/office/drawing/2016/5/9/chartex" xmlns:cx4="http://schemas.microsoft.com/office/drawing/2016/5/10/chartex" xmlns:cx5="http://schemas.microsoft.com/office/drawing/2016/5/11/chartex" xmlns:cx6="http://schemas.microsoft.com/office/drawing/2016/5/12/chartex" xmlns:cx7="http://schemas.microsoft.com/office/drawing/2016/5/13/chartex" xmlns:cx8="http://schemas.microsoft.com/office/drawing/2016/5/14/chartex" xmlns:mc="http://schemas.openxmlformats.org/markup-compatibility/2006" xmlns:aink="http://schemas.microsoft.com/office/drawing/2016/ink" xmlns:am3d="http://schemas.microsoft.com/office/drawing/2017/model3d" xmlns:o="urn:schemas-microsoft-com:office:office" xmlns:oel="http://schemas.microsoft.com/office/2019/extlst" xmlns:r="http://schemas.openxmlformats.org/officeDocument/2006/relationships" xmlns:m="http://schemas.openxmlformats.org/officeDocument/2006/math" xmlns:v="urn:schemas-microsoft-com:vml" xmlns:wp14="http://schemas.microsoft.com/office/word/2010/wordprocessingDrawing" xmlns:wp="http://schemas.openxmlformats.org/drawingml/2006/wordprocessingDrawing" xmlns:w10="urn:schemas-microsoft-com:office:word" xmlns:w="http://schemas.openxmlformats.org/wordprocessingml/2006/main" xmlns:w14="http://schemas.microsoft.com/office/word/2010/wordml" xmlns:w15="http://schemas.microsoft.com/office/word/2012/wordml" xmlns:w16cex="http://schemas.microsoft.com/office/word/2018/wordml/cex" xmlns:w16cid="http://schemas.microsoft.com/office/word/2016/wordml/cid" xmlns:w16="http://schemas.microsoft.com/office/word/2018/wordml" xmlns:w16du="http://schemas.microsoft.com/office/word/2023/wordml/word16du" xmlns:w16sdtdh="http://schemas.microsoft.com/office/word/2020/wordml/sdtdatahash" xmlns:w16sdtfl="http://schemas.microsoft.com/office/word/2024/wordml/sdtformatlock" xmlns:w16se="http://schemas.microsoft.com/office/word/2015/wordml/symex" xmlns:wpg="http://schemas.microsoft.com/office/word/2010/wordprocessingGroup" xmlns:wpi="http://schemas.microsoft.com/office/word/2010/wordprocessingInk" xmlns:wne="http://schemas.microsoft.com/office/word/2006/wordml" xmlns:wps="http://schemas.microsoft.com/office/word/2010/wordprocessingShape" mc:Ignorable="w14 w15 w16se w16cid w16 w16cex w16sdtdh w16sdtfl w16du wp14">
-  <w:p>
-    <w:pPr>
-      <w:pStyle w:val="Header"/>
-    </w:pPr>
-  </w:p>
-</w:hdr>
-</file>
-
-<file path=word/header2.xml><?xml version="1.0" encoding="utf-8"?>
 <w:hdr xmlns:wpc="http://schemas.microsoft.com/office/word/2010/wordprocessingCanvas" xmlns:cx="http://schemas.microsoft.com/office/drawing/2014/chartex" xmlns:cx1="http://schemas.microsoft.com/office/drawing/2015/9/8/chartex" xmlns:cx2="http://schemas.microsoft.com/office/drawing/2015/10/21/chartex" xmlns:cx3="http://schemas.microsoft.com/office/drawing/2016/5/9/chartex" xmlns:cx4="http://schemas.microsoft.com/office/drawing/2016/5/10/chartex" xmlns:cx5="http://schemas.microsoft.com/office/drawing/2016/5/11/chartex" xmlns:cx6="http://schemas.microsoft.com/office/drawing/2016/5/12/chartex" xmlns:cx7="http://schemas.microsoft.com/office/drawing/2016/5/13/chartex" xmlns:cx8="http://schemas.microsoft.com/office/drawing/2016/5/14/chartex" xmlns:mc="http://schemas.openxmlformats.org/markup-compatibility/2006" xmlns:aink="http://schemas.microsoft.com/office/drawing/2016/ink" xmlns:am3d="http://schemas.microsoft.com/office/drawing/2017/model3d" xmlns:o="urn:schemas-microsoft-com:office:office" xmlns:oel="http://schemas.microsoft.com/office/2019/extlst" xmlns:r="http://schemas.openxmlformats.org/officeDocument/2006/relationships" xmlns:m="http://schemas.openxmlformats.org/officeDocument/2006/math" xmlns:v="urn:schemas-microsoft-com:vml" xmlns:wp14="http://schemas.microsoft.com/office/word/2010/wordprocessingDrawing" xmlns:wp="http://schemas.openxmlformats.org/drawingml/2006/wordprocessingDrawing" xmlns:w10="urn:schemas-microsoft-com:office:word" xmlns:w="http://schemas.openxmlformats.org/wordprocessingml/2006/main" xmlns:w14="http://schemas.microsoft.com/office/word/2010/wordml" xmlns:w15="http://schemas.microsoft.com/office/word/2012/wordml" xmlns:w16cex="http://schemas.microsoft.com/office/word/2018/wordml/cex" xmlns:w16cid="http://schemas.microsoft.com/office/word/2016/wordml/cid" xmlns:w16="http://schemas.microsoft.com/office/word/2018/wordml" xmlns:w16du="http://schemas.microsoft.com/office/word/2023/wordml/word16du" xmlns:w16sdtdh="http://schemas.microsoft.com/office/word/2020/wordml/sdtdatahash" xmlns:w16sdtfl="http://schemas.microsoft.com/office/word/2024/wordml/sdtformatlock" xmlns:w16se="http://schemas.microsoft.com/office/word/2015/wordml/symex" xmlns:wpg="http://schemas.microsoft.com/office/word/2010/wordprocessingGroup" xmlns:wpi="http://schemas.microsoft.com/office/word/2010/wordprocessingInk" xmlns:wne="http://schemas.microsoft.com/office/word/2006/wordml" xmlns:wps="http://schemas.microsoft.com/office/word/2010/wordprocessingShape" mc:Ignorable="w14 w15 w16se w16cid w16 w16cex w16sdtdh w16sdtfl w16du wp14">
   <w:tbl>
     <w:tblPr>
@@ -4737,16 +4703,6 @@
         <w:sz w:val="24"/>
         <w:szCs w:val="24"/>
       </w:rPr>
-    </w:pPr>
-  </w:p>
-</w:hdr>
-</file>
-
-<file path=word/header3.xml><?xml version="1.0" encoding="utf-8"?>
-<w:hdr xmlns:wpc="http://schemas.microsoft.com/office/word/2010/wordprocessingCanvas" xmlns:cx="http://schemas.microsoft.com/office/drawing/2014/chartex" xmlns:cx1="http://schemas.microsoft.com/office/drawing/2015/9/8/chartex" xmlns:cx2="http://schemas.microsoft.com/office/drawing/2015/10/21/chartex" xmlns:cx3="http://schemas.microsoft.com/office/drawing/2016/5/9/chartex" xmlns:cx4="http://schemas.microsoft.com/office/drawing/2016/5/10/chartex" xmlns:cx5="http://schemas.microsoft.com/office/drawing/2016/5/11/chartex" xmlns:cx6="http://schemas.microsoft.com/office/drawing/2016/5/12/chartex" xmlns:cx7="http://schemas.microsoft.com/office/drawing/2016/5/13/chartex" xmlns:cx8="http://schemas.microsoft.com/office/drawing/2016/5/14/chartex" xmlns:mc="http://schemas.openxmlformats.org/markup-compatibility/2006" xmlns:aink="http://schemas.microsoft.com/office/drawing/2016/ink" xmlns:am3d="http://schemas.microsoft.com/office/drawing/2017/model3d" xmlns:o="urn:schemas-microsoft-com:office:office" xmlns:oel="http://schemas.microsoft.com/office/2019/extlst" xmlns:r="http://schemas.openxmlformats.org/officeDocument/2006/relationships" xmlns:m="http://schemas.openxmlformats.org/officeDocument/2006/math" xmlns:v="urn:schemas-microsoft-com:vml" xmlns:wp14="http://schemas.microsoft.com/office/word/2010/wordprocessingDrawing" xmlns:wp="http://schemas.openxmlformats.org/drawingml/2006/wordprocessingDrawing" xmlns:w10="urn:schemas-microsoft-com:office:word" xmlns:w="http://schemas.openxmlformats.org/wordprocessingml/2006/main" xmlns:w14="http://schemas.microsoft.com/office/word/2010/wordml" xmlns:w15="http://schemas.microsoft.com/office/word/2012/wordml" xmlns:w16cex="http://schemas.microsoft.com/office/word/2018/wordml/cex" xmlns:w16cid="http://schemas.microsoft.com/office/word/2016/wordml/cid" xmlns:w16="http://schemas.microsoft.com/office/word/2018/wordml" xmlns:w16du="http://schemas.microsoft.com/office/word/2023/wordml/word16du" xmlns:w16sdtdh="http://schemas.microsoft.com/office/word/2020/wordml/sdtdatahash" xmlns:w16sdtfl="http://schemas.microsoft.com/office/word/2024/wordml/sdtformatlock" xmlns:w16se="http://schemas.microsoft.com/office/word/2015/wordml/symex" xmlns:wpg="http://schemas.microsoft.com/office/word/2010/wordprocessingGroup" xmlns:wpi="http://schemas.microsoft.com/office/word/2010/wordprocessingInk" xmlns:wne="http://schemas.microsoft.com/office/word/2006/wordml" xmlns:wps="http://schemas.microsoft.com/office/word/2010/wordprocessingShape" mc:Ignorable="w14 w15 w16se w16cid w16 w16cex w16sdtdh w16sdtfl w16du wp14">
-  <w:p>
-    <w:pPr>
-      <w:pStyle w:val="Header"/>
     </w:pPr>
   </w:p>
 </w:hdr>

--- a/public/template_v15.docx
+++ b/public/template_v15.docx
@@ -476,6 +476,9 @@
         </w:tc>
       </w:tr>
       <w:tr>
+        <w:trPr>
+          <w:cantSplit/>
+        </w:trPr>
         <w:tc>
           <w:tcPr>
             <w:tcW w:w="3572" w:type="dxa"/>
@@ -645,6 +648,9 @@
         </w:tc>
       </w:tr>
       <w:tr>
+        <w:trPr>
+          <w:cantSplit/>
+        </w:trPr>
         <w:tc>
           <w:tcPr>
             <w:tcW w:w="9240" w:type="dxa"/>
@@ -854,6 +860,7 @@
       </w:tr>
       <w:tr>
         <w:trPr>
+          <w:cantSplit/>
           <w:jc w:val="center"/>
         </w:trPr>
         <w:tc>
@@ -2131,6 +2138,7 @@
       </w:tr>
       <w:tr>
         <w:trPr>
+          <w:cantSplit/>
           <w:jc w:val="center"/>
         </w:trPr>
         <w:tc>
@@ -2226,6 +2234,7 @@
       </w:tr>
       <w:tr>
         <w:trPr>
+          <w:cantSplit/>
           <w:jc w:val="center"/>
         </w:trPr>
         <w:tc>
@@ -2349,6 +2358,7 @@
       </w:tr>
       <w:tr>
         <w:trPr>
+          <w:cantSplit/>
           <w:jc w:val="center"/>
         </w:trPr>
         <w:tc>
@@ -2444,6 +2454,7 @@
       </w:tr>
       <w:tr>
         <w:trPr>
+          <w:cantSplit/>
           <w:jc w:val="center"/>
         </w:trPr>
         <w:tc>
@@ -2567,6 +2578,7 @@
       </w:tr>
       <w:tr>
         <w:trPr>
+          <w:cantSplit/>
           <w:jc w:val="center"/>
         </w:trPr>
         <w:tc>
@@ -2662,6 +2674,7 @@
       </w:tr>
       <w:tr>
         <w:trPr>
+          <w:cantSplit/>
           <w:jc w:val="center"/>
         </w:trPr>
         <w:tc>
@@ -2799,6 +2812,7 @@
       </w:tr>
       <w:tr>
         <w:trPr>
+          <w:cantSplit/>
           <w:jc w:val="center"/>
         </w:trPr>
         <w:tc>
@@ -2894,6 +2908,7 @@
       </w:tr>
       <w:tr>
         <w:trPr>
+          <w:cantSplit/>
           <w:jc w:val="center"/>
         </w:trPr>
         <w:tc>
@@ -3018,6 +3033,7 @@
       </w:tr>
       <w:tr>
         <w:trPr>
+          <w:cantSplit/>
           <w:jc w:val="center"/>
         </w:trPr>
         <w:tc>
@@ -3113,6 +3129,7 @@
       </w:tr>
       <w:tr>
         <w:trPr>
+          <w:cantSplit/>
           <w:jc w:val="center"/>
         </w:trPr>
         <w:tc>
@@ -3236,6 +3253,7 @@
       </w:tr>
       <w:tr>
         <w:trPr>
+          <w:cantSplit/>
           <w:jc w:val="center"/>
         </w:trPr>
         <w:tc>
@@ -3329,6 +3347,7 @@
       </w:tr>
       <w:tr>
         <w:trPr>
+          <w:cantSplit/>
           <w:jc w:val="center"/>
         </w:trPr>
         <w:tc>
@@ -3438,6 +3457,7 @@
       </w:tr>
       <w:tr>
         <w:trPr>
+          <w:cantSplit/>
           <w:jc w:val="center"/>
         </w:trPr>
         <w:tc>
@@ -3846,6 +3866,9 @@
         <w:gridCol w:w="4706"/>
       </w:tblGrid>
       <w:tr>
+        <w:trPr>
+          <w:cantSplit/>
+        </w:trPr>
         <w:tc>
           <w:tcPr>
             <w:tcW w:w="4706" w:type="dxa"/>

--- a/public/template_v15.docx
+++ b/public/template_v15.docx
@@ -4280,18 +4280,20 @@
               <w:szCs w:val="25"/>
             </w:rPr>
           </w:pPr>
+        </w:p>
+        <w:p>
           <w:r>
             <w:rPr>
               <w:noProof/>
             </w:rPr>
             <w:drawing>
-              <wp:anchor distT="0" distB="0" distL="114300" distR="114300" simplePos="0" relativeHeight="251658241" behindDoc="0" locked="0" layoutInCell="1" allowOverlap="1" wp14:anchorId="1A228C3A" wp14:editId="2C6F4CE7">
+              <wp:anchor distT="0" distB="0" distL="114300" distR="114300" simplePos="0" relativeHeight="251658241" behindDoc="0" locked="0" layoutInCell="1" allowOverlap="1" wp14:anchorId="1A228C3A" wp14:editId="2FEDEABB">
                 <wp:simplePos x="0" y="0"/>
                 <wp:positionH relativeFrom="column">
-                  <wp:posOffset>636849</wp:posOffset>
+                  <wp:posOffset>704850</wp:posOffset>
                 </wp:positionH>
                 <wp:positionV relativeFrom="paragraph">
-                  <wp:posOffset>186243</wp:posOffset>
+                  <wp:posOffset>179070</wp:posOffset>
                 </wp:positionV>
                 <wp:extent cx="545465" cy="632460"/>
                 <wp:effectExtent l="0" t="0" r="6985" b="0"/>

--- a/public/template_v15.docx
+++ b/public/template_v15.docx
@@ -3908,6 +3908,7 @@
                 <w:rFonts w:ascii="TH Sarabun New" w:hAnsi="TH Sarabun New" w:cs="TH Sarabun New"/>
                 <w:b/>
                 <w:bCs/>
+                <w:cs/>
               </w:rPr>
             </w:pPr>
             <w:r>
@@ -3915,26 +3916,27 @@
                 <w:rFonts w:ascii="TH Sarabun New" w:hAnsi="TH Sarabun New" w:cs="TH Sarabun New"/>
                 <w:b/>
                 <w:bCs/>
-              </w:rPr>
-              <w:t>{%</w:t>
-            </w:r>
-            <w:proofErr w:type="spellStart"/>
-            <w:r>
+                <w:cs/>
+              </w:rPr>
+              <w:t>นาย/นาง</w:t>
+            </w:r>
+          </w:p>
+          <w:p>
+            <w:pPr>
+              <w:jc w:val="center"/>
               <w:rPr>
                 <w:rFonts w:ascii="TH Sarabun New" w:hAnsi="TH Sarabun New" w:cs="TH Sarabun New"/>
                 <w:b/>
                 <w:bCs/>
               </w:rPr>
-              <w:t>reportedBySig</w:t>
-            </w:r>
-            <w:proofErr w:type="spellEnd"/>
+            </w:pPr>
             <w:r>
               <w:rPr>
                 <w:rFonts w:ascii="TH Sarabun New" w:hAnsi="TH Sarabun New" w:cs="TH Sarabun New"/>
                 <w:b/>
                 <w:bCs/>
               </w:rPr>
-              <w:t>}</w:t>
+              <w:t>--------------------------------------------------------------------</w:t>
             </w:r>
           </w:p>
           <w:p>

--- a/public/template_v15.docx
+++ b/public/template_v15.docx
@@ -2002,7 +2002,7 @@
             </w:pPr>
             <w:r>
               <w:rPr>
-                <w:rFonts w:ascii="TH Sarabun New" w:hAnsi="TH Sarabun New" w:cs="TH Sarabun New"/>
+                <w:rFonts w:ascii="DejaVu Sans" w:hAnsi="DejaVu Sans" w:cs="DejaVu Sans"/>
                 <w:sz w:val="26"/>
                 <w:szCs w:val="26"/>
               </w:rPr>
@@ -2035,14 +2035,14 @@
           <w:p>
             <w:pPr>
               <w:rPr>
-                <w:rFonts w:ascii="TH Sarabun New" w:hAnsi="TH Sarabun New" w:cs="TH Sarabun New"/>
+                <w:rFonts w:ascii="DejaVu Sans" w:hAnsi="DejaVu Sans" w:cs="DejaVu Sans"/>
                 <w:sz w:val="26"/>
                 <w:szCs w:val="26"/>
               </w:rPr>
             </w:pPr>
             <w:r>
               <w:rPr>
-                <w:rFonts w:ascii="TH Sarabun New" w:hAnsi="TH Sarabun New" w:cs="TH Sarabun New"/>
+                <w:rFonts w:ascii="DejaVu Sans" w:hAnsi="DejaVu Sans" w:cs="DejaVu Sans"/>
                 <w:sz w:val="26"/>
                 <w:szCs w:val="26"/>
               </w:rPr>

--- a/public/template_v15.docx
+++ b/public/template_v15.docx
@@ -1678,13 +1678,14 @@
     <w:tbl>
       <w:tblPr>
         <w:tblStyle w:val="TableGrid"/>
-        <w:tblW w:w="9445" w:type="dxa"/>
+        <w:tblW w:w="10086" w:type="dxa"/>
         <w:jc w:val="center"/>
+        <w:tblLayout w:type="fixed"/>
         <w:tblLook w:val="04A0" w:firstRow="1" w:lastRow="0" w:firstColumn="1" w:lastColumn="0" w:noHBand="0" w:noVBand="1"/>
       </w:tblPr>
       <w:tblGrid>
-        <w:gridCol w:w="2428"/>
-        <w:gridCol w:w="1517"/>
+        <w:gridCol w:w="704"/>
+        <w:gridCol w:w="3241"/>
         <w:gridCol w:w="822"/>
         <w:gridCol w:w="2985"/>
         <w:gridCol w:w="2334"/>
@@ -1697,7 +1698,7 @@
         </w:trPr>
         <w:tc>
           <w:tcPr>
-            <w:tcW w:w="599" w:type="dxa"/>
+            <w:tcW w:w="704" w:type="dxa"/>
             <w:shd w:val="clear" w:color="auto" w:fill="DEEAF6" w:themeFill="accent5" w:themeFillTint="33"/>
           </w:tcPr>
           <w:p>
@@ -1727,7 +1728,7 @@
         </w:tc>
         <w:tc>
           <w:tcPr>
-            <w:tcW w:w="3986" w:type="dxa"/>
+            <w:tcW w:w="3241" w:type="dxa"/>
             <w:shd w:val="clear" w:color="auto" w:fill="DEEAF6" w:themeFill="accent5" w:themeFillTint="33"/>
           </w:tcPr>
           <w:p>
@@ -1777,7 +1778,7 @@
         </w:tc>
         <w:tc>
           <w:tcPr>
-            <w:tcW w:w="810" w:type="dxa"/>
+            <w:tcW w:w="822" w:type="dxa"/>
             <w:shd w:val="clear" w:color="auto" w:fill="DEEAF6" w:themeFill="accent5" w:themeFillTint="33"/>
           </w:tcPr>
           <w:p>
@@ -1807,7 +1808,7 @@
         </w:tc>
         <w:tc>
           <w:tcPr>
-            <w:tcW w:w="1440" w:type="dxa"/>
+            <w:tcW w:w="2985" w:type="dxa"/>
             <w:shd w:val="clear" w:color="auto" w:fill="DEEAF6" w:themeFill="accent5" w:themeFillTint="33"/>
           </w:tcPr>
           <w:p>
@@ -1838,7 +1839,7 @@
         </w:tc>
         <w:tc>
           <w:tcPr>
-            <w:tcW w:w="2610" w:type="dxa"/>
+            <w:tcW w:w="2334" w:type="dxa"/>
             <w:shd w:val="clear" w:color="auto" w:fill="DEEAF6" w:themeFill="accent5" w:themeFillTint="33"/>
           </w:tcPr>
           <w:p>
@@ -1874,7 +1875,7 @@
         </w:trPr>
         <w:tc>
           <w:tcPr>
-            <w:tcW w:w="599" w:type="dxa"/>
+            <w:tcW w:w="704" w:type="dxa"/>
           </w:tcPr>
           <w:p>
             <w:pPr>
@@ -1892,7 +1893,7 @@
         </w:tc>
         <w:tc>
           <w:tcPr>
-            <w:tcW w:w="3986" w:type="dxa"/>
+            <w:tcW w:w="3241" w:type="dxa"/>
           </w:tcPr>
           <w:p>
             <w:pPr>
@@ -1940,7 +1941,7 @@
         </w:tc>
         <w:tc>
           <w:tcPr>
-            <w:tcW w:w="810" w:type="dxa"/>
+            <w:tcW w:w="822" w:type="dxa"/>
           </w:tcPr>
           <w:p>
             <w:pPr>
@@ -1958,7 +1959,7 @@
         </w:tc>
         <w:tc>
           <w:tcPr>
-            <w:tcW w:w="1440" w:type="dxa"/>
+            <w:tcW w:w="2985" w:type="dxa"/>
           </w:tcPr>
           <w:p>
             <w:pPr>
@@ -1990,7 +1991,7 @@
         </w:tc>
         <w:tc>
           <w:tcPr>
-            <w:tcW w:w="2610" w:type="dxa"/>
+            <w:tcW w:w="2334" w:type="dxa"/>
             <w:vMerge w:val="restart"/>
             <w:vAlign w:val="center"/>
           </w:tcPr>
@@ -2143,7 +2144,7 @@
         </w:trPr>
         <w:tc>
           <w:tcPr>
-            <w:tcW w:w="599" w:type="dxa"/>
+            <w:tcW w:w="704" w:type="dxa"/>
           </w:tcPr>
           <w:p>
             <w:pPr>
@@ -2161,31 +2162,31 @@
         </w:tc>
         <w:tc>
           <w:tcPr>
-            <w:tcW w:w="3986" w:type="dxa"/>
-          </w:tcPr>
-          <w:p>
-            <w:pPr>
-              <w:rPr>
-                <w:rFonts w:ascii="TH Sarabun New" w:hAnsi="TH Sarabun New" w:cs="TH Sarabun New"/>
-              </w:rPr>
-            </w:pPr>
-          </w:p>
-        </w:tc>
-        <w:tc>
-          <w:tcPr>
-            <w:tcW w:w="810" w:type="dxa"/>
-          </w:tcPr>
-          <w:p>
-            <w:pPr>
-              <w:rPr>
-                <w:rFonts w:ascii="TH Sarabun New" w:hAnsi="TH Sarabun New" w:cs="TH Sarabun New"/>
-              </w:rPr>
-            </w:pPr>
-          </w:p>
-        </w:tc>
-        <w:tc>
-          <w:tcPr>
-            <w:tcW w:w="1440" w:type="dxa"/>
+            <w:tcW w:w="3241" w:type="dxa"/>
+          </w:tcPr>
+          <w:p>
+            <w:pPr>
+              <w:rPr>
+                <w:rFonts w:ascii="TH Sarabun New" w:hAnsi="TH Sarabun New" w:cs="TH Sarabun New"/>
+              </w:rPr>
+            </w:pPr>
+          </w:p>
+        </w:tc>
+        <w:tc>
+          <w:tcPr>
+            <w:tcW w:w="822" w:type="dxa"/>
+          </w:tcPr>
+          <w:p>
+            <w:pPr>
+              <w:rPr>
+                <w:rFonts w:ascii="TH Sarabun New" w:hAnsi="TH Sarabun New" w:cs="TH Sarabun New"/>
+              </w:rPr>
+            </w:pPr>
+          </w:p>
+        </w:tc>
+        <w:tc>
+          <w:tcPr>
+            <w:tcW w:w="2985" w:type="dxa"/>
           </w:tcPr>
           <w:p>
             <w:pPr>
@@ -2219,7 +2220,7 @@
         </w:tc>
         <w:tc>
           <w:tcPr>
-            <w:tcW w:w="2610" w:type="dxa"/>
+            <w:tcW w:w="2334" w:type="dxa"/>
             <w:vMerge/>
             <w:vAlign w:val="center"/>
           </w:tcPr>
@@ -2239,25 +2240,26 @@
         </w:trPr>
         <w:tc>
           <w:tcPr>
-            <w:tcW w:w="599" w:type="dxa"/>
-          </w:tcPr>
-          <w:p>
-            <w:pPr>
-              <w:rPr>
-                <w:rFonts w:ascii="TH Sarabun New" w:hAnsi="TH Sarabun New" w:cs="TH Sarabun New"/>
-              </w:rPr>
-            </w:pPr>
-            <w:r>
-              <w:rPr>
-                <w:rFonts w:ascii="TH Sarabun New" w:hAnsi="TH Sarabun New" w:cs="TH Sarabun New"/>
-              </w:rPr>
+            <w:tcW w:w="704" w:type="dxa"/>
+          </w:tcPr>
+          <w:p>
+            <w:pPr>
+              <w:rPr>
+                <w:rFonts w:ascii="TH Sarabun New" w:hAnsi="TH Sarabun New" w:cs="TH Sarabun New"/>
+              </w:rPr>
+            </w:pPr>
+            <w:r>
+              <w:rPr>
+                <w:rFonts w:ascii="TH Sarabun New" w:hAnsi="TH Sarabun New" w:cs="TH Sarabun New"/>
+              </w:rPr>
+              <w:lastRenderedPageBreak/>
               <w:t>{#workerElectricainFirst}2</w:t>
             </w:r>
           </w:p>
         </w:tc>
         <w:tc>
           <w:tcPr>
-            <w:tcW w:w="3986" w:type="dxa"/>
+            <w:tcW w:w="3241" w:type="dxa"/>
           </w:tcPr>
           <w:p>
             <w:pPr>
@@ -2291,7 +2293,7 @@
         </w:tc>
         <w:tc>
           <w:tcPr>
-            <w:tcW w:w="810" w:type="dxa"/>
+            <w:tcW w:w="822" w:type="dxa"/>
           </w:tcPr>
           <w:p>
             <w:pPr>
@@ -2309,7 +2311,7 @@
         </w:tc>
         <w:tc>
           <w:tcPr>
-            <w:tcW w:w="1440" w:type="dxa"/>
+            <w:tcW w:w="2985" w:type="dxa"/>
           </w:tcPr>
           <w:p>
             <w:pPr>
@@ -2343,7 +2345,7 @@
         </w:tc>
         <w:tc>
           <w:tcPr>
-            <w:tcW w:w="2610" w:type="dxa"/>
+            <w:tcW w:w="2334" w:type="dxa"/>
             <w:vMerge/>
             <w:vAlign w:val="center"/>
           </w:tcPr>
@@ -2363,7 +2365,7 @@
         </w:trPr>
         <w:tc>
           <w:tcPr>
-            <w:tcW w:w="599" w:type="dxa"/>
+            <w:tcW w:w="704" w:type="dxa"/>
           </w:tcPr>
           <w:p>
             <w:pPr>
@@ -2381,31 +2383,31 @@
         </w:tc>
         <w:tc>
           <w:tcPr>
-            <w:tcW w:w="3986" w:type="dxa"/>
-          </w:tcPr>
-          <w:p>
-            <w:pPr>
-              <w:rPr>
-                <w:rFonts w:ascii="TH Sarabun New" w:hAnsi="TH Sarabun New" w:cs="TH Sarabun New"/>
-              </w:rPr>
-            </w:pPr>
-          </w:p>
-        </w:tc>
-        <w:tc>
-          <w:tcPr>
-            <w:tcW w:w="810" w:type="dxa"/>
-          </w:tcPr>
-          <w:p>
-            <w:pPr>
-              <w:rPr>
-                <w:rFonts w:ascii="TH Sarabun New" w:hAnsi="TH Sarabun New" w:cs="TH Sarabun New"/>
-              </w:rPr>
-            </w:pPr>
-          </w:p>
-        </w:tc>
-        <w:tc>
-          <w:tcPr>
-            <w:tcW w:w="1440" w:type="dxa"/>
+            <w:tcW w:w="3241" w:type="dxa"/>
+          </w:tcPr>
+          <w:p>
+            <w:pPr>
+              <w:rPr>
+                <w:rFonts w:ascii="TH Sarabun New" w:hAnsi="TH Sarabun New" w:cs="TH Sarabun New"/>
+              </w:rPr>
+            </w:pPr>
+          </w:p>
+        </w:tc>
+        <w:tc>
+          <w:tcPr>
+            <w:tcW w:w="822" w:type="dxa"/>
+          </w:tcPr>
+          <w:p>
+            <w:pPr>
+              <w:rPr>
+                <w:rFonts w:ascii="TH Sarabun New" w:hAnsi="TH Sarabun New" w:cs="TH Sarabun New"/>
+              </w:rPr>
+            </w:pPr>
+          </w:p>
+        </w:tc>
+        <w:tc>
+          <w:tcPr>
+            <w:tcW w:w="2985" w:type="dxa"/>
           </w:tcPr>
           <w:p>
             <w:pPr>
@@ -2439,7 +2441,7 @@
         </w:tc>
         <w:tc>
           <w:tcPr>
-            <w:tcW w:w="2610" w:type="dxa"/>
+            <w:tcW w:w="2334" w:type="dxa"/>
             <w:vMerge/>
             <w:vAlign w:val="center"/>
           </w:tcPr>
@@ -2459,7 +2461,7 @@
         </w:trPr>
         <w:tc>
           <w:tcPr>
-            <w:tcW w:w="599" w:type="dxa"/>
+            <w:tcW w:w="704" w:type="dxa"/>
           </w:tcPr>
           <w:p>
             <w:pPr>
@@ -2477,7 +2479,7 @@
         </w:tc>
         <w:tc>
           <w:tcPr>
-            <w:tcW w:w="3986" w:type="dxa"/>
+            <w:tcW w:w="3241" w:type="dxa"/>
           </w:tcPr>
           <w:p>
             <w:pPr>
@@ -2511,7 +2513,7 @@
         </w:tc>
         <w:tc>
           <w:tcPr>
-            <w:tcW w:w="810" w:type="dxa"/>
+            <w:tcW w:w="822" w:type="dxa"/>
           </w:tcPr>
           <w:p>
             <w:pPr>
@@ -2529,7 +2531,7 @@
         </w:tc>
         <w:tc>
           <w:tcPr>
-            <w:tcW w:w="1440" w:type="dxa"/>
+            <w:tcW w:w="2985" w:type="dxa"/>
           </w:tcPr>
           <w:p>
             <w:pPr>
@@ -2563,7 +2565,7 @@
         </w:tc>
         <w:tc>
           <w:tcPr>
-            <w:tcW w:w="2610" w:type="dxa"/>
+            <w:tcW w:w="2334" w:type="dxa"/>
             <w:vMerge/>
             <w:vAlign w:val="center"/>
           </w:tcPr>
@@ -2583,7 +2585,7 @@
         </w:trPr>
         <w:tc>
           <w:tcPr>
-            <w:tcW w:w="599" w:type="dxa"/>
+            <w:tcW w:w="704" w:type="dxa"/>
           </w:tcPr>
           <w:p>
             <w:pPr>
@@ -2601,31 +2603,31 @@
         </w:tc>
         <w:tc>
           <w:tcPr>
-            <w:tcW w:w="3986" w:type="dxa"/>
-          </w:tcPr>
-          <w:p>
-            <w:pPr>
-              <w:rPr>
-                <w:rFonts w:ascii="TH Sarabun New" w:hAnsi="TH Sarabun New" w:cs="TH Sarabun New"/>
-              </w:rPr>
-            </w:pPr>
-          </w:p>
-        </w:tc>
-        <w:tc>
-          <w:tcPr>
-            <w:tcW w:w="810" w:type="dxa"/>
-          </w:tcPr>
-          <w:p>
-            <w:pPr>
-              <w:rPr>
-                <w:rFonts w:ascii="TH Sarabun New" w:hAnsi="TH Sarabun New" w:cs="TH Sarabun New"/>
-              </w:rPr>
-            </w:pPr>
-          </w:p>
-        </w:tc>
-        <w:tc>
-          <w:tcPr>
-            <w:tcW w:w="1440" w:type="dxa"/>
+            <w:tcW w:w="3241" w:type="dxa"/>
+          </w:tcPr>
+          <w:p>
+            <w:pPr>
+              <w:rPr>
+                <w:rFonts w:ascii="TH Sarabun New" w:hAnsi="TH Sarabun New" w:cs="TH Sarabun New"/>
+              </w:rPr>
+            </w:pPr>
+          </w:p>
+        </w:tc>
+        <w:tc>
+          <w:tcPr>
+            <w:tcW w:w="822" w:type="dxa"/>
+          </w:tcPr>
+          <w:p>
+            <w:pPr>
+              <w:rPr>
+                <w:rFonts w:ascii="TH Sarabun New" w:hAnsi="TH Sarabun New" w:cs="TH Sarabun New"/>
+              </w:rPr>
+            </w:pPr>
+          </w:p>
+        </w:tc>
+        <w:tc>
+          <w:tcPr>
+            <w:tcW w:w="2985" w:type="dxa"/>
           </w:tcPr>
           <w:p>
             <w:pPr>
@@ -2659,7 +2661,7 @@
         </w:tc>
         <w:tc>
           <w:tcPr>
-            <w:tcW w:w="2610" w:type="dxa"/>
+            <w:tcW w:w="2334" w:type="dxa"/>
             <w:vMerge/>
             <w:vAlign w:val="center"/>
           </w:tcPr>
@@ -2679,7 +2681,7 @@
         </w:trPr>
         <w:tc>
           <w:tcPr>
-            <w:tcW w:w="599" w:type="dxa"/>
+            <w:tcW w:w="704" w:type="dxa"/>
           </w:tcPr>
           <w:p>
             <w:pPr>
@@ -2697,7 +2699,7 @@
         </w:tc>
         <w:tc>
           <w:tcPr>
-            <w:tcW w:w="3986" w:type="dxa"/>
+            <w:tcW w:w="3241" w:type="dxa"/>
           </w:tcPr>
           <w:p>
             <w:pPr>
@@ -2745,7 +2747,7 @@
         </w:tc>
         <w:tc>
           <w:tcPr>
-            <w:tcW w:w="810" w:type="dxa"/>
+            <w:tcW w:w="822" w:type="dxa"/>
           </w:tcPr>
           <w:p>
             <w:pPr>
@@ -2763,7 +2765,7 @@
         </w:tc>
         <w:tc>
           <w:tcPr>
-            <w:tcW w:w="1440" w:type="dxa"/>
+            <w:tcW w:w="2985" w:type="dxa"/>
           </w:tcPr>
           <w:p>
             <w:pPr>
@@ -2797,7 +2799,7 @@
         </w:tc>
         <w:tc>
           <w:tcPr>
-            <w:tcW w:w="2610" w:type="dxa"/>
+            <w:tcW w:w="2334" w:type="dxa"/>
             <w:vMerge/>
             <w:vAlign w:val="center"/>
           </w:tcPr>
@@ -2817,7 +2819,7 @@
         </w:trPr>
         <w:tc>
           <w:tcPr>
-            <w:tcW w:w="599" w:type="dxa"/>
+            <w:tcW w:w="704" w:type="dxa"/>
           </w:tcPr>
           <w:p>
             <w:pPr>
@@ -2835,31 +2837,31 @@
         </w:tc>
         <w:tc>
           <w:tcPr>
-            <w:tcW w:w="3986" w:type="dxa"/>
-          </w:tcPr>
-          <w:p>
-            <w:pPr>
-              <w:rPr>
-                <w:rFonts w:ascii="TH Sarabun New" w:hAnsi="TH Sarabun New" w:cs="TH Sarabun New"/>
-              </w:rPr>
-            </w:pPr>
-          </w:p>
-        </w:tc>
-        <w:tc>
-          <w:tcPr>
-            <w:tcW w:w="810" w:type="dxa"/>
-          </w:tcPr>
-          <w:p>
-            <w:pPr>
-              <w:rPr>
-                <w:rFonts w:ascii="TH Sarabun New" w:hAnsi="TH Sarabun New" w:cs="TH Sarabun New"/>
-              </w:rPr>
-            </w:pPr>
-          </w:p>
-        </w:tc>
-        <w:tc>
-          <w:tcPr>
-            <w:tcW w:w="1440" w:type="dxa"/>
+            <w:tcW w:w="3241" w:type="dxa"/>
+          </w:tcPr>
+          <w:p>
+            <w:pPr>
+              <w:rPr>
+                <w:rFonts w:ascii="TH Sarabun New" w:hAnsi="TH Sarabun New" w:cs="TH Sarabun New"/>
+              </w:rPr>
+            </w:pPr>
+          </w:p>
+        </w:tc>
+        <w:tc>
+          <w:tcPr>
+            <w:tcW w:w="822" w:type="dxa"/>
+          </w:tcPr>
+          <w:p>
+            <w:pPr>
+              <w:rPr>
+                <w:rFonts w:ascii="TH Sarabun New" w:hAnsi="TH Sarabun New" w:cs="TH Sarabun New"/>
+              </w:rPr>
+            </w:pPr>
+          </w:p>
+        </w:tc>
+        <w:tc>
+          <w:tcPr>
+            <w:tcW w:w="2985" w:type="dxa"/>
           </w:tcPr>
           <w:p>
             <w:pPr>
@@ -2893,7 +2895,7 @@
         </w:tc>
         <w:tc>
           <w:tcPr>
-            <w:tcW w:w="2610" w:type="dxa"/>
+            <w:tcW w:w="2334" w:type="dxa"/>
             <w:vMerge/>
             <w:vAlign w:val="center"/>
           </w:tcPr>
@@ -2913,26 +2915,25 @@
         </w:trPr>
         <w:tc>
           <w:tcPr>
-            <w:tcW w:w="599" w:type="dxa"/>
-          </w:tcPr>
-          <w:p>
-            <w:pPr>
-              <w:rPr>
-                <w:rFonts w:ascii="TH Sarabun New" w:hAnsi="TH Sarabun New" w:cs="TH Sarabun New"/>
-              </w:rPr>
-            </w:pPr>
-            <w:r>
-              <w:rPr>
-                <w:rFonts w:ascii="TH Sarabun New" w:hAnsi="TH Sarabun New" w:cs="TH Sarabun New"/>
-              </w:rPr>
-              <w:lastRenderedPageBreak/>
+            <w:tcW w:w="704" w:type="dxa"/>
+          </w:tcPr>
+          <w:p>
+            <w:pPr>
+              <w:rPr>
+                <w:rFonts w:ascii="TH Sarabun New" w:hAnsi="TH Sarabun New" w:cs="TH Sarabun New"/>
+              </w:rPr>
+            </w:pPr>
+            <w:r>
+              <w:rPr>
+                <w:rFonts w:ascii="TH Sarabun New" w:hAnsi="TH Sarabun New" w:cs="TH Sarabun New"/>
+              </w:rPr>
               <w:t>{#workerWelderFirst}5</w:t>
             </w:r>
           </w:p>
         </w:tc>
         <w:tc>
           <w:tcPr>
-            <w:tcW w:w="3986" w:type="dxa"/>
+            <w:tcW w:w="3241" w:type="dxa"/>
           </w:tcPr>
           <w:p>
             <w:pPr>
@@ -2966,7 +2967,7 @@
         </w:tc>
         <w:tc>
           <w:tcPr>
-            <w:tcW w:w="810" w:type="dxa"/>
+            <w:tcW w:w="822" w:type="dxa"/>
           </w:tcPr>
           <w:p>
             <w:pPr>
@@ -2984,7 +2985,7 @@
         </w:tc>
         <w:tc>
           <w:tcPr>
-            <w:tcW w:w="1440" w:type="dxa"/>
+            <w:tcW w:w="2985" w:type="dxa"/>
           </w:tcPr>
           <w:p>
             <w:pPr>
@@ -3018,7 +3019,7 @@
         </w:tc>
         <w:tc>
           <w:tcPr>
-            <w:tcW w:w="2610" w:type="dxa"/>
+            <w:tcW w:w="2334" w:type="dxa"/>
             <w:vMerge/>
             <w:vAlign w:val="center"/>
           </w:tcPr>
@@ -3038,49 +3039,50 @@
         </w:trPr>
         <w:tc>
           <w:tcPr>
-            <w:tcW w:w="599" w:type="dxa"/>
-          </w:tcPr>
-          <w:p>
-            <w:pPr>
-              <w:rPr>
-                <w:rFonts w:ascii="TH Sarabun New" w:hAnsi="TH Sarabun New" w:cs="TH Sarabun New"/>
-              </w:rPr>
-            </w:pPr>
-            <w:r>
-              <w:rPr>
-                <w:rFonts w:ascii="TH Sarabun New" w:hAnsi="TH Sarabun New" w:cs="TH Sarabun New"/>
-              </w:rPr>
+            <w:tcW w:w="704" w:type="dxa"/>
+          </w:tcPr>
+          <w:p>
+            <w:pPr>
+              <w:rPr>
+                <w:rFonts w:ascii="TH Sarabun New" w:hAnsi="TH Sarabun New" w:cs="TH Sarabun New"/>
+              </w:rPr>
+            </w:pPr>
+            <w:r>
+              <w:rPr>
+                <w:rFonts w:ascii="TH Sarabun New" w:hAnsi="TH Sarabun New" w:cs="TH Sarabun New"/>
+              </w:rPr>
+              <w:lastRenderedPageBreak/>
               <w:t>{#workerWelderOthers}</w:t>
             </w:r>
           </w:p>
         </w:tc>
         <w:tc>
           <w:tcPr>
-            <w:tcW w:w="3986" w:type="dxa"/>
-          </w:tcPr>
-          <w:p>
-            <w:pPr>
-              <w:rPr>
-                <w:rFonts w:ascii="TH Sarabun New" w:hAnsi="TH Sarabun New" w:cs="TH Sarabun New"/>
-              </w:rPr>
-            </w:pPr>
-          </w:p>
-        </w:tc>
-        <w:tc>
-          <w:tcPr>
-            <w:tcW w:w="810" w:type="dxa"/>
-          </w:tcPr>
-          <w:p>
-            <w:pPr>
-              <w:rPr>
-                <w:rFonts w:ascii="TH Sarabun New" w:hAnsi="TH Sarabun New" w:cs="TH Sarabun New"/>
-              </w:rPr>
-            </w:pPr>
-          </w:p>
-        </w:tc>
-        <w:tc>
-          <w:tcPr>
-            <w:tcW w:w="1440" w:type="dxa"/>
+            <w:tcW w:w="3241" w:type="dxa"/>
+          </w:tcPr>
+          <w:p>
+            <w:pPr>
+              <w:rPr>
+                <w:rFonts w:ascii="TH Sarabun New" w:hAnsi="TH Sarabun New" w:cs="TH Sarabun New"/>
+              </w:rPr>
+            </w:pPr>
+          </w:p>
+        </w:tc>
+        <w:tc>
+          <w:tcPr>
+            <w:tcW w:w="822" w:type="dxa"/>
+          </w:tcPr>
+          <w:p>
+            <w:pPr>
+              <w:rPr>
+                <w:rFonts w:ascii="TH Sarabun New" w:hAnsi="TH Sarabun New" w:cs="TH Sarabun New"/>
+              </w:rPr>
+            </w:pPr>
+          </w:p>
+        </w:tc>
+        <w:tc>
+          <w:tcPr>
+            <w:tcW w:w="2985" w:type="dxa"/>
           </w:tcPr>
           <w:p>
             <w:pPr>
@@ -3114,7 +3116,7 @@
         </w:tc>
         <w:tc>
           <w:tcPr>
-            <w:tcW w:w="2610" w:type="dxa"/>
+            <w:tcW w:w="2334" w:type="dxa"/>
             <w:vMerge/>
             <w:vAlign w:val="center"/>
           </w:tcPr>
@@ -3134,7 +3136,7 @@
         </w:trPr>
         <w:tc>
           <w:tcPr>
-            <w:tcW w:w="599" w:type="dxa"/>
+            <w:tcW w:w="704" w:type="dxa"/>
           </w:tcPr>
           <w:p>
             <w:pPr>
@@ -3152,7 +3154,7 @@
         </w:tc>
         <w:tc>
           <w:tcPr>
-            <w:tcW w:w="3986" w:type="dxa"/>
+            <w:tcW w:w="3241" w:type="dxa"/>
           </w:tcPr>
           <w:p>
             <w:pPr>
@@ -3186,7 +3188,7 @@
         </w:tc>
         <w:tc>
           <w:tcPr>
-            <w:tcW w:w="810" w:type="dxa"/>
+            <w:tcW w:w="822" w:type="dxa"/>
           </w:tcPr>
           <w:p>
             <w:pPr>
@@ -3204,7 +3206,7 @@
         </w:tc>
         <w:tc>
           <w:tcPr>
-            <w:tcW w:w="1440" w:type="dxa"/>
+            <w:tcW w:w="2985" w:type="dxa"/>
           </w:tcPr>
           <w:p>
             <w:pPr>
@@ -3238,7 +3240,7 @@
         </w:tc>
         <w:tc>
           <w:tcPr>
-            <w:tcW w:w="2610" w:type="dxa"/>
+            <w:tcW w:w="2334" w:type="dxa"/>
             <w:vMerge/>
             <w:vAlign w:val="center"/>
           </w:tcPr>
@@ -3258,7 +3260,7 @@
         </w:trPr>
         <w:tc>
           <w:tcPr>
-            <w:tcW w:w="599" w:type="dxa"/>
+            <w:tcW w:w="704" w:type="dxa"/>
           </w:tcPr>
           <w:p>
             <w:pPr>
@@ -3276,31 +3278,31 @@
         </w:tc>
         <w:tc>
           <w:tcPr>
-            <w:tcW w:w="3986" w:type="dxa"/>
-          </w:tcPr>
-          <w:p>
-            <w:pPr>
-              <w:rPr>
-                <w:rFonts w:ascii="TH Sarabun New" w:hAnsi="TH Sarabun New" w:cs="TH Sarabun New"/>
-              </w:rPr>
-            </w:pPr>
-          </w:p>
-        </w:tc>
-        <w:tc>
-          <w:tcPr>
-            <w:tcW w:w="810" w:type="dxa"/>
-          </w:tcPr>
-          <w:p>
-            <w:pPr>
-              <w:rPr>
-                <w:rFonts w:ascii="TH Sarabun New" w:hAnsi="TH Sarabun New" w:cs="TH Sarabun New"/>
-              </w:rPr>
-            </w:pPr>
-          </w:p>
-        </w:tc>
-        <w:tc>
-          <w:tcPr>
-            <w:tcW w:w="1440" w:type="dxa"/>
+            <w:tcW w:w="3241" w:type="dxa"/>
+          </w:tcPr>
+          <w:p>
+            <w:pPr>
+              <w:rPr>
+                <w:rFonts w:ascii="TH Sarabun New" w:hAnsi="TH Sarabun New" w:cs="TH Sarabun New"/>
+              </w:rPr>
+            </w:pPr>
+          </w:p>
+        </w:tc>
+        <w:tc>
+          <w:tcPr>
+            <w:tcW w:w="822" w:type="dxa"/>
+          </w:tcPr>
+          <w:p>
+            <w:pPr>
+              <w:rPr>
+                <w:rFonts w:ascii="TH Sarabun New" w:hAnsi="TH Sarabun New" w:cs="TH Sarabun New"/>
+              </w:rPr>
+            </w:pPr>
+          </w:p>
+        </w:tc>
+        <w:tc>
+          <w:tcPr>
+            <w:tcW w:w="2985" w:type="dxa"/>
           </w:tcPr>
           <w:p>
             <w:pPr>
@@ -3332,7 +3334,7 @@
         </w:tc>
         <w:tc>
           <w:tcPr>
-            <w:tcW w:w="2610" w:type="dxa"/>
+            <w:tcW w:w="2334" w:type="dxa"/>
             <w:vMerge/>
             <w:vAlign w:val="center"/>
           </w:tcPr>
@@ -3352,7 +3354,7 @@
         </w:trPr>
         <w:tc>
           <w:tcPr>
-            <w:tcW w:w="599" w:type="dxa"/>
+            <w:tcW w:w="704" w:type="dxa"/>
           </w:tcPr>
           <w:p>
             <w:pPr>
@@ -3370,7 +3372,7 @@
         </w:tc>
         <w:tc>
           <w:tcPr>
-            <w:tcW w:w="3986" w:type="dxa"/>
+            <w:tcW w:w="3241" w:type="dxa"/>
           </w:tcPr>
           <w:p>
             <w:pPr>
@@ -3390,7 +3392,7 @@
         </w:tc>
         <w:tc>
           <w:tcPr>
-            <w:tcW w:w="810" w:type="dxa"/>
+            <w:tcW w:w="822" w:type="dxa"/>
           </w:tcPr>
           <w:p>
             <w:pPr>
@@ -3408,7 +3410,7 @@
         </w:tc>
         <w:tc>
           <w:tcPr>
-            <w:tcW w:w="1440" w:type="dxa"/>
+            <w:tcW w:w="2985" w:type="dxa"/>
           </w:tcPr>
           <w:p>
             <w:pPr>
@@ -3442,7 +3444,7 @@
         </w:tc>
         <w:tc>
           <w:tcPr>
-            <w:tcW w:w="2610" w:type="dxa"/>
+            <w:tcW w:w="2334" w:type="dxa"/>
             <w:vMerge/>
             <w:vAlign w:val="center"/>
           </w:tcPr>
@@ -3462,7 +3464,7 @@
         </w:trPr>
         <w:tc>
           <w:tcPr>
-            <w:tcW w:w="599" w:type="dxa"/>
+            <w:tcW w:w="704" w:type="dxa"/>
           </w:tcPr>
           <w:p>
             <w:pPr>
@@ -3480,31 +3482,31 @@
         </w:tc>
         <w:tc>
           <w:tcPr>
-            <w:tcW w:w="3986" w:type="dxa"/>
-          </w:tcPr>
-          <w:p>
-            <w:pPr>
-              <w:rPr>
-                <w:rFonts w:ascii="TH Sarabun New" w:hAnsi="TH Sarabun New" w:cs="TH Sarabun New"/>
-              </w:rPr>
-            </w:pPr>
-          </w:p>
-        </w:tc>
-        <w:tc>
-          <w:tcPr>
-            <w:tcW w:w="810" w:type="dxa"/>
-          </w:tcPr>
-          <w:p>
-            <w:pPr>
-              <w:rPr>
-                <w:rFonts w:ascii="TH Sarabun New" w:hAnsi="TH Sarabun New" w:cs="TH Sarabun New"/>
-              </w:rPr>
-            </w:pPr>
-          </w:p>
-        </w:tc>
-        <w:tc>
-          <w:tcPr>
-            <w:tcW w:w="1440" w:type="dxa"/>
+            <w:tcW w:w="3241" w:type="dxa"/>
+          </w:tcPr>
+          <w:p>
+            <w:pPr>
+              <w:rPr>
+                <w:rFonts w:ascii="TH Sarabun New" w:hAnsi="TH Sarabun New" w:cs="TH Sarabun New"/>
+              </w:rPr>
+            </w:pPr>
+          </w:p>
+        </w:tc>
+        <w:tc>
+          <w:tcPr>
+            <w:tcW w:w="822" w:type="dxa"/>
+          </w:tcPr>
+          <w:p>
+            <w:pPr>
+              <w:rPr>
+                <w:rFonts w:ascii="TH Sarabun New" w:hAnsi="TH Sarabun New" w:cs="TH Sarabun New"/>
+              </w:rPr>
+            </w:pPr>
+          </w:p>
+        </w:tc>
+        <w:tc>
+          <w:tcPr>
+            <w:tcW w:w="2985" w:type="dxa"/>
           </w:tcPr>
           <w:p>
             <w:pPr>
@@ -3536,7 +3538,7 @@
         </w:tc>
         <w:tc>
           <w:tcPr>
-            <w:tcW w:w="2610" w:type="dxa"/>
+            <w:tcW w:w="2334" w:type="dxa"/>
             <w:vMerge/>
             <w:vAlign w:val="center"/>
           </w:tcPr>
@@ -4701,7 +4703,7 @@
             </wp:anchor>
           </w:drawing>
         </mc:Choice>
-        <mc:Fallback xmlns:a="http://schemas.openxmlformats.org/drawingml/2006/main" xmlns:pic="http://schemas.openxmlformats.org/drawingml/2006/picture" xmlns:a14="http://schemas.microsoft.com/office/drawing/2010/main">
+        <mc:Fallback xmlns:a14="http://schemas.microsoft.com/office/drawing/2010/main" xmlns:pic="http://schemas.openxmlformats.org/drawingml/2006/picture" xmlns:a="http://schemas.openxmlformats.org/drawingml/2006/main">
           <w:pict>
             <v:line id="Line 42" style="position:absolute;z-index:251663360;visibility:visible;mso-wrap-style:square;mso-width-percent:0;mso-height-percent:0;mso-wrap-distance-left:9pt;mso-wrap-distance-top:-8e-5mm;mso-wrap-distance-right:9pt;mso-wrap-distance-bottom:-8e-5mm;mso-position-horizontal:absolute;mso-position-horizontal-relative:text;mso-position-vertical:absolute;mso-position-vertical-relative:text;mso-width-percent:0;mso-height-percent:0;mso-width-relative:page;mso-height-relative:page" o:spid="_x0000_s1026" strokecolor="blue" strokeweight="3pt" from="-14pt,7.55pt" to="478.45pt,7.55pt" w14:anchorId="279E189F" o:gfxdata="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"/>
           </w:pict>
@@ -8506,6 +8508,38 @@
 </file>
 
 <file path=customXml/item1.xml><?xml version="1.0" encoding="utf-8"?>
+<b:Sources xmlns:b="http://schemas.openxmlformats.org/officeDocument/2006/bibliography" xmlns="http://schemas.openxmlformats.org/officeDocument/2006/bibliography" SelectedStyle="\APA.XSL" StyleName="APA"/>
+</file>
+
+<file path=customXml/item2.xml><?xml version="1.0" encoding="utf-8"?>
+<?mso-contentType ?>
+<FormTemplates xmlns="http://schemas.microsoft.com/sharepoint/v3/contenttype/forms">
+  <Display>DocumentLibraryForm</Display>
+  <Edit>DocumentLibraryForm</Edit>
+  <New>DocumentLibraryForm</New>
+</FormTemplates>
+</file>
+
+<file path=customXml/item3.xml><?xml version="1.0" encoding="utf-8"?>
+<p:properties xmlns:p="http://schemas.microsoft.com/office/2006/metadata/properties" xmlns:xsi="http://www.w3.org/2001/XMLSchema-instance" xmlns:pc="http://schemas.microsoft.com/office/infopath/2007/PartnerControls">
+  <documentManagement>
+    <TaxCatchAll xmlns="fad167c8-c6a5-4f82-8b36-931161015ea3" xsi:nil="true"/>
+    <lcf76f155ced4ddcb4097134ff3c332f xmlns="01c07b5d-ade4-4bda-a09a-363f0f13de45">
+      <Terms xmlns="http://schemas.microsoft.com/office/infopath/2007/PartnerControls"/>
+    </lcf76f155ced4ddcb4097134ff3c332f>
+    <MediaLengthInSeconds xmlns="01c07b5d-ade4-4bda-a09a-363f0f13de45" xsi:nil="true"/>
+    <SharedWithUsers xmlns="fad167c8-c6a5-4f82-8b36-931161015ea3">
+      <UserInfo>
+        <DisplayName/>
+        <AccountId xsi:nil="true"/>
+        <AccountType/>
+      </UserInfo>
+    </SharedWithUsers>
+  </documentManagement>
+</p:properties>
+</file>
+
+<file path=customXml/item4.xml><?xml version="1.0" encoding="utf-8"?>
 <ct:contentTypeSchema xmlns:ct="http://schemas.microsoft.com/office/2006/metadata/contentType" xmlns:ma="http://schemas.microsoft.com/office/2006/metadata/properties/metaAttributes" ct:_="" ma:_="" ma:contentTypeName="เอกสาร" ma:contentTypeID="0x0101006C96D164FDDE4E44A3208710187E6459" ma:contentTypeVersion="16" ma:contentTypeDescription="สร้างเอกสารใหม่" ma:contentTypeScope="" ma:versionID="24b18d4bf24cfd9752272050800ad7eb">
   <xsd:schema xmlns:xsd="http://www.w3.org/2001/XMLSchema" xmlns:xs="http://www.w3.org/2001/XMLSchema" xmlns:p="http://schemas.microsoft.com/office/2006/metadata/properties" xmlns:ns2="01c07b5d-ade4-4bda-a09a-363f0f13de45" xmlns:ns3="fad167c8-c6a5-4f82-8b36-931161015ea3" targetNamespace="http://schemas.microsoft.com/office/2006/metadata/properties" ma:root="true" ma:fieldsID="9883712e6e788563a694c749383e3c27" ns2:_="" ns3:_="">
     <xsd:import namespace="01c07b5d-ade4-4bda-a09a-363f0f13de45"/>
@@ -8746,39 +8780,34 @@
 </ct:contentTypeSchema>
 </file>
 
-<file path=customXml/item2.xml><?xml version="1.0" encoding="utf-8"?>
-<p:properties xmlns:p="http://schemas.microsoft.com/office/2006/metadata/properties" xmlns:xsi="http://www.w3.org/2001/XMLSchema-instance" xmlns:pc="http://schemas.microsoft.com/office/infopath/2007/PartnerControls">
-  <documentManagement>
-    <TaxCatchAll xmlns="fad167c8-c6a5-4f82-8b36-931161015ea3" xsi:nil="true"/>
-    <lcf76f155ced4ddcb4097134ff3c332f xmlns="01c07b5d-ade4-4bda-a09a-363f0f13de45">
-      <Terms xmlns="http://schemas.microsoft.com/office/infopath/2007/PartnerControls"/>
-    </lcf76f155ced4ddcb4097134ff3c332f>
-    <MediaLengthInSeconds xmlns="01c07b5d-ade4-4bda-a09a-363f0f13de45" xsi:nil="true"/>
-    <SharedWithUsers xmlns="fad167c8-c6a5-4f82-8b36-931161015ea3">
-      <UserInfo>
-        <DisplayName/>
-        <AccountId xsi:nil="true"/>
-        <AccountType/>
-      </UserInfo>
-    </SharedWithUsers>
-  </documentManagement>
-</p:properties>
+<file path=customXml/itemProps1.xml><?xml version="1.0" encoding="utf-8"?>
+<ds:datastoreItem xmlns:ds="http://schemas.openxmlformats.org/officeDocument/2006/customXml" ds:itemID="{2AF72C5B-B66C-4E5A-9D56-F8EB2E9BE263}">
+  <ds:schemaRefs>
+    <ds:schemaRef ds:uri="http://schemas.openxmlformats.org/officeDocument/2006/bibliography"/>
+  </ds:schemaRefs>
+</ds:datastoreItem>
 </file>
 
-<file path=customXml/item3.xml><?xml version="1.0" encoding="utf-8"?>
-<?mso-contentType ?>
-<FormTemplates xmlns="http://schemas.microsoft.com/sharepoint/v3/contenttype/forms">
-  <Display>DocumentLibraryForm</Display>
-  <Edit>DocumentLibraryForm</Edit>
-  <New>DocumentLibraryForm</New>
-</FormTemplates>
+<file path=customXml/itemProps2.xml><?xml version="1.0" encoding="utf-8"?>
+<ds:datastoreItem xmlns:ds="http://schemas.openxmlformats.org/officeDocument/2006/customXml" ds:itemID="{40C36E95-4CDA-4EDD-BE0F-8B0740A8401E}">
+  <ds:schemaRefs>
+    <ds:schemaRef ds:uri="http://schemas.microsoft.com/sharepoint/v3/contenttype/forms"/>
+  </ds:schemaRefs>
+</ds:datastoreItem>
 </file>
 
-<file path=customXml/item4.xml><?xml version="1.0" encoding="utf-8"?>
-<b:Sources xmlns:b="http://schemas.openxmlformats.org/officeDocument/2006/bibliography" xmlns="http://schemas.openxmlformats.org/officeDocument/2006/bibliography" SelectedStyle="\APA.XSL" StyleName="APA"/>
+<file path=customXml/itemProps3.xml><?xml version="1.0" encoding="utf-8"?>
+<ds:datastoreItem xmlns:ds="http://schemas.openxmlformats.org/officeDocument/2006/customXml" ds:itemID="{614D27B1-2CA7-410A-9776-A14E06505DDA}">
+  <ds:schemaRefs>
+    <ds:schemaRef ds:uri="http://schemas.microsoft.com/office/2006/metadata/properties"/>
+    <ds:schemaRef ds:uri="http://schemas.microsoft.com/office/infopath/2007/PartnerControls"/>
+    <ds:schemaRef ds:uri="fad167c8-c6a5-4f82-8b36-931161015ea3"/>
+    <ds:schemaRef ds:uri="01c07b5d-ade4-4bda-a09a-363f0f13de45"/>
+  </ds:schemaRefs>
+</ds:datastoreItem>
 </file>
 
-<file path=customXml/itemProps1.xml><?xml version="1.0" encoding="utf-8"?>
+<file path=customXml/itemProps4.xml><?xml version="1.0" encoding="utf-8"?>
 <ds:datastoreItem xmlns:ds="http://schemas.openxmlformats.org/officeDocument/2006/customXml" ds:itemID="{6989EA6B-B870-40CB-AFC2-230F392D7564}">
   <ds:schemaRefs>
     <ds:schemaRef ds:uri="http://schemas.microsoft.com/office/2006/metadata/contentType"/>
@@ -8795,31 +8824,4 @@
     <ds:schemaRef ds:uri="http://schemas.microsoft.com/internal/obd"/>
   </ds:schemaRefs>
 </ds:datastoreItem>
-</file>
-
-<file path=customXml/itemProps2.xml><?xml version="1.0" encoding="utf-8"?>
-<ds:datastoreItem xmlns:ds="http://schemas.openxmlformats.org/officeDocument/2006/customXml" ds:itemID="{614D27B1-2CA7-410A-9776-A14E06505DDA}">
-  <ds:schemaRefs>
-    <ds:schemaRef ds:uri="http://schemas.microsoft.com/office/2006/metadata/properties"/>
-    <ds:schemaRef ds:uri="http://schemas.microsoft.com/office/infopath/2007/PartnerControls"/>
-    <ds:schemaRef ds:uri="fad167c8-c6a5-4f82-8b36-931161015ea3"/>
-    <ds:schemaRef ds:uri="01c07b5d-ade4-4bda-a09a-363f0f13de45"/>
-  </ds:schemaRefs>
-</ds:datastoreItem>
-</file>
-
-<file path=customXml/itemProps3.xml><?xml version="1.0" encoding="utf-8"?>
-<ds:datastoreItem xmlns:ds="http://schemas.openxmlformats.org/officeDocument/2006/customXml" ds:itemID="{40C36E95-4CDA-4EDD-BE0F-8B0740A8401E}">
-  <ds:schemaRefs>
-    <ds:schemaRef ds:uri="http://schemas.microsoft.com/sharepoint/v3/contenttype/forms"/>
-  </ds:schemaRefs>
-</ds:datastoreItem>
-</file>
-
-<file path=customXml/itemProps4.xml><?xml version="1.0" encoding="utf-8"?>
-<ds:datastoreItem xmlns:ds="http://schemas.openxmlformats.org/officeDocument/2006/customXml" ds:itemID="{2AF72C5B-B66C-4E5A-9D56-F8EB2E9BE263}">
-  <ds:schemaRefs>
-    <ds:schemaRef ds:uri="http://schemas.openxmlformats.org/officeDocument/2006/bibliography"/>
-  </ds:schemaRefs>
-</ds:datastoreItem>
 </file>